--- a/04-滤波电路/05-其他滤波器/开关电容滤波器/开关电容滤波器.docx
+++ b/04-滤波电路/05-其他滤波器/开关电容滤波器/开关电容滤波器.docx
@@ -2742,6 +2742,20 @@
     </w:p>
     <w:bookmarkEnd w:id="26"/>
     <w:bookmarkEnd w:id="27"/>
+    <w:p>
+      <w:pPr>
+        <w:spacing w:before="360"/>
+        <w:jc w:val="center"/>
+      </w:pPr>
+      <w:r>
+        <w:rPr>
+          <w:rFonts w:ascii="Times New Roman" w:hAnsi="Times New Roman"/>
+          <w:color w:val="555555"/>
+          <w:sz w:val="21"/>
+        </w:rPr>
+        <w:t>材料收集者：杜文杰</w:t>
+      </w:r>
+    </w:p>
     <w:sectPr>
       <w:headerReference r:id="rId9" w:type="default"/>
       <w:footerReference r:id="rId10" w:type="default"/>

--- a/04-滤波电路/05-其他滤波器/开关电容滤波器/开关电容滤波器.docx
+++ b/04-滤波电路/05-其他滤波器/开关电容滤波器/开关电容滤波器.docx
@@ -1,6 +1,6 @@
 
 <file path=word/document.xml><?xml version="1.0" encoding="utf-8"?>
-<w:document xmlns:w="http://schemas.openxmlformats.org/wordprocessingml/2006/main" xmlns:m="http://schemas.openxmlformats.org/officeDocument/2006/math" xmlns:r="http://schemas.openxmlformats.org/officeDocument/2006/relationships" xmlns:o="urn:schemas-microsoft-com:office:office" xmlns:v="urn:schemas-microsoft-com:vml" xmlns:w10="urn:schemas-microsoft-com:office:word" xmlns:a="http://schemas.openxmlformats.org/drawingml/2006/main" xmlns:pic="http://schemas.openxmlformats.org/drawingml/2006/picture" xmlns:wp="http://schemas.openxmlformats.org/drawingml/2006/wordprocessingDrawing">
+<w:document xmlns:m="http://schemas.openxmlformats.org/officeDocument/2006/math" xmlns:r="http://schemas.openxmlformats.org/officeDocument/2006/relationships" xmlns:w="http://schemas.openxmlformats.org/wordprocessingml/2006/main" xmlns:o="urn:schemas-microsoft-com:office:office" xmlns:v="urn:schemas-microsoft-com:vml" xmlns:w10="urn:schemas-microsoft-com:office:word" xmlns:a="http://schemas.openxmlformats.org/drawingml/2006/main" xmlns:pic="http://schemas.openxmlformats.org/drawingml/2006/picture" xmlns:wp="http://schemas.openxmlformats.org/drawingml/2006/wordprocessingDrawing">
   <w:body>
     <w:bookmarkStart w:id="27" w:name="开关电容滤波器"/>
     <w:p>
@@ -9,7 +9,7 @@
       </w:pPr>
       <w:r>
         <w:rPr>
-          <w:rFonts w:hint="eastAsia"/>
+          <w:rFonts w:hint="eastAsia" w:eastAsia="黑体"/>
         </w:rPr>
         <w:t xml:space="preserve">开关电容滤波器</w:t>
       </w:r>
@@ -21,7 +21,7 @@
       </w:pPr>
       <w:r>
         <w:rPr>
-          <w:rFonts w:hint="eastAsia"/>
+          <w:rFonts w:hint="eastAsia" w:eastAsia="黑体"/>
         </w:rPr>
         <w:t xml:space="preserve">拓扑描述</w:t>
       </w:r>
@@ -32,16 +32,19 @@
       </w:pPr>
       <w:r>
         <w:rPr>
-          <w:rFonts w:hint="eastAsia"/>
+          <w:rFonts w:hint="eastAsia" w:eastAsia="黑体"/>
         </w:rPr>
         <w:t xml:space="preserve">本电路由</w:t>
       </w:r>
       <w:r>
+        <w:rPr>
+          <w:rFonts w:eastAsia="黑体"/>
+        </w:rPr>
         <w:t xml:space="preserve"> </w:t>
       </w:r>
       <w:r>
         <w:rPr>
-          <w:rFonts w:hint="eastAsia"/>
+          <w:rFonts w:hint="eastAsia" w:eastAsia="黑体"/>
           <w:b/>
           <w:bCs/>
         </w:rPr>
@@ -49,6 +52,7 @@
       </w:r>
       <w:r>
         <w:rPr>
+          <w:rFonts w:eastAsia="黑体"/>
           <w:b/>
           <w:bCs/>
         </w:rPr>
@@ -56,7 +60,7 @@
       </w:r>
       <w:r>
         <w:rPr>
-          <w:rFonts w:hint="eastAsia"/>
+          <w:rFonts w:hint="eastAsia" w:eastAsia="黑体"/>
           <w:b/>
           <w:bCs/>
         </w:rPr>
@@ -64,6 +68,7 @@
       </w:r>
       <w:r>
         <w:rPr>
+          <w:rFonts w:eastAsia="黑体"/>
           <w:b/>
           <w:bCs/>
         </w:rPr>
@@ -71,7 +76,7 @@
       </w:r>
       <w:r>
         <w:rPr>
-          <w:rFonts w:hint="eastAsia"/>
+          <w:rFonts w:hint="eastAsia" w:eastAsia="黑体"/>
           <w:b/>
           <w:bCs/>
         </w:rPr>
@@ -79,6 +84,7 @@
       </w:r>
       <w:r>
         <w:rPr>
+          <w:rFonts w:eastAsia="黑体"/>
           <w:b/>
           <w:bCs/>
         </w:rPr>
@@ -86,7 +92,7 @@
       </w:r>
       <w:r>
         <w:rPr>
-          <w:rFonts w:hint="eastAsia"/>
+          <w:rFonts w:hint="eastAsia" w:eastAsia="黑体"/>
           <w:b/>
           <w:bCs/>
         </w:rPr>
@@ -94,6 +100,7 @@
       </w:r>
       <w:r>
         <w:rPr>
+          <w:rFonts w:eastAsia="黑体"/>
           <w:b/>
           <w:bCs/>
         </w:rPr>
@@ -106,7 +113,7 @@
       </m:oMath>
       <w:r>
         <w:rPr>
-          <w:rFonts w:hint="eastAsia"/>
+          <w:rFonts w:hint="eastAsia" w:eastAsia="黑体"/>
           <w:b/>
           <w:bCs/>
         </w:rPr>
@@ -114,6 +121,7 @@
       </w:r>
       <w:r>
         <w:rPr>
+          <w:rFonts w:eastAsia="黑体"/>
           <w:b/>
           <w:bCs/>
         </w:rPr>
@@ -134,24 +142,33 @@
         </m:sSub>
       </m:oMath>
       <w:r>
+        <w:rPr>
+          <w:rFonts w:eastAsia="黑体"/>
+        </w:rPr>
         <w:t xml:space="preserve"> </w:t>
       </w:r>
       <w:r>
         <w:rPr>
-          <w:rFonts w:hint="eastAsia"/>
+          <w:rFonts w:hint="eastAsia" w:eastAsia="黑体"/>
         </w:rPr>
         <w:t xml:space="preserve">组成的开关电容（SC）滤波器，用开关电容等效电阻替代传统有源</w:t>
       </w:r>
       <w:r>
+        <w:rPr>
+          <w:rFonts w:eastAsia="黑体"/>
+        </w:rPr>
         <w:t xml:space="preserve"> RC </w:t>
       </w:r>
       <w:r>
         <w:rPr>
-          <w:rFonts w:hint="eastAsia"/>
+          <w:rFonts w:hint="eastAsia" w:eastAsia="黑体"/>
         </w:rPr>
         <w:t xml:space="preserve">滤波器中的电阻。关键节点命名如下：输入节点</w:t>
       </w:r>
       <w:r>
+        <w:rPr>
+          <w:rFonts w:eastAsia="黑体"/>
+        </w:rPr>
         <w:t xml:space="preserve"> </w:t>
       </w:r>
       <m:oMath>
@@ -172,15 +189,21 @@
         </m:sSub>
       </m:oMath>
       <w:r>
+        <w:rPr>
+          <w:rFonts w:eastAsia="黑体"/>
+        </w:rPr>
         <w:t xml:space="preserve"> </w:t>
       </w:r>
       <w:r>
         <w:rPr>
-          <w:rFonts w:hint="eastAsia"/>
+          <w:rFonts w:hint="eastAsia" w:eastAsia="黑体"/>
         </w:rPr>
         <w:t xml:space="preserve">为信号入口，输出节点</w:t>
       </w:r>
       <w:r>
+        <w:rPr>
+          <w:rFonts w:eastAsia="黑体"/>
+        </w:rPr>
         <w:t xml:space="preserve"> </w:t>
       </w:r>
       <m:oMath>
@@ -204,24 +227,33 @@
         </m:sSub>
       </m:oMath>
       <w:r>
+        <w:rPr>
+          <w:rFonts w:eastAsia="黑体"/>
+        </w:rPr>
         <w:t xml:space="preserve"> </w:t>
       </w:r>
       <w:r>
         <w:rPr>
-          <w:rFonts w:hint="eastAsia"/>
+          <w:rFonts w:hint="eastAsia" w:eastAsia="黑体"/>
         </w:rPr>
         <w:t xml:space="preserve">为运放输出端</w:t>
       </w:r>
       <w:r>
+        <w:rPr>
+          <w:rFonts w:eastAsia="黑体"/>
+        </w:rPr>
         <w:t xml:space="preserve"> </w:t>
       </w:r>
       <w:r>
         <w:rPr>
-          <w:rFonts w:hint="eastAsia"/>
+          <w:rFonts w:hint="eastAsia" w:eastAsia="黑体"/>
         </w:rPr>
         <w:t xml:space="preserve">OUT，地节点</w:t>
       </w:r>
       <w:r>
+        <w:rPr>
+          <w:rFonts w:eastAsia="黑体"/>
+        </w:rPr>
         <w:t xml:space="preserve"> </w:t>
       </w:r>
       <m:oMath>
@@ -236,15 +268,21 @@
         </m:r>
       </m:oMath>
       <w:r>
+        <w:rPr>
+          <w:rFonts w:eastAsia="黑体"/>
+        </w:rPr>
         <w:t xml:space="preserve"> </w:t>
       </w:r>
       <w:r>
         <w:rPr>
-          <w:rFonts w:hint="eastAsia"/>
+          <w:rFonts w:hint="eastAsia" w:eastAsia="黑体"/>
         </w:rPr>
         <w:t xml:space="preserve">为公共参考；开关中间节点</w:t>
       </w:r>
       <w:r>
+        <w:rPr>
+          <w:rFonts w:eastAsia="黑体"/>
+        </w:rPr>
         <w:t xml:space="preserve"> </w:t>
       </w:r>
       <m:oMath>
@@ -262,33 +300,45 @@
         </m:sSub>
       </m:oMath>
       <w:r>
+        <w:rPr>
+          <w:rFonts w:eastAsia="黑体"/>
+        </w:rPr>
         <w:t xml:space="preserve"> </w:t>
       </w:r>
       <w:r>
         <w:rPr>
-          <w:rFonts w:hint="eastAsia"/>
+          <w:rFonts w:hint="eastAsia" w:eastAsia="黑体"/>
         </w:rPr>
         <w:t xml:space="preserve">为开关</w:t>
       </w:r>
       <w:r>
+        <w:rPr>
+          <w:rFonts w:eastAsia="黑体"/>
+        </w:rPr>
         <w:t xml:space="preserve"> S1 </w:t>
       </w:r>
       <w:r>
         <w:rPr>
-          <w:rFonts w:hint="eastAsia"/>
+          <w:rFonts w:hint="eastAsia" w:eastAsia="黑体"/>
         </w:rPr>
         <w:t xml:space="preserve">与</w:t>
       </w:r>
       <w:r>
+        <w:rPr>
+          <w:rFonts w:eastAsia="黑体"/>
+        </w:rPr>
         <w:t xml:space="preserve"> S2 </w:t>
       </w:r>
       <w:r>
         <w:rPr>
-          <w:rFonts w:hint="eastAsia"/>
+          <w:rFonts w:hint="eastAsia" w:eastAsia="黑体"/>
         </w:rPr>
         <w:t xml:space="preserve">交替切换时电容</w:t>
       </w:r>
       <w:r>
+        <w:rPr>
+          <w:rFonts w:eastAsia="黑体"/>
+        </w:rPr>
         <w:t xml:space="preserve"> </w:t>
       </w:r>
       <m:oMath>
@@ -297,15 +347,21 @@
         </m:r>
       </m:oMath>
       <w:r>
+        <w:rPr>
+          <w:rFonts w:eastAsia="黑体"/>
+        </w:rPr>
         <w:t xml:space="preserve"> </w:t>
       </w:r>
       <w:r>
         <w:rPr>
-          <w:rFonts w:hint="eastAsia"/>
+          <w:rFonts w:hint="eastAsia" w:eastAsia="黑体"/>
         </w:rPr>
         <w:t xml:space="preserve">的浮空端点；运放反相端节点</w:t>
       </w:r>
       <w:r>
+        <w:rPr>
+          <w:rFonts w:eastAsia="黑体"/>
+        </w:rPr>
         <w:t xml:space="preserve"> </w:t>
       </w:r>
       <m:oMath>
@@ -333,11 +389,14 @@
       </m:oMath>
       <w:r>
         <w:rPr>
-          <w:rFonts w:hint="eastAsia"/>
+          <w:rFonts w:hint="eastAsia" w:eastAsia="黑体"/>
         </w:rPr>
         <w:t xml:space="preserve">（虚地）为反馈电容</w:t>
       </w:r>
       <w:r>
+        <w:rPr>
+          <w:rFonts w:eastAsia="黑体"/>
+        </w:rPr>
         <w:t xml:space="preserve"> </w:t>
       </w:r>
       <m:oMath>
@@ -355,15 +414,21 @@
         </m:sSub>
       </m:oMath>
       <w:r>
+        <w:rPr>
+          <w:rFonts w:eastAsia="黑体"/>
+        </w:rPr>
         <w:t xml:space="preserve"> </w:t>
       </w:r>
       <w:r>
         <w:rPr>
-          <w:rFonts w:hint="eastAsia"/>
+          <w:rFonts w:hint="eastAsia" w:eastAsia="黑体"/>
         </w:rPr>
         <w:t xml:space="preserve">与开关支路的汇聚点；时钟端</w:t>
       </w:r>
       <w:r>
+        <w:rPr>
+          <w:rFonts w:eastAsia="黑体"/>
+        </w:rPr>
         <w:t xml:space="preserve"> </w:t>
       </w:r>
       <m:oMath>
@@ -387,15 +452,21 @@
         </m:sSub>
       </m:oMath>
       <w:r>
+        <w:rPr>
+          <w:rFonts w:eastAsia="黑体"/>
+        </w:rPr>
         <w:t xml:space="preserve"> </w:t>
       </w:r>
       <w:r>
         <w:rPr>
-          <w:rFonts w:hint="eastAsia"/>
+          <w:rFonts w:hint="eastAsia" w:eastAsia="黑体"/>
         </w:rPr>
         <w:t xml:space="preserve">接入</w:t>
       </w:r>
       <w:r>
+        <w:rPr>
+          <w:rFonts w:eastAsia="黑体"/>
+        </w:rPr>
         <w:t xml:space="preserve"> </w:t>
       </w:r>
       <m:oMath>
@@ -419,11 +490,14 @@
         </m:sSub>
       </m:oMath>
       <w:r>
+        <w:rPr>
+          <w:rFonts w:eastAsia="黑体"/>
+        </w:rPr>
         <w:t xml:space="preserve"> </w:t>
       </w:r>
       <w:r>
         <w:rPr>
-          <w:rFonts w:hint="eastAsia"/>
+          <w:rFonts w:hint="eastAsia" w:eastAsia="黑体"/>
         </w:rPr>
         <w:t xml:space="preserve">时钟信号。</w:t>
       </w:r>
@@ -432,20 +506,26 @@
       <w:pPr/>
       <w:r>
         <w:rPr>
-          <w:rFonts w:hint="eastAsia"/>
+          <w:rFonts w:hint="eastAsia" w:eastAsia="黑体"/>
         </w:rPr>
         <w:t xml:space="preserve">各元件管脚连接：开关电容支路中，输入开关</w:t>
       </w:r>
       <w:r>
+        <w:rPr>
+          <w:rFonts w:eastAsia="黑体"/>
+        </w:rPr>
         <w:t xml:space="preserve"> S1 </w:t>
       </w:r>
       <w:r>
         <w:rPr>
-          <w:rFonts w:hint="eastAsia"/>
+          <w:rFonts w:hint="eastAsia" w:eastAsia="黑体"/>
         </w:rPr>
         <w:t xml:space="preserve">一端接输入节点</w:t>
       </w:r>
       <w:r>
+        <w:rPr>
+          <w:rFonts w:eastAsia="黑体"/>
+        </w:rPr>
         <w:t xml:space="preserve"> </w:t>
       </w:r>
       <m:oMath>
@@ -467,11 +547,14 @@
       </m:oMath>
       <w:r>
         <w:rPr>
-          <w:rFonts w:hint="eastAsia"/>
+          <w:rFonts w:hint="eastAsia" w:eastAsia="黑体"/>
         </w:rPr>
         <w:t xml:space="preserve">、另一端接开关中间节点</w:t>
       </w:r>
       <w:r>
+        <w:rPr>
+          <w:rFonts w:eastAsia="黑体"/>
+        </w:rPr>
         <w:t xml:space="preserve"> </w:t>
       </w:r>
       <m:oMath>
@@ -490,11 +573,14 @@
       </m:oMath>
       <w:r>
         <w:rPr>
-          <w:rFonts w:hint="eastAsia"/>
+          <w:rFonts w:hint="eastAsia" w:eastAsia="黑体"/>
         </w:rPr>
         <w:t xml:space="preserve">，转移电容</w:t>
       </w:r>
       <w:r>
+        <w:rPr>
+          <w:rFonts w:eastAsia="黑体"/>
+        </w:rPr>
         <w:t xml:space="preserve"> </w:t>
       </w:r>
       <m:oMath>
@@ -503,15 +589,21 @@
         </m:r>
       </m:oMath>
       <w:r>
+        <w:rPr>
+          <w:rFonts w:eastAsia="黑体"/>
+        </w:rPr>
         <w:t xml:space="preserve"> </w:t>
       </w:r>
       <w:r>
         <w:rPr>
-          <w:rFonts w:hint="eastAsia"/>
+          <w:rFonts w:hint="eastAsia" w:eastAsia="黑体"/>
         </w:rPr>
         <w:t xml:space="preserve">一端接</w:t>
       </w:r>
       <w:r>
+        <w:rPr>
+          <w:rFonts w:eastAsia="黑体"/>
+        </w:rPr>
         <w:t xml:space="preserve"> </w:t>
       </w:r>
       <m:oMath>
@@ -530,29 +622,38 @@
       </m:oMath>
       <w:r>
         <w:rPr>
-          <w:rFonts w:hint="eastAsia"/>
+          <w:rFonts w:hint="eastAsia" w:eastAsia="黑体"/>
         </w:rPr>
         <w:t xml:space="preserve">、另一端在</w:t>
       </w:r>
       <w:r>
+        <w:rPr>
+          <w:rFonts w:eastAsia="黑体"/>
+        </w:rPr>
         <w:t xml:space="preserve"> S2 </w:t>
       </w:r>
       <w:r>
         <w:rPr>
-          <w:rFonts w:hint="eastAsia"/>
+          <w:rFonts w:hint="eastAsia" w:eastAsia="黑体"/>
         </w:rPr>
         <w:t xml:space="preserve">切换下轮流接地或接反相端，输出开关</w:t>
       </w:r>
       <w:r>
+        <w:rPr>
+          <w:rFonts w:eastAsia="黑体"/>
+        </w:rPr>
         <w:t xml:space="preserve"> S2 </w:t>
       </w:r>
       <w:r>
         <w:rPr>
-          <w:rFonts w:hint="eastAsia"/>
+          <w:rFonts w:hint="eastAsia" w:eastAsia="黑体"/>
         </w:rPr>
         <w:t xml:space="preserve">一端接</w:t>
       </w:r>
       <w:r>
+        <w:rPr>
+          <w:rFonts w:eastAsia="黑体"/>
+        </w:rPr>
         <w:t xml:space="preserve"> </w:t>
       </w:r>
       <m:oMath>
@@ -571,11 +672,14 @@
       </m:oMath>
       <w:r>
         <w:rPr>
-          <w:rFonts w:hint="eastAsia"/>
+          <w:rFonts w:hint="eastAsia" w:eastAsia="黑体"/>
         </w:rPr>
         <w:t xml:space="preserve">、另一端接运放反相端节点</w:t>
       </w:r>
       <w:r>
+        <w:rPr>
+          <w:rFonts w:eastAsia="黑体"/>
+        </w:rPr>
         <w:t xml:space="preserve"> </w:t>
       </w:r>
       <m:oMath>
@@ -603,11 +707,14 @@
       </m:oMath>
       <w:r>
         <w:rPr>
-          <w:rFonts w:hint="eastAsia"/>
+          <w:rFonts w:hint="eastAsia" w:eastAsia="黑体"/>
         </w:rPr>
         <w:t xml:space="preserve">，两开关的栅极（控制端）均由时钟</w:t>
       </w:r>
       <w:r>
+        <w:rPr>
+          <w:rFonts w:eastAsia="黑体"/>
+        </w:rPr>
         <w:t xml:space="preserve"> </w:t>
       </w:r>
       <m:oMath>
@@ -631,15 +738,21 @@
         </m:sSub>
       </m:oMath>
       <w:r>
+        <w:rPr>
+          <w:rFonts w:eastAsia="黑体"/>
+        </w:rPr>
         <w:t xml:space="preserve"> </w:t>
       </w:r>
       <w:r>
         <w:rPr>
-          <w:rFonts w:hint="eastAsia"/>
+          <w:rFonts w:hint="eastAsia" w:eastAsia="黑体"/>
         </w:rPr>
         <w:t xml:space="preserve">的非交叠两相驱动；反馈电容</w:t>
       </w:r>
       <w:r>
+        <w:rPr>
+          <w:rFonts w:eastAsia="黑体"/>
+        </w:rPr>
         <w:t xml:space="preserve"> </w:t>
       </w:r>
       <m:oMath>
@@ -657,15 +770,21 @@
         </m:sSub>
       </m:oMath>
       <w:r>
+        <w:rPr>
+          <w:rFonts w:eastAsia="黑体"/>
+        </w:rPr>
         <w:t xml:space="preserve"> </w:t>
       </w:r>
       <w:r>
         <w:rPr>
-          <w:rFonts w:hint="eastAsia"/>
+          <w:rFonts w:hint="eastAsia" w:eastAsia="黑体"/>
         </w:rPr>
         <w:t xml:space="preserve">一端接</w:t>
       </w:r>
       <w:r>
+        <w:rPr>
+          <w:rFonts w:eastAsia="黑体"/>
+        </w:rPr>
         <w:t xml:space="preserve"> </w:t>
       </w:r>
       <m:oMath>
@@ -693,11 +812,14 @@
       </m:oMath>
       <w:r>
         <w:rPr>
-          <w:rFonts w:hint="eastAsia"/>
+          <w:rFonts w:hint="eastAsia" w:eastAsia="黑体"/>
         </w:rPr>
         <w:t xml:space="preserve">、另一端接运放输出节点</w:t>
       </w:r>
       <w:r>
+        <w:rPr>
+          <w:rFonts w:eastAsia="黑体"/>
+        </w:rPr>
         <w:t xml:space="preserve"> </w:t>
       </w:r>
       <m:oMath>
@@ -722,29 +844,38 @@
       </m:oMath>
       <w:r>
         <w:rPr>
-          <w:rFonts w:hint="eastAsia"/>
+          <w:rFonts w:hint="eastAsia" w:eastAsia="黑体"/>
         </w:rPr>
         <w:t xml:space="preserve">；运放</w:t>
       </w:r>
       <w:r>
+        <w:rPr>
+          <w:rFonts w:eastAsia="黑体"/>
+        </w:rPr>
         <w:t xml:space="preserve"> A </w:t>
       </w:r>
       <w:r>
         <w:rPr>
-          <w:rFonts w:hint="eastAsia"/>
+          <w:rFonts w:hint="eastAsia" w:eastAsia="黑体"/>
         </w:rPr>
         <w:t xml:space="preserve">的</w:t>
       </w:r>
       <w:r>
+        <w:rPr>
+          <w:rFonts w:eastAsia="黑体"/>
+        </w:rPr>
         <w:t xml:space="preserve"> IN+ </w:t>
       </w:r>
       <w:r>
         <w:rPr>
-          <w:rFonts w:hint="eastAsia"/>
+          <w:rFonts w:hint="eastAsia" w:eastAsia="黑体"/>
         </w:rPr>
         <w:t xml:space="preserve">接地节点</w:t>
       </w:r>
       <w:r>
+        <w:rPr>
+          <w:rFonts w:eastAsia="黑体"/>
+        </w:rPr>
         <w:t xml:space="preserve"> </w:t>
       </w:r>
       <m:oMath>
@@ -759,15 +890,21 @@
         </m:r>
       </m:oMath>
       <w:r>
+        <w:rPr>
+          <w:rFonts w:eastAsia="黑体"/>
+        </w:rPr>
         <w:t xml:space="preserve">、IN− </w:t>
       </w:r>
       <w:r>
         <w:rPr>
-          <w:rFonts w:hint="eastAsia"/>
+          <w:rFonts w:hint="eastAsia" w:eastAsia="黑体"/>
         </w:rPr>
         <w:t xml:space="preserve">接</w:t>
       </w:r>
       <w:r>
+        <w:rPr>
+          <w:rFonts w:eastAsia="黑体"/>
+        </w:rPr>
         <w:t xml:space="preserve"> </w:t>
       </w:r>
       <m:oMath>
@@ -794,15 +931,21 @@
         </m:sSub>
       </m:oMath>
       <w:r>
+        <w:rPr>
+          <w:rFonts w:eastAsia="黑体"/>
+        </w:rPr>
         <w:t xml:space="preserve">、OUT </w:t>
       </w:r>
       <w:r>
         <w:rPr>
-          <w:rFonts w:hint="eastAsia"/>
+          <w:rFonts w:hint="eastAsia" w:eastAsia="黑体"/>
         </w:rPr>
         <w:t xml:space="preserve">接</w:t>
       </w:r>
       <w:r>
+        <w:rPr>
+          <w:rFonts w:eastAsia="黑体"/>
+        </w:rPr>
         <w:t xml:space="preserve"> </w:t>
       </w:r>
       <m:oMath>
@@ -826,24 +969,33 @@
         </m:sSub>
       </m:oMath>
       <w:r>
+        <w:rPr>
+          <w:rFonts w:eastAsia="黑体"/>
+        </w:rPr>
         <w:t xml:space="preserve">、V+ </w:t>
       </w:r>
       <w:r>
         <w:rPr>
-          <w:rFonts w:hint="eastAsia"/>
+          <w:rFonts w:hint="eastAsia" w:eastAsia="黑体"/>
         </w:rPr>
         <w:t xml:space="preserve">与</w:t>
       </w:r>
       <w:r>
+        <w:rPr>
+          <w:rFonts w:eastAsia="黑体"/>
+        </w:rPr>
         <w:t xml:space="preserve"> V− </w:t>
       </w:r>
       <w:r>
         <w:rPr>
-          <w:rFonts w:hint="eastAsia"/>
+          <w:rFonts w:hint="eastAsia" w:eastAsia="黑体"/>
         </w:rPr>
         <w:t xml:space="preserve">接正负电源轨。开关以频率</w:t>
       </w:r>
       <w:r>
+        <w:rPr>
+          <w:rFonts w:eastAsia="黑体"/>
+        </w:rPr>
         <w:t xml:space="preserve"> </w:t>
       </w:r>
       <m:oMath>
@@ -867,15 +1019,21 @@
         </m:sSub>
       </m:oMath>
       <w:r>
+        <w:rPr>
+          <w:rFonts w:eastAsia="黑体"/>
+        </w:rPr>
         <w:t xml:space="preserve"> </w:t>
       </w:r>
       <w:r>
         <w:rPr>
-          <w:rFonts w:hint="eastAsia"/>
+          <w:rFonts w:hint="eastAsia" w:eastAsia="黑体"/>
         </w:rPr>
         <w:t xml:space="preserve">周期性地把电荷从输入搬移到反馈电容上，等效电阻</w:t>
       </w:r>
       <w:r>
+        <w:rPr>
+          <w:rFonts w:eastAsia="黑体"/>
+        </w:rPr>
         <w:t xml:space="preserve"> </w:t>
       </w:r>
       <m:oMath>
@@ -944,6 +1102,9 @@
         </m:r>
       </m:oMath>
       <w:r>
+        <w:rPr>
+          <w:rFonts w:eastAsia="黑体"/>
+        </w:rPr>
         <w:t xml:space="preserve">。</w:t>
       </w:r>
     </w:p>
@@ -951,7 +1112,7 @@
       <w:pPr/>
       <w:r>
         <w:rPr>
-          <w:rFonts w:hint="eastAsia"/>
+          <w:rFonts w:hint="eastAsia" w:eastAsia="黑体"/>
         </w:rPr>
         <w:t xml:space="preserve">组态上，这是以开关电容等效电阻和片内电容比例设定时间常数、受时钟程控的集成滤波器组态，成功用时钟频率正比地设定截止/中心频率。</w:t>
       </w:r>
@@ -964,7 +1125,7 @@
       </w:pPr>
       <w:r>
         <w:rPr>
-          <w:rFonts w:hint="eastAsia"/>
+          <w:rFonts w:hint="eastAsia" w:eastAsia="黑体"/>
         </w:rPr>
         <w:t xml:space="preserve">工作原理</w:t>
       </w:r>
@@ -975,11 +1136,14 @@
       </w:pPr>
       <w:r>
         <w:rPr>
-          <w:rFonts w:hint="eastAsia"/>
+          <w:rFonts w:hint="eastAsia" w:eastAsia="黑体"/>
         </w:rPr>
         <w:t xml:space="preserve">开关以时钟频率</w:t>
       </w:r>
       <w:r>
+        <w:rPr>
+          <w:rFonts w:eastAsia="黑体"/>
+        </w:rPr>
         <w:t xml:space="preserve"> </w:t>
       </w:r>
       <m:oMath>
@@ -1003,15 +1167,21 @@
         </m:sSub>
       </m:oMath>
       <w:r>
+        <w:rPr>
+          <w:rFonts w:eastAsia="黑体"/>
+        </w:rPr>
         <w:t xml:space="preserve"> </w:t>
       </w:r>
       <w:r>
         <w:rPr>
-          <w:rFonts w:hint="eastAsia"/>
+          <w:rFonts w:hint="eastAsia" w:eastAsia="黑体"/>
         </w:rPr>
         <w:t xml:space="preserve">交替导通，电容每个周期被充电或转移电荷，形成平均电流，等效为一个阻值为</w:t>
       </w:r>
       <w:r>
+        <w:rPr>
+          <w:rFonts w:eastAsia="黑体"/>
+        </w:rPr>
         <w:t xml:space="preserve"> </w:t>
       </w:r>
       <m:oMath>
@@ -1080,20 +1250,26 @@
         </m:r>
       </m:oMath>
       <w:r>
+        <w:rPr>
+          <w:rFonts w:eastAsia="黑体"/>
+        </w:rPr>
         <w:t xml:space="preserve"> </w:t>
       </w:r>
       <w:r>
         <w:rPr>
-          <w:rFonts w:hint="eastAsia"/>
+          <w:rFonts w:hint="eastAsia" w:eastAsia="黑体"/>
         </w:rPr>
         <w:t xml:space="preserve">的电阻。滤波器的截止频率</w:t>
       </w:r>
       <w:r>
+        <w:rPr>
+          <w:rFonts w:eastAsia="黑体"/>
+        </w:rPr>
         <w:t xml:space="preserve"> / </w:t>
       </w:r>
       <w:r>
         <w:rPr>
-          <w:rFonts w:hint="eastAsia"/>
+          <w:rFonts w:hint="eastAsia" w:eastAsia="黑体"/>
         </w:rPr>
         <w:t xml:space="preserve">中心频率与时钟频率成正比，因此可通过改变时钟来程控调节滤波器特性。</w:t>
       </w:r>
@@ -1106,7 +1282,7 @@
       </w:pPr>
       <w:r>
         <w:rPr>
-          <w:rFonts w:hint="eastAsia"/>
+          <w:rFonts w:hint="eastAsia" w:eastAsia="黑体"/>
         </w:rPr>
         <w:t xml:space="preserve">关键计算公式</w:t>
       </w:r>
@@ -1120,7 +1296,7 @@
       </w:pPr>
       <w:r>
         <w:rPr>
-          <w:rFonts w:hint="eastAsia"/>
+          <w:rFonts w:hint="eastAsia" w:eastAsia="黑体"/>
         </w:rPr>
         <w:t xml:space="preserve">开关电容等效电阻：</w:t>
       </w:r>
@@ -1204,16 +1380,19 @@
       </w:pPr>
       <w:r>
         <w:rPr>
-          <w:rFonts w:hint="eastAsia"/>
+          <w:rFonts w:hint="eastAsia" w:eastAsia="黑体"/>
         </w:rPr>
         <w:t xml:space="preserve">由等效电阻构成的</w:t>
       </w:r>
       <w:r>
+        <w:rPr>
+          <w:rFonts w:eastAsia="黑体"/>
+        </w:rPr>
         <w:t xml:space="preserve"> RC </w:t>
       </w:r>
       <w:r>
         <w:rPr>
-          <w:rFonts w:hint="eastAsia"/>
+          <w:rFonts w:hint="eastAsia" w:eastAsia="黑体"/>
         </w:rPr>
         <w:t xml:space="preserve">时间常数：</w:t>
       </w:r>
@@ -1327,7 +1506,7 @@
       </w:pPr>
       <w:r>
         <w:rPr>
-          <w:rFonts w:hint="eastAsia"/>
+          <w:rFonts w:hint="eastAsia" w:eastAsia="黑体"/>
         </w:rPr>
         <w:t xml:space="preserve">常见低通截止频率（与电容比成正比）：</w:t>
       </w:r>
@@ -1420,7 +1599,7 @@
       </w:pPr>
       <w:r>
         <w:rPr>
-          <w:rFonts w:hint="eastAsia"/>
+          <w:rFonts w:hint="eastAsia" w:eastAsia="黑体"/>
         </w:rPr>
         <w:t xml:space="preserve">采样定理要求（时钟频率应远高于信号带宽）：</w:t>
       </w:r>
@@ -1523,7 +1702,7 @@
             </w:pPr>
             <w:r>
               <w:rPr>
-                <w:rFonts w:hint="eastAsia"/>
+                <w:rFonts w:hint="eastAsia" w:eastAsia="黑体"/>
               </w:rPr>
               <w:t xml:space="preserve">符号</w:t>
             </w:r>
@@ -1537,7 +1716,7 @@
             </w:pPr>
             <w:r>
               <w:rPr>
-                <w:rFonts w:hint="eastAsia"/>
+                <w:rFonts w:hint="eastAsia" w:eastAsia="黑体"/>
               </w:rPr>
               <w:t xml:space="preserve">含义</w:t>
             </w:r>
@@ -1551,7 +1730,7 @@
             </w:pPr>
             <w:r>
               <w:rPr>
-                <w:rFonts w:hint="eastAsia"/>
+                <w:rFonts w:hint="eastAsia" w:eastAsia="黑体"/>
               </w:rPr>
               <w:t xml:space="preserve">单位</w:t>
             </w:r>
@@ -1583,6 +1762,9 @@
               </m:sSub>
             </m:oMath>
             <w:r>
+              <w:rPr>
+                <w:rFonts w:eastAsia="黑体"/>
+              </w:rPr>
               <w:t xml:space="preserve">​</w:t>
             </w:r>
           </w:p>
@@ -1595,7 +1777,7 @@
             </w:pPr>
             <w:r>
               <w:rPr>
-                <w:rFonts w:hint="eastAsia"/>
+                <w:rFonts w:hint="eastAsia" w:eastAsia="黑体"/>
               </w:rPr>
               <w:t xml:space="preserve">开关电容等效电阻</w:t>
             </w:r>
@@ -1608,6 +1790,9 @@
               <w:pStyle w:val="Compact"/>
             </w:pPr>
             <w:r>
+              <w:rPr>
+                <w:rFonts w:eastAsia="黑体"/>
+              </w:rPr>
               <w:t xml:space="preserve">Ω</w:t>
             </w:r>
           </w:p>
@@ -1641,6 +1826,9 @@
               </m:sSub>
             </m:oMath>
             <w:r>
+              <w:rPr>
+                <w:rFonts w:eastAsia="黑体"/>
+              </w:rPr>
               <w:t xml:space="preserve">​</w:t>
             </w:r>
           </w:p>
@@ -1653,7 +1841,7 @@
             </w:pPr>
             <w:r>
               <w:rPr>
-                <w:rFonts w:hint="eastAsia"/>
+                <w:rFonts w:hint="eastAsia" w:eastAsia="黑体"/>
               </w:rPr>
               <w:t xml:space="preserve">时钟频率</w:t>
             </w:r>
@@ -1666,6 +1854,9 @@
               <w:pStyle w:val="Compact"/>
             </w:pPr>
             <w:r>
+              <w:rPr>
+                <w:rFonts w:eastAsia="黑体"/>
+              </w:rPr>
               <w:t xml:space="preserve">Hz</w:t>
             </w:r>
           </w:p>
@@ -1684,6 +1875,9 @@
               </m:r>
             </m:oMath>
             <w:r>
+              <w:rPr>
+                <w:rFonts w:eastAsia="黑体"/>
+              </w:rPr>
               <w:t xml:space="preserve">​</w:t>
             </w:r>
           </w:p>
@@ -1696,7 +1890,7 @@
             </w:pPr>
             <w:r>
               <w:rPr>
-                <w:rFonts w:hint="eastAsia"/>
+                <w:rFonts w:hint="eastAsia" w:eastAsia="黑体"/>
               </w:rPr>
               <w:t xml:space="preserve">开关电容（被开关转移电荷的电容）</w:t>
             </w:r>
@@ -1709,6 +1903,9 @@
               <w:pStyle w:val="Compact"/>
             </w:pPr>
             <w:r>
+              <w:rPr>
+                <w:rFonts w:eastAsia="黑体"/>
+              </w:rPr>
               <w:t xml:space="preserve">F</w:t>
             </w:r>
           </w:p>
@@ -1736,6 +1933,9 @@
               </m:sSub>
             </m:oMath>
             <w:r>
+              <w:rPr>
+                <w:rFonts w:eastAsia="黑体"/>
+              </w:rPr>
               <w:t xml:space="preserve">​</w:t>
             </w:r>
           </w:p>
@@ -1748,16 +1948,19 @@
             </w:pPr>
             <w:r>
               <w:rPr>
-                <w:rFonts w:hint="eastAsia"/>
+                <w:rFonts w:hint="eastAsia" w:eastAsia="黑体"/>
               </w:rPr>
               <w:t xml:space="preserve">反馈</w:t>
             </w:r>
             <w:r>
+              <w:rPr>
+                <w:rFonts w:eastAsia="黑体"/>
+              </w:rPr>
               <w:t xml:space="preserve"> / </w:t>
             </w:r>
             <w:r>
               <w:rPr>
-                <w:rFonts w:hint="eastAsia"/>
+                <w:rFonts w:hint="eastAsia" w:eastAsia="黑体"/>
               </w:rPr>
               <w:t xml:space="preserve">积分电容</w:t>
             </w:r>
@@ -1770,6 +1973,9 @@
               <w:pStyle w:val="Compact"/>
             </w:pPr>
             <w:r>
+              <w:rPr>
+                <w:rFonts w:eastAsia="黑体"/>
+              </w:rPr>
               <w:t xml:space="preserve">F</w:t>
             </w:r>
           </w:p>
@@ -1788,6 +1994,9 @@
               </m:r>
             </m:oMath>
             <w:r>
+              <w:rPr>
+                <w:rFonts w:eastAsia="黑体"/>
+              </w:rPr>
               <w:t xml:space="preserve">​</w:t>
             </w:r>
           </w:p>
@@ -1800,7 +2009,7 @@
             </w:pPr>
             <w:r>
               <w:rPr>
-                <w:rFonts w:hint="eastAsia"/>
+                <w:rFonts w:hint="eastAsia" w:eastAsia="黑体"/>
               </w:rPr>
               <w:t xml:space="preserve">时间常数</w:t>
             </w:r>
@@ -1813,6 +2022,9 @@
               <w:pStyle w:val="Compact"/>
             </w:pPr>
             <w:r>
+              <w:rPr>
+                <w:rFonts w:eastAsia="黑体"/>
+              </w:rPr>
               <w:t xml:space="preserve">s</w:t>
             </w:r>
           </w:p>
@@ -1827,7 +2039,7 @@
       </w:pPr>
       <w:r>
         <w:rPr>
-          <w:rFonts w:hint="eastAsia"/>
+          <w:rFonts w:hint="eastAsia" w:eastAsia="黑体"/>
         </w:rPr>
         <w:t xml:space="preserve">元件调整影响</w:t>
       </w:r>
@@ -1842,7 +2054,7 @@
       </w:pPr>
       <w:r>
         <w:rPr>
-          <w:rFonts w:hint="eastAsia"/>
+          <w:rFonts w:hint="eastAsia" w:eastAsia="黑体"/>
           <w:b/>
           <w:bCs/>
         </w:rPr>
@@ -1850,6 +2062,7 @@
       </w:r>
       <w:r>
         <w:rPr>
+          <w:rFonts w:eastAsia="黑体"/>
           <w:b/>
           <w:bCs/>
         </w:rPr>
@@ -1877,6 +2090,7 @@
       </m:oMath>
       <w:r>
         <w:rPr>
+          <w:rFonts w:eastAsia="黑体"/>
           <w:b/>
           <w:bCs/>
         </w:rPr>
@@ -1884,30 +2098,39 @@
       </w:r>
       <w:r>
         <w:rPr>
-          <w:rFonts w:hint="eastAsia"/>
+          <w:rFonts w:hint="eastAsia" w:eastAsia="黑体"/>
           <w:b/>
           <w:bCs/>
         </w:rPr>
         <w:t xml:space="preserve">升高</w:t>
       </w:r>
       <w:r>
+        <w:rPr>
+          <w:rFonts w:eastAsia="黑体"/>
+        </w:rPr>
         <w:t xml:space="preserve"> </w:t>
       </w:r>
       <w:r>
+        <w:rPr>
+          <w:rFonts w:eastAsia="黑体"/>
+        </w:rPr>
         <w:t xml:space="preserve">→ </w:t>
       </w:r>
       <w:r>
         <w:rPr>
-          <w:rFonts w:hint="eastAsia"/>
+          <w:rFonts w:hint="eastAsia" w:eastAsia="黑体"/>
         </w:rPr>
         <w:t xml:space="preserve">等效电阻减小，滤波器截止</w:t>
       </w:r>
       <w:r>
+        <w:rPr>
+          <w:rFonts w:eastAsia="黑体"/>
+        </w:rPr>
         <w:t xml:space="preserve"> / </w:t>
       </w:r>
       <w:r>
         <w:rPr>
-          <w:rFonts w:hint="eastAsia"/>
+          <w:rFonts w:hint="eastAsia" w:eastAsia="黑体"/>
         </w:rPr>
         <w:t xml:space="preserve">中心频率升高。</w:t>
       </w:r>
@@ -1922,7 +2145,7 @@
       </w:pPr>
       <w:r>
         <w:rPr>
-          <w:rFonts w:hint="eastAsia"/>
+          <w:rFonts w:hint="eastAsia" w:eastAsia="黑体"/>
           <w:b/>
           <w:bCs/>
         </w:rPr>
@@ -1930,6 +2153,7 @@
       </w:r>
       <w:r>
         <w:rPr>
+          <w:rFonts w:eastAsia="黑体"/>
           <w:b/>
           <w:bCs/>
         </w:rPr>
@@ -1960,6 +2184,7 @@
       </m:oMath>
       <w:r>
         <w:rPr>
+          <w:rFonts w:eastAsia="黑体"/>
           <w:b/>
           <w:bCs/>
         </w:rPr>
@@ -1967,27 +2192,33 @@
       </w:r>
       <w:r>
         <w:rPr>
-          <w:rFonts w:hint="eastAsia"/>
+          <w:rFonts w:hint="eastAsia" w:eastAsia="黑体"/>
           <w:b/>
           <w:bCs/>
         </w:rPr>
         <w:t xml:space="preserve">增大</w:t>
       </w:r>
       <w:r>
+        <w:rPr>
+          <w:rFonts w:eastAsia="黑体"/>
+        </w:rPr>
         <w:t xml:space="preserve"> </w:t>
       </w:r>
       <w:r>
+        <w:rPr>
+          <w:rFonts w:eastAsia="黑体"/>
+        </w:rPr>
         <w:t xml:space="preserve">→ </w:t>
       </w:r>
       <w:r>
         <w:rPr>
-          <w:rFonts w:hint="eastAsia"/>
+          <w:rFonts w:hint="eastAsia" w:eastAsia="黑体"/>
         </w:rPr>
         <w:t xml:space="preserve">截止频率</w:t>
       </w:r>
       <w:r>
         <w:rPr>
-          <w:rFonts w:hint="eastAsia"/>
+          <w:rFonts w:hint="eastAsia" w:eastAsia="黑体"/>
           <w:b/>
           <w:bCs/>
         </w:rPr>
@@ -1995,11 +2226,14 @@
       </w:r>
       <w:r>
         <w:rPr>
-          <w:rFonts w:hint="eastAsia"/>
+          <w:rFonts w:hint="eastAsia" w:eastAsia="黑体"/>
         </w:rPr>
         <w:t xml:space="preserve">（时间常数减小），与</w:t>
       </w:r>
       <w:r>
+        <w:rPr>
+          <w:rFonts w:eastAsia="黑体"/>
+        </w:rPr>
         <w:t xml:space="preserve"> </w:t>
       </w:r>
       <m:oMath>
@@ -2071,11 +2305,14 @@
         </m:f>
       </m:oMath>
       <w:r>
+        <w:rPr>
+          <w:rFonts w:eastAsia="黑体"/>
+        </w:rPr>
         <w:t xml:space="preserve"> </w:t>
       </w:r>
       <w:r>
         <w:rPr>
-          <w:rFonts w:hint="eastAsia"/>
+          <w:rFonts w:hint="eastAsia" w:eastAsia="黑体"/>
         </w:rPr>
         <w:t xml:space="preserve">一致。</w:t>
       </w:r>
@@ -2090,7 +2327,7 @@
       </w:pPr>
       <w:r>
         <w:rPr>
-          <w:rFonts w:hint="eastAsia"/>
+          <w:rFonts w:hint="eastAsia" w:eastAsia="黑体"/>
         </w:rPr>
         <w:t xml:space="preserve">滤波器特性主要由电容比和时钟决定，对绝对电容值不敏感，工艺一致性好。</w:t>
       </w:r>
@@ -2105,16 +2342,19 @@
       </w:pPr>
       <w:r>
         <w:rPr>
-          <w:rFonts w:hint="eastAsia"/>
+          <w:rFonts w:hint="eastAsia" w:eastAsia="黑体"/>
         </w:rPr>
         <w:t xml:space="preserve">时钟或开关会引入开关噪声与混叠，需在前后加抗混叠</w:t>
       </w:r>
       <w:r>
+        <w:rPr>
+          <w:rFonts w:eastAsia="黑体"/>
+        </w:rPr>
         <w:t xml:space="preserve"> / </w:t>
       </w:r>
       <w:r>
         <w:rPr>
-          <w:rFonts w:hint="eastAsia"/>
+          <w:rFonts w:hint="eastAsia" w:eastAsia="黑体"/>
         </w:rPr>
         <w:t xml:space="preserve">平滑滤波。</w:t>
       </w:r>
@@ -2127,7 +2367,7 @@
       </w:pPr>
       <w:r>
         <w:rPr>
-          <w:rFonts w:hint="eastAsia"/>
+          <w:rFonts w:hint="eastAsia" w:eastAsia="黑体"/>
         </w:rPr>
         <w:t xml:space="preserve">典型参数示例</w:t>
       </w:r>
@@ -2142,11 +2382,14 @@
       </w:pPr>
       <w:r>
         <w:rPr>
-          <w:rFonts w:hint="eastAsia"/>
+          <w:rFonts w:hint="eastAsia" w:eastAsia="黑体"/>
         </w:rPr>
         <w:t xml:space="preserve">设</w:t>
       </w:r>
       <w:r>
+        <w:rPr>
+          <w:rFonts w:eastAsia="黑体"/>
+        </w:rPr>
         <w:t xml:space="preserve"> </w:t>
       </w:r>
       <m:oMath>
@@ -2189,6 +2432,9 @@
         </m:r>
       </m:oMath>
       <w:r>
+        <w:rPr>
+          <w:rFonts w:eastAsia="黑体"/>
+        </w:rPr>
         <w:t xml:space="preserve">、</w:t>
       </w:r>
       <m:oMath>
@@ -2217,11 +2463,14 @@
       </m:oMath>
       <w:r>
         <w:rPr>
-          <w:rFonts w:hint="eastAsia"/>
+          <w:rFonts w:hint="eastAsia" w:eastAsia="黑体"/>
         </w:rPr>
         <w:t xml:space="preserve">，则</w:t>
       </w:r>
       <w:r>
+        <w:rPr>
+          <w:rFonts w:eastAsia="黑体"/>
+        </w:rPr>
         <w:t xml:space="preserve"> </w:t>
       </w:r>
       <m:oMath>
@@ -2316,11 +2565,14 @@
       </m:oMath>
       <w:r>
         <w:rPr>
-          <w:rFonts w:hint="eastAsia"/>
+          <w:rFonts w:hint="eastAsia" w:eastAsia="黑体"/>
         </w:rPr>
         <w:t xml:space="preserve">。再取</w:t>
       </w:r>
       <w:r>
+        <w:rPr>
+          <w:rFonts w:eastAsia="黑体"/>
+        </w:rPr>
         <w:t xml:space="preserve"> </w:t>
       </w:r>
       <m:oMath>
@@ -2358,11 +2610,14 @@
       </m:oMath>
       <w:r>
         <w:rPr>
-          <w:rFonts w:hint="eastAsia"/>
+          <w:rFonts w:hint="eastAsia" w:eastAsia="黑体"/>
         </w:rPr>
         <w:t xml:space="preserve">，时间常数</w:t>
       </w:r>
       <w:r>
+        <w:rPr>
+          <w:rFonts w:eastAsia="黑体"/>
+        </w:rPr>
         <w:t xml:space="preserve"> </w:t>
       </w:r>
       <m:oMath>
@@ -2465,11 +2720,14 @@
       </m:oMath>
       <w:r>
         <w:rPr>
-          <w:rFonts w:hint="eastAsia"/>
+          <w:rFonts w:hint="eastAsia" w:eastAsia="黑体"/>
         </w:rPr>
         <w:t xml:space="preserve">，对应截止频率</w:t>
       </w:r>
       <w:r>
+        <w:rPr>
+          <w:rFonts w:eastAsia="黑体"/>
+        </w:rPr>
         <w:t xml:space="preserve"> </w:t>
       </w:r>
       <m:oMath>
@@ -2533,6 +2791,9 @@
         </m:r>
       </m:oMath>
       <w:r>
+        <w:rPr>
+          <w:rFonts w:eastAsia="黑体"/>
+        </w:rPr>
         <w:t xml:space="preserve">。</w:t>
       </w:r>
     </w:p>
@@ -2544,7 +2805,7 @@
       </w:pPr>
       <w:r>
         <w:rPr>
-          <w:rFonts w:hint="eastAsia"/>
+          <w:rFonts w:hint="eastAsia" w:eastAsia="黑体"/>
         </w:rPr>
         <w:t xml:space="preserve">常见器件型号</w:t>
       </w:r>
@@ -2559,16 +2820,19 @@
       </w:pPr>
       <w:r>
         <w:rPr>
-          <w:rFonts w:hint="eastAsia"/>
+          <w:rFonts w:hint="eastAsia" w:eastAsia="黑体"/>
         </w:rPr>
         <w:t xml:space="preserve">集成开关电容滤波</w:t>
       </w:r>
       <w:r>
+        <w:rPr>
+          <w:rFonts w:eastAsia="黑体"/>
+        </w:rPr>
         <w:t xml:space="preserve"> </w:t>
       </w:r>
       <w:r>
         <w:rPr>
-          <w:rFonts w:hint="eastAsia"/>
+          <w:rFonts w:hint="eastAsia" w:eastAsia="黑体"/>
         </w:rPr>
         <w:t xml:space="preserve">IC：LTC1064、MAX291/MAX296、LTC1068、MF10（国家半导体）。</w:t>
       </w:r>
@@ -2583,34 +2847,43 @@
       </w:pPr>
       <w:r>
         <w:rPr>
-          <w:rFonts w:hint="eastAsia"/>
+          <w:rFonts w:hint="eastAsia" w:eastAsia="黑体"/>
         </w:rPr>
         <w:t xml:space="preserve">通用运放</w:t>
       </w:r>
       <w:r>
+        <w:rPr>
+          <w:rFonts w:eastAsia="黑体"/>
+        </w:rPr>
         <w:t xml:space="preserve"> + </w:t>
       </w:r>
       <w:r>
         <w:rPr>
-          <w:rFonts w:hint="eastAsia"/>
+          <w:rFonts w:hint="eastAsia" w:eastAsia="黑体"/>
         </w:rPr>
         <w:t xml:space="preserve">模拟开关组合：如</w:t>
       </w:r>
       <w:r>
+        <w:rPr>
+          <w:rFonts w:eastAsia="黑体"/>
+        </w:rPr>
         <w:t xml:space="preserve"> CD4066、ADG </w:t>
       </w:r>
       <w:r>
         <w:rPr>
-          <w:rFonts w:hint="eastAsia"/>
+          <w:rFonts w:hint="eastAsia" w:eastAsia="黑体"/>
         </w:rPr>
         <w:t xml:space="preserve">系列开关</w:t>
       </w:r>
       <w:r>
+        <w:rPr>
+          <w:rFonts w:eastAsia="黑体"/>
+        </w:rPr>
         <w:t xml:space="preserve"> + </w:t>
       </w:r>
       <w:r>
         <w:rPr>
-          <w:rFonts w:hint="eastAsia"/>
+          <w:rFonts w:hint="eastAsia" w:eastAsia="黑体"/>
         </w:rPr>
         <w:t xml:space="preserve">电容。</w:t>
       </w:r>
@@ -2623,7 +2896,7 @@
       </w:pPr>
       <w:r>
         <w:rPr>
-          <w:rFonts w:hint="eastAsia"/>
+          <w:rFonts w:hint="eastAsia" w:eastAsia="黑体"/>
         </w:rPr>
         <w:t xml:space="preserve">注意事项</w:t>
       </w:r>
@@ -2638,7 +2911,7 @@
       </w:pPr>
       <w:r>
         <w:rPr>
-          <w:rFonts w:hint="eastAsia"/>
+          <w:rFonts w:hint="eastAsia" w:eastAsia="黑体"/>
         </w:rPr>
         <w:t xml:space="preserve">属采样系统，需满足采样定理，并在输入前加抗混叠低通、输出后加平滑滤波。</w:t>
       </w:r>
@@ -2653,7 +2926,7 @@
       </w:pPr>
       <w:r>
         <w:rPr>
-          <w:rFonts w:hint="eastAsia"/>
+          <w:rFonts w:hint="eastAsia" w:eastAsia="黑体"/>
         </w:rPr>
         <w:t xml:space="preserve">时钟馈通与开关电荷注入会引入噪声与直流失调，需选低电荷注入开关或补偿。</w:t>
       </w:r>
@@ -2668,7 +2941,7 @@
       </w:pPr>
       <w:r>
         <w:rPr>
-          <w:rFonts w:hint="eastAsia"/>
+          <w:rFonts w:hint="eastAsia" w:eastAsia="黑体"/>
         </w:rPr>
         <w:t xml:space="preserve">时钟频率需稳定，否则滤波器特性随之漂移。</w:t>
       </w:r>
@@ -2681,7 +2954,7 @@
       </w:pPr>
       <w:r>
         <w:rPr>
-          <w:rFonts w:hint="eastAsia"/>
+          <w:rFonts w:hint="eastAsia" w:eastAsia="黑体"/>
         </w:rPr>
         <w:t xml:space="preserve">参考资料</w:t>
       </w:r>
@@ -2695,6 +2968,9 @@
         </w:numPr>
       </w:pPr>
       <w:r>
+        <w:rPr>
+          <w:rFonts w:eastAsia="黑体"/>
+        </w:rPr>
         <w:t xml:space="preserve">Wikipedia: Switched capacitor。</w:t>
       </w:r>
     </w:p>
@@ -2707,20 +2983,26 @@
         </w:numPr>
       </w:pPr>
       <w:r>
+        <w:rPr>
+          <w:rFonts w:eastAsia="黑体"/>
+        </w:rPr>
         <w:t xml:space="preserve">TI / Analog Devices </w:t>
       </w:r>
       <w:r>
         <w:rPr>
-          <w:rFonts w:hint="eastAsia"/>
+          <w:rFonts w:hint="eastAsia" w:eastAsia="黑体"/>
         </w:rPr>
         <w:t xml:space="preserve">开关电容滤波器产品页与应用笔记（如</w:t>
       </w:r>
       <w:r>
+        <w:rPr>
+          <w:rFonts w:eastAsia="黑体"/>
+        </w:rPr>
         <w:t xml:space="preserve"> LTC1064、MAX291 </w:t>
       </w:r>
       <w:r>
         <w:rPr>
-          <w:rFonts w:hint="eastAsia"/>
+          <w:rFonts w:hint="eastAsia" w:eastAsia="黑体"/>
         </w:rPr>
         <w:t xml:space="preserve">数据手册）。</w:t>
       </w:r>
@@ -2735,7 +3017,7 @@
       </w:pPr>
       <w:r>
         <w:rPr>
-          <w:rFonts w:hint="eastAsia"/>
+          <w:rFonts w:hint="eastAsia" w:eastAsia="黑体"/>
         </w:rPr>
         <w:t xml:space="preserve">《模拟集成电路设计》（开关电容技术章节）。</w:t>
       </w:r>
@@ -2749,11 +3031,11 @@
       </w:pPr>
       <w:r>
         <w:rPr>
-          <w:rFonts w:ascii="Times New Roman" w:hAnsi="Times New Roman"/>
+          <w:rFonts w:ascii="Times New Roman" w:hAnsi="Times New Roman" w:eastAsia="黑体"/>
           <w:color w:val="555555"/>
           <w:sz w:val="21"/>
         </w:rPr>
-        <w:t>材料收集者：杜文杰</w:t>
+        <w:t>材料收集者：杜文杰，WX手机：19519196569，QQ:3478827729</w:t>
       </w:r>
     </w:p>
     <w:sectPr>
@@ -2773,7 +3055,7 @@
 </file>
 
 <file path=word/footer1.xml><?xml version="1.0" encoding="utf-8"?>
-<w:ftr xmlns:m="http://schemas.openxmlformats.org/officeDocument/2006/math" xmlns:mc="http://schemas.openxmlformats.org/markup-compatibility/2006" xmlns:mo="http://schemas.microsoft.com/office/mac/office/2008/main" xmlns:mv="urn:schemas-microsoft-com:mac:vml" xmlns:o="urn:schemas-microsoft-com:office:office" xmlns:r="http://schemas.openxmlformats.org/officeDocument/2006/relationships" xmlns:v="urn:schemas-microsoft-com:vml" xmlns:w10="urn:schemas-microsoft-com:office:word" xmlns:w14="http://schemas.microsoft.com/office/word/2010/wordml" xmlns:w="http://schemas.openxmlformats.org/wordprocessingml/2006/main" xmlns:wne="http://schemas.microsoft.com/office/word/2006/wordml" xmlns:wp14="http://schemas.microsoft.com/office/word/2010/wordprocessingDrawing" xmlns:wp="http://schemas.openxmlformats.org/drawingml/2006/wordprocessingDrawing" xmlns:wpc="http://schemas.microsoft.com/office/word/2010/wordprocessingCanvas" xmlns:wpg="http://schemas.microsoft.com/office/word/2010/wordprocessingGroup" xmlns:wpi="http://schemas.microsoft.com/office/word/2010/wordprocessingInk" xmlns:wps="http://schemas.microsoft.com/office/word/2010/wordprocessingShape" mc:Ignorable="w14 wp14">
+<w:ftr xmlns:mc="http://schemas.openxmlformats.org/markup-compatibility/2006" xmlns:w="http://schemas.openxmlformats.org/wordprocessingml/2006/main" xmlns:m="http://schemas.openxmlformats.org/officeDocument/2006/math" xmlns:mo="http://schemas.microsoft.com/office/mac/office/2008/main" xmlns:mv="urn:schemas-microsoft-com:mac:vml" xmlns:o="urn:schemas-microsoft-com:office:office" xmlns:r="http://schemas.openxmlformats.org/officeDocument/2006/relationships" xmlns:v="urn:schemas-microsoft-com:vml" xmlns:w10="urn:schemas-microsoft-com:office:word" xmlns:w14="http://schemas.microsoft.com/office/word/2010/wordml" xmlns:wne="http://schemas.microsoft.com/office/word/2006/wordml" xmlns:wp14="http://schemas.microsoft.com/office/word/2010/wordprocessingDrawing" xmlns:wp="http://schemas.openxmlformats.org/drawingml/2006/wordprocessingDrawing" xmlns:wpc="http://schemas.microsoft.com/office/word/2010/wordprocessingCanvas" xmlns:wpg="http://schemas.microsoft.com/office/word/2010/wordprocessingGroup" xmlns:wpi="http://schemas.microsoft.com/office/word/2010/wordprocessingInk" xmlns:wps="http://schemas.microsoft.com/office/word/2010/wordprocessingShape" mc:Ignorable="w14 wp14">
   <w:p>
     <w:pPr>
       <w:pStyle w:val="Footer"/>
@@ -2781,12 +3063,14 @@
     </w:pPr>
     <w:r>
       <w:rPr>
+        <w:rFonts w:eastAsia="黑体"/>
         <w:sz w:val="18"/>
       </w:rPr>
       <w:t xml:space="preserve">第 </w:t>
     </w:r>
     <w:r>
       <w:rPr>
+        <w:rFonts w:eastAsia="黑体"/>
         <w:sz w:val="18"/>
       </w:rPr>
       <w:fldChar w:fldCharType="begin"/>
@@ -2795,6 +3079,7 @@
     </w:r>
     <w:r>
       <w:rPr>
+        <w:rFonts w:eastAsia="黑体"/>
         <w:sz w:val="18"/>
       </w:rPr>
       <w:t xml:space="preserve"> 页</w:t>
@@ -2808,6 +3093,9 @@
   <w:footnote w:type="continuationSeparator" w:id="0">
     <w:p>
       <w:r>
+        <w:rPr>
+          <w:rFonts w:eastAsia="黑体"/>
+        </w:rPr>
         <w:continuationSeparator/>
       </w:r>
     </w:p>
@@ -2815,6 +3103,9 @@
   <w:footnote w:type="separator" w:id="-1">
     <w:p>
       <w:r>
+        <w:rPr>
+          <w:rFonts w:eastAsia="黑体"/>
+        </w:rPr>
         <w:separator/>
       </w:r>
     </w:p>
@@ -2823,7 +3114,7 @@
 </file>
 
 <file path=word/header1.xml><?xml version="1.0" encoding="utf-8"?>
-<w:hdr xmlns:m="http://schemas.openxmlformats.org/officeDocument/2006/math" xmlns:mc="http://schemas.openxmlformats.org/markup-compatibility/2006" xmlns:mo="http://schemas.microsoft.com/office/mac/office/2008/main" xmlns:mv="urn:schemas-microsoft-com:mac:vml" xmlns:o="urn:schemas-microsoft-com:office:office" xmlns:r="http://schemas.openxmlformats.org/officeDocument/2006/relationships" xmlns:v="urn:schemas-microsoft-com:vml" xmlns:w10="urn:schemas-microsoft-com:office:word" xmlns:w14="http://schemas.microsoft.com/office/word/2010/wordml" xmlns:w="http://schemas.openxmlformats.org/wordprocessingml/2006/main" xmlns:wne="http://schemas.microsoft.com/office/word/2006/wordml" xmlns:wp14="http://schemas.microsoft.com/office/word/2010/wordprocessingDrawing" xmlns:wp="http://schemas.openxmlformats.org/drawingml/2006/wordprocessingDrawing" xmlns:wpc="http://schemas.microsoft.com/office/word/2010/wordprocessingCanvas" xmlns:wpg="http://schemas.microsoft.com/office/word/2010/wordprocessingGroup" xmlns:wpi="http://schemas.microsoft.com/office/word/2010/wordprocessingInk" xmlns:wps="http://schemas.microsoft.com/office/word/2010/wordprocessingShape" mc:Ignorable="w14 wp14">
+<w:hdr xmlns:mc="http://schemas.openxmlformats.org/markup-compatibility/2006" xmlns:w="http://schemas.openxmlformats.org/wordprocessingml/2006/main" xmlns:m="http://schemas.openxmlformats.org/officeDocument/2006/math" xmlns:mo="http://schemas.microsoft.com/office/mac/office/2008/main" xmlns:mv="urn:schemas-microsoft-com:mac:vml" xmlns:o="urn:schemas-microsoft-com:office:office" xmlns:r="http://schemas.openxmlformats.org/officeDocument/2006/relationships" xmlns:v="urn:schemas-microsoft-com:vml" xmlns:w10="urn:schemas-microsoft-com:office:word" xmlns:w14="http://schemas.microsoft.com/office/word/2010/wordml" xmlns:wne="http://schemas.microsoft.com/office/word/2006/wordml" xmlns:wp14="http://schemas.microsoft.com/office/word/2010/wordprocessingDrawing" xmlns:wp="http://schemas.openxmlformats.org/drawingml/2006/wordprocessingDrawing" xmlns:wpc="http://schemas.microsoft.com/office/word/2010/wordprocessingCanvas" xmlns:wpg="http://schemas.microsoft.com/office/word/2010/wordprocessingGroup" xmlns:wpi="http://schemas.microsoft.com/office/word/2010/wordprocessingInk" xmlns:wps="http://schemas.microsoft.com/office/word/2010/wordprocessingShape" mc:Ignorable="w14 wp14">
   <w:p>
     <w:pPr>
       <w:pStyle w:val="Header"/>
@@ -2831,7 +3122,7 @@
     </w:pPr>
     <w:r>
       <w:rPr>
-        <w:rFonts w:ascii="Times New Roman" w:hAnsi="Times New Roman"/>
+        <w:rFonts w:ascii="Times New Roman" w:hAnsi="Times New Roman" w:eastAsia="黑体"/>
         <w:sz w:val="18"/>
         <w:rFonts w:eastAsia="黑体"/>
         <w:rFonts w:eastAsia="黑体"/>
@@ -2843,7 +3134,7 @@
 </file>
 
 <file path=word/numbering.xml><?xml version="1.0" encoding="utf-8"?>
-<w:numbering xmlns:m="http://schemas.openxmlformats.org/officeDocument/2006/math" xmlns:mc="http://schemas.openxmlformats.org/markup-compatibility/2006" xmlns:mo="http://schemas.microsoft.com/office/mac/office/2008/main" xmlns:mv="urn:schemas-microsoft-com:mac:vml" xmlns:o="urn:schemas-microsoft-com:office:office" xmlns:r="http://schemas.openxmlformats.org/officeDocument/2006/relationships" xmlns:v="urn:schemas-microsoft-com:vml" xmlns:w="http://schemas.openxmlformats.org/wordprocessingml/2006/main" xmlns:w10="urn:schemas-microsoft-com:office:word" xmlns:w14="http://schemas.microsoft.com/office/word/2010/wordml" xmlns:wne="http://schemas.microsoft.com/office/word/2006/wordml" xmlns:wp="http://schemas.openxmlformats.org/drawingml/2006/wordprocessingDrawing" xmlns:wp14="http://schemas.microsoft.com/office/word/2010/wordprocessingDrawing" xmlns:wpc="http://schemas.microsoft.com/office/word/2010/wordprocessingCanvas" xmlns:wpg="http://schemas.microsoft.com/office/word/2010/wordprocessingGroup" xmlns:wpi="http://schemas.microsoft.com/office/word/2010/wordprocessingInk" xmlns:wps="http://schemas.microsoft.com/office/word/2010/wordprocessingShape" mc:Ignorable="w14 wp14">
+<w:numbering xmlns:mc="http://schemas.openxmlformats.org/markup-compatibility/2006" xmlns:w="http://schemas.openxmlformats.org/wordprocessingml/2006/main" xmlns:m="http://schemas.openxmlformats.org/officeDocument/2006/math" xmlns:mo="http://schemas.microsoft.com/office/mac/office/2008/main" xmlns:mv="urn:schemas-microsoft-com:mac:vml" xmlns:o="urn:schemas-microsoft-com:office:office" xmlns:r="http://schemas.openxmlformats.org/officeDocument/2006/relationships" xmlns:v="urn:schemas-microsoft-com:vml" xmlns:w10="urn:schemas-microsoft-com:office:word" xmlns:w14="http://schemas.microsoft.com/office/word/2010/wordml" xmlns:wne="http://schemas.microsoft.com/office/word/2006/wordml" xmlns:wp="http://schemas.openxmlformats.org/drawingml/2006/wordprocessingDrawing" xmlns:wp14="http://schemas.microsoft.com/office/word/2010/wordprocessingDrawing" xmlns:wpc="http://schemas.microsoft.com/office/word/2010/wordprocessingCanvas" xmlns:wpg="http://schemas.microsoft.com/office/word/2010/wordprocessingGroup" xmlns:wpi="http://schemas.microsoft.com/office/word/2010/wordprocessingInk" xmlns:wps="http://schemas.microsoft.com/office/word/2010/wordprocessingShape" mc:Ignorable="w14 wp14">
   <w:abstractNum w:abstractNumId="0">
     <w:nsid w:val="FFFFFF7C"/>
     <w:multiLevelType w:val="singleLevel"/>
@@ -2930,7 +3221,7 @@
         <w:ind w:hanging="360" w:left="1440"/>
       </w:pPr>
       <w:rPr>
-        <w:rFonts w:ascii="Symbol" w:hAnsi="Symbol" w:hint="default"/>
+        <w:rFonts w:ascii="Symbol" w:hAnsi="Symbol" w:hint="default" w:eastAsia="黑体"/>
       </w:rPr>
     </w:lvl>
   </w:abstractNum>
@@ -2951,7 +3242,7 @@
         <w:ind w:hanging="360" w:left="1080"/>
       </w:pPr>
       <w:rPr>
-        <w:rFonts w:ascii="Symbol" w:hAnsi="Symbol" w:hint="default"/>
+        <w:rFonts w:ascii="Symbol" w:hAnsi="Symbol" w:hint="default" w:eastAsia="黑体"/>
       </w:rPr>
     </w:lvl>
   </w:abstractNum>
@@ -2972,7 +3263,7 @@
         <w:ind w:hanging="360" w:left="720"/>
       </w:pPr>
       <w:rPr>
-        <w:rFonts w:ascii="Symbol" w:hAnsi="Symbol" w:hint="default"/>
+        <w:rFonts w:ascii="Symbol" w:hAnsi="Symbol" w:hint="default" w:eastAsia="黑体"/>
       </w:rPr>
     </w:lvl>
   </w:abstractNum>
@@ -3011,7 +3302,7 @@
         <w:ind w:hanging="360" w:left="360"/>
       </w:pPr>
       <w:rPr>
-        <w:rFonts w:ascii="Symbol" w:hAnsi="Symbol" w:hint="default"/>
+        <w:rFonts w:ascii="Symbol" w:hAnsi="Symbol" w:hint="default" w:eastAsia="黑体"/>
       </w:rPr>
     </w:lvl>
   </w:abstractNum>
@@ -3102,7 +3393,7 @@
         <w:ind w:left="720" w:hanging="360"/>
       </w:pPr>
       <w:rPr>
-        <w:rFonts w:ascii="Symbol" w:hAnsi="Symbol" w:cs="Symbol" w:hint="default"/>
+        <w:rFonts w:ascii="Symbol" w:hAnsi="Symbol" w:cs="Symbol" w:hint="default" w:eastAsia="黑体"/>
       </w:rPr>
     </w:lvl>
     <w:lvl w:ilvl="1">
@@ -3113,7 +3404,7 @@
         <w:ind w:left="1440" w:hanging="360"/>
       </w:pPr>
       <w:rPr>
-        <w:rFonts w:ascii="Courier New" w:hAnsi="Courier New" w:cs="Courier New" w:hint="default"/>
+        <w:rFonts w:ascii="Courier New" w:hAnsi="Courier New" w:cs="Courier New" w:hint="default" w:eastAsia="黑体"/>
       </w:rPr>
     </w:lvl>
     <w:lvl w:ilvl="2">
@@ -3124,7 +3415,7 @@
         <w:ind w:left="2160" w:hanging="360"/>
       </w:pPr>
       <w:rPr>
-        <w:rFonts w:ascii="Wingdings" w:hAnsi="Wingdings" w:cs="Wingdings" w:hint="default"/>
+        <w:rFonts w:ascii="Wingdings" w:hAnsi="Wingdings" w:cs="Wingdings" w:hint="default" w:eastAsia="黑体"/>
       </w:rPr>
     </w:lvl>
     <w:lvl w:ilvl="3">
@@ -3135,7 +3426,7 @@
         <w:ind w:left="2880" w:hanging="360"/>
       </w:pPr>
       <w:rPr>
-        <w:rFonts w:ascii="Symbol" w:hAnsi="Symbol" w:cs="Symbol" w:hint="default"/>
+        <w:rFonts w:ascii="Symbol" w:hAnsi="Symbol" w:cs="Symbol" w:hint="default" w:eastAsia="黑体"/>
       </w:rPr>
     </w:lvl>
     <w:lvl w:ilvl="4">
@@ -3146,7 +3437,7 @@
         <w:ind w:left="3600" w:hanging="360"/>
       </w:pPr>
       <w:rPr>
-        <w:rFonts w:ascii="Courier New" w:hAnsi="Courier New" w:cs="Courier New" w:hint="default"/>
+        <w:rFonts w:ascii="Courier New" w:hAnsi="Courier New" w:cs="Courier New" w:hint="default" w:eastAsia="黑体"/>
       </w:rPr>
     </w:lvl>
     <w:lvl w:ilvl="5">
@@ -3157,7 +3448,7 @@
         <w:ind w:left="4320" w:hanging="360"/>
       </w:pPr>
       <w:rPr>
-        <w:rFonts w:ascii="Wingdings" w:hAnsi="Wingdings" w:cs="Wingdings" w:hint="default"/>
+        <w:rFonts w:ascii="Wingdings" w:hAnsi="Wingdings" w:cs="Wingdings" w:hint="default" w:eastAsia="黑体"/>
       </w:rPr>
     </w:lvl>
     <w:lvl w:ilvl="6">
@@ -3168,7 +3459,7 @@
         <w:ind w:left="5040" w:hanging="360"/>
       </w:pPr>
       <w:rPr>
-        <w:rFonts w:ascii="Symbol" w:hAnsi="Symbol" w:cs="Symbol" w:hint="default"/>
+        <w:rFonts w:ascii="Symbol" w:hAnsi="Symbol" w:cs="Symbol" w:hint="default" w:eastAsia="黑体"/>
       </w:rPr>
     </w:lvl>
     <w:lvl w:ilvl="7">
@@ -3179,7 +3470,7 @@
         <w:ind w:left="5760" w:hanging="360"/>
       </w:pPr>
       <w:rPr>
-        <w:rFonts w:ascii="Courier New" w:hAnsi="Courier New" w:cs="Courier New" w:hint="default"/>
+        <w:rFonts w:ascii="Courier New" w:hAnsi="Courier New" w:cs="Courier New" w:hint="default" w:eastAsia="黑体"/>
       </w:rPr>
     </w:lvl>
     <w:lvl w:ilvl="8">
@@ -3190,7 +3481,7 @@
         <w:ind w:left="6480" w:hanging="360"/>
       </w:pPr>
       <w:rPr>
-        <w:rFonts w:ascii="Wingdings" w:hAnsi="Wingdings" w:cs="Wingdings" w:hint="default"/>
+        <w:rFonts w:ascii="Wingdings" w:hAnsi="Wingdings" w:cs="Wingdings" w:hint="default" w:eastAsia="黑体"/>
       </w:rPr>
     </w:lvl>
   </w:abstractNum>
@@ -3246,11 +3537,11 @@
 </file>
 
 <file path=word/styles.xml><?xml version="1.0" encoding="utf-8"?>
-<w:styles xmlns:mc="http://schemas.openxmlformats.org/markup-compatibility/2006" xmlns:r="http://schemas.openxmlformats.org/officeDocument/2006/relationships" xmlns:w="http://schemas.openxmlformats.org/wordprocessingml/2006/main" xmlns:w14="http://schemas.microsoft.com/office/word/2010/wordml" mc:Ignorable="w14">
+<w:styles xmlns:mc="http://schemas.openxmlformats.org/markup-compatibility/2006" xmlns:w="http://schemas.openxmlformats.org/wordprocessingml/2006/main" xmlns:r="http://schemas.openxmlformats.org/officeDocument/2006/relationships" xmlns:w14="http://schemas.microsoft.com/office/word/2010/wordml" mc:Ignorable="w14">
   <w:docDefaults>
     <w:rPrDefault>
       <w:rPr>
-        <w:rFonts w:asciiTheme="minorHAnsi" w:cstheme="minorBidi" w:eastAsiaTheme="minorEastAsia" w:hAnsiTheme="minorHAnsi"/>
+        <w:rFonts w:asciiTheme="minorHAnsi" w:cstheme="minorBidi" w:hAnsiTheme="minorHAnsi" w:eastAsia="黑体"/>
         <w:sz w:val="22"/>
         <w:szCs w:val="22"/>
         <w:lang w:bidi="ar-SA" w:eastAsia="en-US" w:val="en-US"/>
@@ -3472,7 +3763,7 @@
       <w:outlineLvl w:val="0"/>
     </w:pPr>
     <w:rPr>
-      <w:rFonts w:ascii="Times New Roman" w:asciiTheme="majorHAnsi" w:cstheme="majorBidi" w:eastAsia="黑体" w:eastAsiaTheme="majorEastAsia" w:hAnsi="Times New Roman" w:hAnsiTheme="majorHAnsi"/>
+      <w:rFonts w:ascii="Times New Roman" w:asciiTheme="majorHAnsi" w:cstheme="majorBidi" w:eastAsia="黑体" w:hAnsi="Times New Roman" w:hAnsiTheme="majorHAnsi"/>
       <w:b/>
       <w:bCs/>
       <w:color w:val="1F3864"/>
@@ -3496,7 +3787,7 @@
       <w:outlineLvl w:val="1"/>
     </w:pPr>
     <w:rPr>
-      <w:rFonts w:ascii="Times New Roman" w:asciiTheme="majorHAnsi" w:cstheme="majorBidi" w:eastAsia="黑体" w:eastAsiaTheme="majorEastAsia" w:hAnsi="Times New Roman" w:hAnsiTheme="majorHAnsi"/>
+      <w:rFonts w:ascii="Times New Roman" w:asciiTheme="majorHAnsi" w:cstheme="majorBidi" w:eastAsia="黑体" w:hAnsi="Times New Roman" w:hAnsiTheme="majorHAnsi"/>
       <w:b/>
       <w:bCs/>
       <w:color w:val="2E4E7E"/>
@@ -3520,7 +3811,7 @@
       <w:outlineLvl w:val="2"/>
     </w:pPr>
     <w:rPr>
-      <w:rFonts w:ascii="Times New Roman" w:asciiTheme="majorHAnsi" w:cstheme="majorBidi" w:eastAsia="黑体" w:eastAsiaTheme="majorEastAsia" w:hAnsi="Times New Roman" w:hAnsiTheme="majorHAnsi"/>
+      <w:rFonts w:ascii="Times New Roman" w:asciiTheme="majorHAnsi" w:cstheme="majorBidi" w:eastAsia="黑体" w:hAnsi="Times New Roman" w:hAnsiTheme="majorHAnsi"/>
       <w:b/>
       <w:bCs/>
       <w:color w:val="2E4E7E"/>
@@ -3544,7 +3835,7 @@
       <w:outlineLvl w:val="3"/>
     </w:pPr>
     <w:rPr>
-      <w:rFonts w:ascii="Times New Roman" w:asciiTheme="majorHAnsi" w:cstheme="majorBidi" w:eastAsia="黑体" w:eastAsiaTheme="majorEastAsia" w:hAnsi="Times New Roman" w:hAnsiTheme="majorHAnsi"/>
+      <w:rFonts w:ascii="Times New Roman" w:asciiTheme="majorHAnsi" w:cstheme="majorBidi" w:eastAsia="黑体" w:hAnsi="Times New Roman" w:hAnsiTheme="majorHAnsi"/>
       <w:b/>
       <w:bCs/>
       <w:i/>
@@ -3570,7 +3861,7 @@
       <w:outlineLvl w:val="4"/>
     </w:pPr>
     <w:rPr>
-      <w:rFonts w:ascii="Times New Roman" w:asciiTheme="majorHAnsi" w:cstheme="majorBidi" w:eastAsia="黑体" w:eastAsiaTheme="majorEastAsia" w:hAnsi="Times New Roman" w:hAnsiTheme="majorHAnsi"/>
+      <w:rFonts w:ascii="Times New Roman" w:asciiTheme="majorHAnsi" w:cstheme="majorBidi" w:eastAsia="黑体" w:hAnsi="Times New Roman" w:hAnsiTheme="majorHAnsi"/>
       <w:b/>
       <w:color w:val="333333"/>
       <w:sz w:val="22"/>
@@ -3593,7 +3884,7 @@
       <w:outlineLvl w:val="5"/>
     </w:pPr>
     <w:rPr>
-      <w:rFonts w:asciiTheme="majorHAnsi" w:cstheme="majorBidi" w:eastAsiaTheme="majorEastAsia" w:hAnsiTheme="majorHAnsi"/>
+      <w:rFonts w:asciiTheme="majorHAnsi" w:cstheme="majorBidi" w:hAnsiTheme="majorHAnsi" w:eastAsia="黑体"/>
       <w:i/>
       <w:iCs/>
       <w:color w:themeColor="accent1" w:themeShade="7F" w:val="243F60"/>
@@ -3616,7 +3907,7 @@
       <w:outlineLvl w:val="6"/>
     </w:pPr>
     <w:rPr>
-      <w:rFonts w:asciiTheme="majorHAnsi" w:cstheme="majorBidi" w:eastAsiaTheme="majorEastAsia" w:hAnsiTheme="majorHAnsi"/>
+      <w:rFonts w:asciiTheme="majorHAnsi" w:cstheme="majorBidi" w:hAnsiTheme="majorHAnsi" w:eastAsia="黑体"/>
       <w:i/>
       <w:iCs/>
       <w:color w:themeColor="text1" w:themeTint="BF" w:val="404040"/>
@@ -3639,7 +3930,7 @@
       <w:outlineLvl w:val="7"/>
     </w:pPr>
     <w:rPr>
-      <w:rFonts w:asciiTheme="majorHAnsi" w:cstheme="majorBidi" w:eastAsiaTheme="majorEastAsia" w:hAnsiTheme="majorHAnsi"/>
+      <w:rFonts w:asciiTheme="majorHAnsi" w:cstheme="majorBidi" w:hAnsiTheme="majorHAnsi" w:eastAsia="黑体"/>
       <w:color w:themeColor="accent1" w:val="4F81BD"/>
       <w:sz w:val="20"/>
       <w:szCs w:val="20"/>
@@ -3662,7 +3953,7 @@
       <w:outlineLvl w:val="8"/>
     </w:pPr>
     <w:rPr>
-      <w:rFonts w:asciiTheme="majorHAnsi" w:cstheme="majorBidi" w:eastAsiaTheme="majorEastAsia" w:hAnsiTheme="majorHAnsi"/>
+      <w:rFonts w:asciiTheme="majorHAnsi" w:cstheme="majorBidi" w:hAnsiTheme="majorHAnsi" w:eastAsia="黑体"/>
       <w:i/>
       <w:iCs/>
       <w:color w:themeColor="text1" w:themeTint="BF" w:val="404040"/>
@@ -3713,7 +4004,7 @@
     <w:uiPriority w:val="9"/>
     <w:rsid w:val="00FC693F"/>
     <w:rPr>
-      <w:rFonts w:asciiTheme="majorHAnsi" w:cstheme="majorBidi" w:eastAsiaTheme="majorEastAsia" w:hAnsiTheme="majorHAnsi"/>
+      <w:rFonts w:asciiTheme="majorHAnsi" w:cstheme="majorBidi" w:hAnsiTheme="majorHAnsi" w:eastAsia="黑体"/>
       <w:b/>
       <w:bCs/>
       <w:color w:themeColor="accent1" w:themeShade="BF" w:val="365F91"/>
@@ -3728,7 +4019,7 @@
     <w:uiPriority w:val="9"/>
     <w:rsid w:val="00FC693F"/>
     <w:rPr>
-      <w:rFonts w:asciiTheme="majorHAnsi" w:cstheme="majorBidi" w:eastAsiaTheme="majorEastAsia" w:hAnsiTheme="majorHAnsi"/>
+      <w:rFonts w:asciiTheme="majorHAnsi" w:cstheme="majorBidi" w:hAnsiTheme="majorHAnsi" w:eastAsia="黑体"/>
       <w:b/>
       <w:bCs/>
       <w:color w:themeColor="accent1" w:val="4F81BD"/>
@@ -3743,7 +4034,7 @@
     <w:uiPriority w:val="9"/>
     <w:rsid w:val="00FC693F"/>
     <w:rPr>
-      <w:rFonts w:asciiTheme="majorHAnsi" w:cstheme="majorBidi" w:eastAsiaTheme="majorEastAsia" w:hAnsiTheme="majorHAnsi"/>
+      <w:rFonts w:asciiTheme="majorHAnsi" w:cstheme="majorBidi" w:hAnsiTheme="majorHAnsi" w:eastAsia="黑体"/>
       <w:b/>
       <w:bCs/>
       <w:color w:themeColor="accent1" w:val="4F81BD"/>
@@ -3766,7 +4057,7 @@
       <w:contextualSpacing/>
     </w:pPr>
     <w:rPr>
-      <w:rFonts w:ascii="Times New Roman" w:asciiTheme="majorHAnsi" w:cstheme="majorBidi" w:eastAsia="黑体" w:eastAsiaTheme="majorEastAsia" w:hAnsi="Times New Roman" w:hAnsiTheme="majorHAnsi"/>
+      <w:rFonts w:ascii="Times New Roman" w:asciiTheme="majorHAnsi" w:cstheme="majorBidi" w:eastAsia="黑体" w:hAnsi="Times New Roman" w:hAnsiTheme="majorHAnsi"/>
       <w:b/>
       <w:color w:val="1F3864"/>
       <w:spacing w:val="5"/>
@@ -3782,7 +4073,7 @@
     <w:uiPriority w:val="10"/>
     <w:rsid w:val="00FC693F"/>
     <w:rPr>
-      <w:rFonts w:asciiTheme="majorHAnsi" w:cstheme="majorBidi" w:eastAsiaTheme="majorEastAsia" w:hAnsiTheme="majorHAnsi"/>
+      <w:rFonts w:asciiTheme="majorHAnsi" w:cstheme="majorBidi" w:hAnsiTheme="majorHAnsi" w:eastAsia="黑体"/>
       <w:color w:themeColor="text2" w:themeShade="BF" w:val="17365D"/>
       <w:spacing w:val="5"/>
       <w:kern w:val="28"/>
@@ -3804,7 +4095,7 @@
       </w:numPr>
     </w:pPr>
     <w:rPr>
-      <w:rFonts w:asciiTheme="majorHAnsi" w:cstheme="majorBidi" w:eastAsiaTheme="majorEastAsia" w:hAnsiTheme="majorHAnsi"/>
+      <w:rFonts w:asciiTheme="majorHAnsi" w:cstheme="majorBidi" w:hAnsiTheme="majorHAnsi" w:eastAsia="黑体"/>
       <w:i/>
       <w:iCs/>
       <w:color w:themeColor="accent1" w:val="4F81BD"/>
@@ -3820,7 +4111,7 @@
     <w:uiPriority w:val="11"/>
     <w:rsid w:val="00FC693F"/>
     <w:rPr>
-      <w:rFonts w:asciiTheme="majorHAnsi" w:cstheme="majorBidi" w:eastAsiaTheme="majorEastAsia" w:hAnsiTheme="majorHAnsi"/>
+      <w:rFonts w:asciiTheme="majorHAnsi" w:cstheme="majorBidi" w:hAnsiTheme="majorHAnsi" w:eastAsia="黑体"/>
       <w:i/>
       <w:iCs/>
       <w:color w:themeColor="accent1" w:val="4F81BD"/>
@@ -3887,6 +4178,7 @@
       <w:spacing w:after="120"/>
     </w:pPr>
     <w:rPr>
+      <w:rFonts w:eastAsia="黑体"/>
       <w:sz w:val="16"/>
       <w:szCs w:val="16"/>
     </w:rPr>
@@ -3898,6 +4190,7 @@
     <w:uiPriority w:val="99"/>
     <w:rsid w:val="00AA1D8D"/>
     <w:rPr>
+      <w:rFonts w:eastAsia="黑体"/>
       <w:sz w:val="16"/>
       <w:szCs w:val="16"/>
     </w:rPr>
@@ -4067,7 +4360,7 @@
       </w:tabs>
     </w:pPr>
     <w:rPr>
-      <w:rFonts w:ascii="Courier" w:hAnsi="Courier"/>
+      <w:rFonts w:ascii="Courier" w:hAnsi="Courier" w:eastAsia="黑体"/>
       <w:sz w:val="20"/>
       <w:szCs w:val="20"/>
     </w:rPr>
@@ -4079,7 +4372,7 @@
     <w:uiPriority w:val="99"/>
     <w:rsid w:val="0029639D"/>
     <w:rPr>
-      <w:rFonts w:ascii="Courier" w:hAnsi="Courier"/>
+      <w:rFonts w:ascii="Courier" w:hAnsi="Courier" w:eastAsia="黑体"/>
       <w:sz w:val="20"/>
       <w:szCs w:val="20"/>
     </w:rPr>
@@ -4115,6 +4408,7 @@
     <w:uiPriority w:val="29"/>
     <w:rsid w:val="00FC693F"/>
     <w:rPr>
+      <w:rFonts w:eastAsia="黑体"/>
       <w:i/>
       <w:iCs/>
       <w:color w:themeColor="text1" w:val="000000"/>
@@ -4128,7 +4422,7 @@
     <w:semiHidden/>
     <w:rsid w:val="00FC693F"/>
     <w:rPr>
-      <w:rFonts w:asciiTheme="majorHAnsi" w:cstheme="majorBidi" w:eastAsiaTheme="majorEastAsia" w:hAnsiTheme="majorHAnsi"/>
+      <w:rFonts w:asciiTheme="majorHAnsi" w:cstheme="majorBidi" w:hAnsiTheme="majorHAnsi" w:eastAsia="黑体"/>
       <w:b/>
       <w:bCs/>
       <w:i/>
@@ -4144,7 +4438,7 @@
     <w:semiHidden/>
     <w:rsid w:val="00FC693F"/>
     <w:rPr>
-      <w:rFonts w:asciiTheme="majorHAnsi" w:cstheme="majorBidi" w:eastAsiaTheme="majorEastAsia" w:hAnsiTheme="majorHAnsi"/>
+      <w:rFonts w:asciiTheme="majorHAnsi" w:cstheme="majorBidi" w:hAnsiTheme="majorHAnsi" w:eastAsia="黑体"/>
       <w:color w:themeColor="accent1" w:themeShade="7F" w:val="243F60"/>
     </w:rPr>
   </w:style>
@@ -4156,7 +4450,7 @@
     <w:semiHidden/>
     <w:rsid w:val="00FC693F"/>
     <w:rPr>
-      <w:rFonts w:asciiTheme="majorHAnsi" w:cstheme="majorBidi" w:eastAsiaTheme="majorEastAsia" w:hAnsiTheme="majorHAnsi"/>
+      <w:rFonts w:asciiTheme="majorHAnsi" w:cstheme="majorBidi" w:hAnsiTheme="majorHAnsi" w:eastAsia="黑体"/>
       <w:i/>
       <w:iCs/>
       <w:color w:themeColor="accent1" w:themeShade="7F" w:val="243F60"/>
@@ -4170,7 +4464,7 @@
     <w:semiHidden/>
     <w:rsid w:val="00FC693F"/>
     <w:rPr>
-      <w:rFonts w:asciiTheme="majorHAnsi" w:cstheme="majorBidi" w:eastAsiaTheme="majorEastAsia" w:hAnsiTheme="majorHAnsi"/>
+      <w:rFonts w:asciiTheme="majorHAnsi" w:cstheme="majorBidi" w:hAnsiTheme="majorHAnsi" w:eastAsia="黑体"/>
       <w:i/>
       <w:iCs/>
       <w:color w:themeColor="text1" w:themeTint="BF" w:val="404040"/>
@@ -4184,7 +4478,7 @@
     <w:semiHidden/>
     <w:rsid w:val="00FC693F"/>
     <w:rPr>
-      <w:rFonts w:asciiTheme="majorHAnsi" w:cstheme="majorBidi" w:eastAsiaTheme="majorEastAsia" w:hAnsiTheme="majorHAnsi"/>
+      <w:rFonts w:asciiTheme="majorHAnsi" w:cstheme="majorBidi" w:hAnsiTheme="majorHAnsi" w:eastAsia="黑体"/>
       <w:color w:themeColor="accent1" w:val="4F81BD"/>
       <w:sz w:val="20"/>
       <w:szCs w:val="20"/>
@@ -4198,7 +4492,7 @@
     <w:semiHidden/>
     <w:rsid w:val="00FC693F"/>
     <w:rPr>
-      <w:rFonts w:asciiTheme="majorHAnsi" w:cstheme="majorBidi" w:eastAsiaTheme="majorEastAsia" w:hAnsiTheme="majorHAnsi"/>
+      <w:rFonts w:asciiTheme="majorHAnsi" w:cstheme="majorBidi" w:hAnsiTheme="majorHAnsi" w:eastAsia="黑体"/>
       <w:i/>
       <w:iCs/>
       <w:color w:themeColor="text1" w:themeTint="BF" w:val="404040"/>
@@ -4219,6 +4513,7 @@
       <w:spacing w:line="240" w:lineRule="auto"/>
     </w:pPr>
     <w:rPr>
+      <w:rFonts w:eastAsia="黑体"/>
       <w:b/>
       <w:bCs/>
       <w:color w:themeColor="accent1" w:val="4F81BD"/>
@@ -4233,6 +4528,7 @@
     <w:qFormat/>
     <w:rsid w:val="00FC693F"/>
     <w:rPr>
+      <w:rFonts w:eastAsia="黑体"/>
       <w:b/>
       <w:bCs/>
     </w:rPr>
@@ -4244,6 +4540,7 @@
     <w:qFormat/>
     <w:rsid w:val="00FC693F"/>
     <w:rPr>
+      <w:rFonts w:eastAsia="黑体"/>
       <w:i/>
       <w:iCs/>
     </w:rPr>
@@ -4264,6 +4561,7 @@
       <w:ind w:left="936" w:right="936"/>
     </w:pPr>
     <w:rPr>
+      <w:rFonts w:eastAsia="黑体"/>
       <w:b/>
       <w:bCs/>
       <w:i/>
@@ -4278,6 +4576,7 @@
     <w:uiPriority w:val="30"/>
     <w:rsid w:val="00FC693F"/>
     <w:rPr>
+      <w:rFonts w:eastAsia="黑体"/>
       <w:b/>
       <w:bCs/>
       <w:i/>
@@ -4292,6 +4591,7 @@
     <w:qFormat/>
     <w:rsid w:val="00FC693F"/>
     <w:rPr>
+      <w:rFonts w:eastAsia="黑体"/>
       <w:i/>
       <w:iCs/>
       <w:color w:themeColor="text1" w:themeTint="7F" w:val="808080"/>
@@ -4304,6 +4604,7 @@
     <w:qFormat/>
     <w:rsid w:val="00FC693F"/>
     <w:rPr>
+      <w:rFonts w:eastAsia="黑体"/>
       <w:b/>
       <w:bCs/>
       <w:i/>
@@ -4318,6 +4619,7 @@
     <w:qFormat/>
     <w:rsid w:val="00FC693F"/>
     <w:rPr>
+      <w:rFonts w:eastAsia="黑体"/>
       <w:smallCaps/>
       <w:color w:themeColor="accent2" w:val="C0504D"/>
       <w:u w:val="single"/>
@@ -4330,6 +4632,7 @@
     <w:qFormat/>
     <w:rsid w:val="00FC693F"/>
     <w:rPr>
+      <w:rFonts w:eastAsia="黑体"/>
       <w:b/>
       <w:bCs/>
       <w:smallCaps/>
@@ -4345,6 +4648,7 @@
     <w:qFormat/>
     <w:rsid w:val="00FC693F"/>
     <w:rPr>
+      <w:rFonts w:eastAsia="黑体"/>
       <w:b/>
       <w:bCs/>
       <w:smallCaps/>
@@ -4399,6 +4703,7 @@
       <w:spacing w:after="0" w:line="240" w:lineRule="auto"/>
     </w:pPr>
     <w:rPr>
+      <w:rFonts w:eastAsia="黑体"/>
       <w:color w:themeColor="text1" w:themeShade="BF" w:val="000000"/>
     </w:rPr>
     <w:tblPr>
@@ -4421,6 +4726,7 @@
         <w:spacing w:after="0" w:before="0" w:line="240" w:lineRule="auto"/>
       </w:pPr>
       <w:rPr>
+        <w:rFonts w:eastAsia="黑体"/>
         <w:b/>
         <w:bCs/>
       </w:rPr>
@@ -4441,6 +4747,7 @@
         <w:spacing w:after="0" w:before="0" w:line="240" w:lineRule="auto"/>
       </w:pPr>
       <w:rPr>
+        <w:rFonts w:eastAsia="黑体"/>
         <w:b/>
         <w:bCs/>
       </w:rPr>
@@ -4458,12 +4765,14 @@
     </w:tblStylePr>
     <w:tblStylePr w:type="firstCol">
       <w:rPr>
+        <w:rFonts w:eastAsia="黑体"/>
         <w:b/>
         <w:bCs/>
       </w:rPr>
     </w:tblStylePr>
     <w:tblStylePr w:type="lastCol">
       <w:rPr>
+        <w:rFonts w:eastAsia="黑体"/>
         <w:b/>
         <w:bCs/>
       </w:rPr>
@@ -4502,6 +4811,7 @@
       <w:spacing w:after="0" w:line="240" w:lineRule="auto"/>
     </w:pPr>
     <w:rPr>
+      <w:rFonts w:eastAsia="黑体"/>
       <w:color w:themeColor="accent1" w:themeShade="BF" w:val="365F91"/>
     </w:rPr>
     <w:tblPr>
@@ -4524,6 +4834,7 @@
         <w:spacing w:after="0" w:before="0" w:line="240" w:lineRule="auto"/>
       </w:pPr>
       <w:rPr>
+        <w:rFonts w:eastAsia="黑体"/>
         <w:b/>
         <w:bCs/>
       </w:rPr>
@@ -4544,6 +4855,7 @@
         <w:spacing w:after="0" w:before="0" w:line="240" w:lineRule="auto"/>
       </w:pPr>
       <w:rPr>
+        <w:rFonts w:eastAsia="黑体"/>
         <w:b/>
         <w:bCs/>
       </w:rPr>
@@ -4561,12 +4873,14 @@
     </w:tblStylePr>
     <w:tblStylePr w:type="firstCol">
       <w:rPr>
+        <w:rFonts w:eastAsia="黑体"/>
         <w:b/>
         <w:bCs/>
       </w:rPr>
     </w:tblStylePr>
     <w:tblStylePr w:type="lastCol">
       <w:rPr>
+        <w:rFonts w:eastAsia="黑体"/>
         <w:b/>
         <w:bCs/>
       </w:rPr>
@@ -4605,6 +4919,7 @@
       <w:spacing w:after="0" w:line="240" w:lineRule="auto"/>
     </w:pPr>
     <w:rPr>
+      <w:rFonts w:eastAsia="黑体"/>
       <w:color w:themeColor="accent2" w:themeShade="BF" w:val="943634"/>
     </w:rPr>
     <w:tblPr>
@@ -4627,6 +4942,7 @@
         <w:spacing w:after="0" w:before="0" w:line="240" w:lineRule="auto"/>
       </w:pPr>
       <w:rPr>
+        <w:rFonts w:eastAsia="黑体"/>
         <w:b/>
         <w:bCs/>
       </w:rPr>
@@ -4647,6 +4963,7 @@
         <w:spacing w:after="0" w:before="0" w:line="240" w:lineRule="auto"/>
       </w:pPr>
       <w:rPr>
+        <w:rFonts w:eastAsia="黑体"/>
         <w:b/>
         <w:bCs/>
       </w:rPr>
@@ -4664,12 +4981,14 @@
     </w:tblStylePr>
     <w:tblStylePr w:type="firstCol">
       <w:rPr>
+        <w:rFonts w:eastAsia="黑体"/>
         <w:b/>
         <w:bCs/>
       </w:rPr>
     </w:tblStylePr>
     <w:tblStylePr w:type="lastCol">
       <w:rPr>
+        <w:rFonts w:eastAsia="黑体"/>
         <w:b/>
         <w:bCs/>
       </w:rPr>
@@ -4708,6 +5027,7 @@
       <w:spacing w:after="0" w:line="240" w:lineRule="auto"/>
     </w:pPr>
     <w:rPr>
+      <w:rFonts w:eastAsia="黑体"/>
       <w:color w:themeColor="accent3" w:themeShade="BF" w:val="76923C"/>
     </w:rPr>
     <w:tblPr>
@@ -4730,6 +5050,7 @@
         <w:spacing w:after="0" w:before="0" w:line="240" w:lineRule="auto"/>
       </w:pPr>
       <w:rPr>
+        <w:rFonts w:eastAsia="黑体"/>
         <w:b/>
         <w:bCs/>
       </w:rPr>
@@ -4750,6 +5071,7 @@
         <w:spacing w:after="0" w:before="0" w:line="240" w:lineRule="auto"/>
       </w:pPr>
       <w:rPr>
+        <w:rFonts w:eastAsia="黑体"/>
         <w:b/>
         <w:bCs/>
       </w:rPr>
@@ -4767,12 +5089,14 @@
     </w:tblStylePr>
     <w:tblStylePr w:type="firstCol">
       <w:rPr>
+        <w:rFonts w:eastAsia="黑体"/>
         <w:b/>
         <w:bCs/>
       </w:rPr>
     </w:tblStylePr>
     <w:tblStylePr w:type="lastCol">
       <w:rPr>
+        <w:rFonts w:eastAsia="黑体"/>
         <w:b/>
         <w:bCs/>
       </w:rPr>
@@ -4811,6 +5135,7 @@
       <w:spacing w:after="0" w:line="240" w:lineRule="auto"/>
     </w:pPr>
     <w:rPr>
+      <w:rFonts w:eastAsia="黑体"/>
       <w:color w:themeColor="accent4" w:themeShade="BF" w:val="5F497A"/>
     </w:rPr>
     <w:tblPr>
@@ -4833,6 +5158,7 @@
         <w:spacing w:after="0" w:before="0" w:line="240" w:lineRule="auto"/>
       </w:pPr>
       <w:rPr>
+        <w:rFonts w:eastAsia="黑体"/>
         <w:b/>
         <w:bCs/>
       </w:rPr>
@@ -4853,6 +5179,7 @@
         <w:spacing w:after="0" w:before="0" w:line="240" w:lineRule="auto"/>
       </w:pPr>
       <w:rPr>
+        <w:rFonts w:eastAsia="黑体"/>
         <w:b/>
         <w:bCs/>
       </w:rPr>
@@ -4870,12 +5197,14 @@
     </w:tblStylePr>
     <w:tblStylePr w:type="firstCol">
       <w:rPr>
+        <w:rFonts w:eastAsia="黑体"/>
         <w:b/>
         <w:bCs/>
       </w:rPr>
     </w:tblStylePr>
     <w:tblStylePr w:type="lastCol">
       <w:rPr>
+        <w:rFonts w:eastAsia="黑体"/>
         <w:b/>
         <w:bCs/>
       </w:rPr>
@@ -4914,6 +5243,7 @@
       <w:spacing w:after="0" w:line="240" w:lineRule="auto"/>
     </w:pPr>
     <w:rPr>
+      <w:rFonts w:eastAsia="黑体"/>
       <w:color w:themeColor="accent5" w:themeShade="BF" w:val="31849B"/>
     </w:rPr>
     <w:tblPr>
@@ -4936,6 +5266,7 @@
         <w:spacing w:after="0" w:before="0" w:line="240" w:lineRule="auto"/>
       </w:pPr>
       <w:rPr>
+        <w:rFonts w:eastAsia="黑体"/>
         <w:b/>
         <w:bCs/>
       </w:rPr>
@@ -4956,6 +5287,7 @@
         <w:spacing w:after="0" w:before="0" w:line="240" w:lineRule="auto"/>
       </w:pPr>
       <w:rPr>
+        <w:rFonts w:eastAsia="黑体"/>
         <w:b/>
         <w:bCs/>
       </w:rPr>
@@ -4973,12 +5305,14 @@
     </w:tblStylePr>
     <w:tblStylePr w:type="firstCol">
       <w:rPr>
+        <w:rFonts w:eastAsia="黑体"/>
         <w:b/>
         <w:bCs/>
       </w:rPr>
     </w:tblStylePr>
     <w:tblStylePr w:type="lastCol">
       <w:rPr>
+        <w:rFonts w:eastAsia="黑体"/>
         <w:b/>
         <w:bCs/>
       </w:rPr>
@@ -5017,6 +5351,7 @@
       <w:spacing w:after="0" w:line="240" w:lineRule="auto"/>
     </w:pPr>
     <w:rPr>
+      <w:rFonts w:eastAsia="黑体"/>
       <w:color w:themeColor="accent6" w:themeShade="BF" w:val="E36C0A"/>
     </w:rPr>
     <w:tblPr>
@@ -5039,6 +5374,7 @@
         <w:spacing w:after="0" w:before="0" w:line="240" w:lineRule="auto"/>
       </w:pPr>
       <w:rPr>
+        <w:rFonts w:eastAsia="黑体"/>
         <w:b/>
         <w:bCs/>
       </w:rPr>
@@ -5059,6 +5395,7 @@
         <w:spacing w:after="0" w:before="0" w:line="240" w:lineRule="auto"/>
       </w:pPr>
       <w:rPr>
+        <w:rFonts w:eastAsia="黑体"/>
         <w:b/>
         <w:bCs/>
       </w:rPr>
@@ -5076,12 +5413,14 @@
     </w:tblStylePr>
     <w:tblStylePr w:type="firstCol">
       <w:rPr>
+        <w:rFonts w:eastAsia="黑体"/>
         <w:b/>
         <w:bCs/>
       </w:rPr>
     </w:tblStylePr>
     <w:tblStylePr w:type="lastCol">
       <w:rPr>
+        <w:rFonts w:eastAsia="黑体"/>
         <w:b/>
         <w:bCs/>
       </w:rPr>
@@ -5141,6 +5480,7 @@
         <w:spacing w:after="0" w:before="0" w:line="240" w:lineRule="auto"/>
       </w:pPr>
       <w:rPr>
+        <w:rFonts w:eastAsia="黑体"/>
         <w:b/>
         <w:bCs/>
         <w:color w:themeColor="background1" w:val="FFFFFF"/>
@@ -5155,6 +5495,7 @@
         <w:spacing w:after="0" w:before="0" w:line="240" w:lineRule="auto"/>
       </w:pPr>
       <w:rPr>
+        <w:rFonts w:eastAsia="黑体"/>
         <w:b/>
         <w:bCs/>
       </w:rPr>
@@ -5170,12 +5511,14 @@
     </w:tblStylePr>
     <w:tblStylePr w:type="firstCol">
       <w:rPr>
+        <w:rFonts w:eastAsia="黑体"/>
         <w:b/>
         <w:bCs/>
       </w:rPr>
     </w:tblStylePr>
     <w:tblStylePr w:type="lastCol">
       <w:rPr>
+        <w:rFonts w:eastAsia="黑体"/>
         <w:b/>
         <w:bCs/>
       </w:rPr>
@@ -5233,6 +5576,7 @@
         <w:spacing w:after="0" w:before="0" w:line="240" w:lineRule="auto"/>
       </w:pPr>
       <w:rPr>
+        <w:rFonts w:eastAsia="黑体"/>
         <w:b/>
         <w:bCs/>
         <w:color w:themeColor="background1" w:val="FFFFFF"/>
@@ -5247,6 +5591,7 @@
         <w:spacing w:after="0" w:before="0" w:line="240" w:lineRule="auto"/>
       </w:pPr>
       <w:rPr>
+        <w:rFonts w:eastAsia="黑体"/>
         <w:b/>
         <w:bCs/>
       </w:rPr>
@@ -5262,12 +5607,14 @@
     </w:tblStylePr>
     <w:tblStylePr w:type="firstCol">
       <w:rPr>
+        <w:rFonts w:eastAsia="黑体"/>
         <w:b/>
         <w:bCs/>
       </w:rPr>
     </w:tblStylePr>
     <w:tblStylePr w:type="lastCol">
       <w:rPr>
+        <w:rFonts w:eastAsia="黑体"/>
         <w:b/>
         <w:bCs/>
       </w:rPr>
@@ -5325,6 +5672,7 @@
         <w:spacing w:after="0" w:before="0" w:line="240" w:lineRule="auto"/>
       </w:pPr>
       <w:rPr>
+        <w:rFonts w:eastAsia="黑体"/>
         <w:b/>
         <w:bCs/>
         <w:color w:themeColor="background1" w:val="FFFFFF"/>
@@ -5339,6 +5687,7 @@
         <w:spacing w:after="0" w:before="0" w:line="240" w:lineRule="auto"/>
       </w:pPr>
       <w:rPr>
+        <w:rFonts w:eastAsia="黑体"/>
         <w:b/>
         <w:bCs/>
       </w:rPr>
@@ -5354,12 +5703,14 @@
     </w:tblStylePr>
     <w:tblStylePr w:type="firstCol">
       <w:rPr>
+        <w:rFonts w:eastAsia="黑体"/>
         <w:b/>
         <w:bCs/>
       </w:rPr>
     </w:tblStylePr>
     <w:tblStylePr w:type="lastCol">
       <w:rPr>
+        <w:rFonts w:eastAsia="黑体"/>
         <w:b/>
         <w:bCs/>
       </w:rPr>
@@ -5417,6 +5768,7 @@
         <w:spacing w:after="0" w:before="0" w:line="240" w:lineRule="auto"/>
       </w:pPr>
       <w:rPr>
+        <w:rFonts w:eastAsia="黑体"/>
         <w:b/>
         <w:bCs/>
         <w:color w:themeColor="background1" w:val="FFFFFF"/>
@@ -5431,6 +5783,7 @@
         <w:spacing w:after="0" w:before="0" w:line="240" w:lineRule="auto"/>
       </w:pPr>
       <w:rPr>
+        <w:rFonts w:eastAsia="黑体"/>
         <w:b/>
         <w:bCs/>
       </w:rPr>
@@ -5446,12 +5799,14 @@
     </w:tblStylePr>
     <w:tblStylePr w:type="firstCol">
       <w:rPr>
+        <w:rFonts w:eastAsia="黑体"/>
         <w:b/>
         <w:bCs/>
       </w:rPr>
     </w:tblStylePr>
     <w:tblStylePr w:type="lastCol">
       <w:rPr>
+        <w:rFonts w:eastAsia="黑体"/>
         <w:b/>
         <w:bCs/>
       </w:rPr>
@@ -5509,6 +5864,7 @@
         <w:spacing w:after="0" w:before="0" w:line="240" w:lineRule="auto"/>
       </w:pPr>
       <w:rPr>
+        <w:rFonts w:eastAsia="黑体"/>
         <w:b/>
         <w:bCs/>
         <w:color w:themeColor="background1" w:val="FFFFFF"/>
@@ -5523,6 +5879,7 @@
         <w:spacing w:after="0" w:before="0" w:line="240" w:lineRule="auto"/>
       </w:pPr>
       <w:rPr>
+        <w:rFonts w:eastAsia="黑体"/>
         <w:b/>
         <w:bCs/>
       </w:rPr>
@@ -5538,12 +5895,14 @@
     </w:tblStylePr>
     <w:tblStylePr w:type="firstCol">
       <w:rPr>
+        <w:rFonts w:eastAsia="黑体"/>
         <w:b/>
         <w:bCs/>
       </w:rPr>
     </w:tblStylePr>
     <w:tblStylePr w:type="lastCol">
       <w:rPr>
+        <w:rFonts w:eastAsia="黑体"/>
         <w:b/>
         <w:bCs/>
       </w:rPr>
@@ -5601,6 +5960,7 @@
         <w:spacing w:after="0" w:before="0" w:line="240" w:lineRule="auto"/>
       </w:pPr>
       <w:rPr>
+        <w:rFonts w:eastAsia="黑体"/>
         <w:b/>
         <w:bCs/>
         <w:color w:themeColor="background1" w:val="FFFFFF"/>
@@ -5615,6 +5975,7 @@
         <w:spacing w:after="0" w:before="0" w:line="240" w:lineRule="auto"/>
       </w:pPr>
       <w:rPr>
+        <w:rFonts w:eastAsia="黑体"/>
         <w:b/>
         <w:bCs/>
       </w:rPr>
@@ -5630,12 +5991,14 @@
     </w:tblStylePr>
     <w:tblStylePr w:type="firstCol">
       <w:rPr>
+        <w:rFonts w:eastAsia="黑体"/>
         <w:b/>
         <w:bCs/>
       </w:rPr>
     </w:tblStylePr>
     <w:tblStylePr w:type="lastCol">
       <w:rPr>
+        <w:rFonts w:eastAsia="黑体"/>
         <w:b/>
         <w:bCs/>
       </w:rPr>
@@ -5693,6 +6056,7 @@
         <w:spacing w:after="0" w:before="0" w:line="240" w:lineRule="auto"/>
       </w:pPr>
       <w:rPr>
+        <w:rFonts w:eastAsia="黑体"/>
         <w:b/>
         <w:bCs/>
         <w:color w:themeColor="background1" w:val="FFFFFF"/>
@@ -5707,6 +6071,7 @@
         <w:spacing w:after="0" w:before="0" w:line="240" w:lineRule="auto"/>
       </w:pPr>
       <w:rPr>
+        <w:rFonts w:eastAsia="黑体"/>
         <w:b/>
         <w:bCs/>
       </w:rPr>
@@ -5722,12 +6087,14 @@
     </w:tblStylePr>
     <w:tblStylePr w:type="firstCol">
       <w:rPr>
+        <w:rFonts w:eastAsia="黑体"/>
         <w:b/>
         <w:bCs/>
       </w:rPr>
     </w:tblStylePr>
     <w:tblStylePr w:type="lastCol">
       <w:rPr>
+        <w:rFonts w:eastAsia="黑体"/>
         <w:b/>
         <w:bCs/>
       </w:rPr>
@@ -5787,7 +6154,7 @@
         <w:spacing w:after="0" w:before="0" w:line="240" w:lineRule="auto"/>
       </w:pPr>
       <w:rPr>
-        <w:rFonts w:asciiTheme="majorHAnsi" w:cstheme="majorBidi" w:eastAsiaTheme="majorEastAsia" w:hAnsiTheme="majorHAnsi"/>
+        <w:rFonts w:asciiTheme="majorHAnsi" w:cstheme="majorBidi" w:hAnsiTheme="majorHAnsi" w:eastAsia="黑体"/>
         <w:b/>
         <w:bCs/>
       </w:rPr>
@@ -5808,7 +6175,7 @@
         <w:spacing w:after="0" w:before="0" w:line="240" w:lineRule="auto"/>
       </w:pPr>
       <w:rPr>
-        <w:rFonts w:asciiTheme="majorHAnsi" w:cstheme="majorBidi" w:eastAsiaTheme="majorEastAsia" w:hAnsiTheme="majorHAnsi"/>
+        <w:rFonts w:asciiTheme="majorHAnsi" w:cstheme="majorBidi" w:hAnsiTheme="majorHAnsi" w:eastAsia="黑体"/>
         <w:b/>
         <w:bCs/>
       </w:rPr>
@@ -5826,14 +6193,14 @@
     </w:tblStylePr>
     <w:tblStylePr w:type="firstCol">
       <w:rPr>
-        <w:rFonts w:asciiTheme="majorHAnsi" w:cstheme="majorBidi" w:eastAsiaTheme="majorEastAsia" w:hAnsiTheme="majorHAnsi"/>
+        <w:rFonts w:asciiTheme="majorHAnsi" w:cstheme="majorBidi" w:hAnsiTheme="majorHAnsi" w:eastAsia="黑体"/>
         <w:b/>
         <w:bCs/>
       </w:rPr>
     </w:tblStylePr>
     <w:tblStylePr w:type="lastCol">
       <w:rPr>
-        <w:rFonts w:asciiTheme="majorHAnsi" w:cstheme="majorBidi" w:eastAsiaTheme="majorEastAsia" w:hAnsiTheme="majorHAnsi"/>
+        <w:rFonts w:asciiTheme="majorHAnsi" w:cstheme="majorBidi" w:hAnsiTheme="majorHAnsi" w:eastAsia="黑体"/>
         <w:b/>
         <w:bCs/>
       </w:rPr>
@@ -5917,7 +6284,7 @@
         <w:spacing w:after="0" w:before="0" w:line="240" w:lineRule="auto"/>
       </w:pPr>
       <w:rPr>
-        <w:rFonts w:asciiTheme="majorHAnsi" w:cstheme="majorBidi" w:eastAsiaTheme="majorEastAsia" w:hAnsiTheme="majorHAnsi"/>
+        <w:rFonts w:asciiTheme="majorHAnsi" w:cstheme="majorBidi" w:hAnsiTheme="majorHAnsi" w:eastAsia="黑体"/>
         <w:b/>
         <w:bCs/>
       </w:rPr>
@@ -5938,7 +6305,7 @@
         <w:spacing w:after="0" w:before="0" w:line="240" w:lineRule="auto"/>
       </w:pPr>
       <w:rPr>
-        <w:rFonts w:asciiTheme="majorHAnsi" w:cstheme="majorBidi" w:eastAsiaTheme="majorEastAsia" w:hAnsiTheme="majorHAnsi"/>
+        <w:rFonts w:asciiTheme="majorHAnsi" w:cstheme="majorBidi" w:hAnsiTheme="majorHAnsi" w:eastAsia="黑体"/>
         <w:b/>
         <w:bCs/>
       </w:rPr>
@@ -5956,14 +6323,14 @@
     </w:tblStylePr>
     <w:tblStylePr w:type="firstCol">
       <w:rPr>
-        <w:rFonts w:asciiTheme="majorHAnsi" w:cstheme="majorBidi" w:eastAsiaTheme="majorEastAsia" w:hAnsiTheme="majorHAnsi"/>
+        <w:rFonts w:asciiTheme="majorHAnsi" w:cstheme="majorBidi" w:hAnsiTheme="majorHAnsi" w:eastAsia="黑体"/>
         <w:b/>
         <w:bCs/>
       </w:rPr>
     </w:tblStylePr>
     <w:tblStylePr w:type="lastCol">
       <w:rPr>
-        <w:rFonts w:asciiTheme="majorHAnsi" w:cstheme="majorBidi" w:eastAsiaTheme="majorEastAsia" w:hAnsiTheme="majorHAnsi"/>
+        <w:rFonts w:asciiTheme="majorHAnsi" w:cstheme="majorBidi" w:hAnsiTheme="majorHAnsi" w:eastAsia="黑体"/>
         <w:b/>
         <w:bCs/>
       </w:rPr>
@@ -6047,7 +6414,7 @@
         <w:spacing w:after="0" w:before="0" w:line="240" w:lineRule="auto"/>
       </w:pPr>
       <w:rPr>
-        <w:rFonts w:asciiTheme="majorHAnsi" w:cstheme="majorBidi" w:eastAsiaTheme="majorEastAsia" w:hAnsiTheme="majorHAnsi"/>
+        <w:rFonts w:asciiTheme="majorHAnsi" w:cstheme="majorBidi" w:hAnsiTheme="majorHAnsi" w:eastAsia="黑体"/>
         <w:b/>
         <w:bCs/>
       </w:rPr>
@@ -6068,7 +6435,7 @@
         <w:spacing w:after="0" w:before="0" w:line="240" w:lineRule="auto"/>
       </w:pPr>
       <w:rPr>
-        <w:rFonts w:asciiTheme="majorHAnsi" w:cstheme="majorBidi" w:eastAsiaTheme="majorEastAsia" w:hAnsiTheme="majorHAnsi"/>
+        <w:rFonts w:asciiTheme="majorHAnsi" w:cstheme="majorBidi" w:hAnsiTheme="majorHAnsi" w:eastAsia="黑体"/>
         <w:b/>
         <w:bCs/>
       </w:rPr>
@@ -6086,14 +6453,14 @@
     </w:tblStylePr>
     <w:tblStylePr w:type="firstCol">
       <w:rPr>
-        <w:rFonts w:asciiTheme="majorHAnsi" w:cstheme="majorBidi" w:eastAsiaTheme="majorEastAsia" w:hAnsiTheme="majorHAnsi"/>
+        <w:rFonts w:asciiTheme="majorHAnsi" w:cstheme="majorBidi" w:hAnsiTheme="majorHAnsi" w:eastAsia="黑体"/>
         <w:b/>
         <w:bCs/>
       </w:rPr>
     </w:tblStylePr>
     <w:tblStylePr w:type="lastCol">
       <w:rPr>
-        <w:rFonts w:asciiTheme="majorHAnsi" w:cstheme="majorBidi" w:eastAsiaTheme="majorEastAsia" w:hAnsiTheme="majorHAnsi"/>
+        <w:rFonts w:asciiTheme="majorHAnsi" w:cstheme="majorBidi" w:hAnsiTheme="majorHAnsi" w:eastAsia="黑体"/>
         <w:b/>
         <w:bCs/>
       </w:rPr>
@@ -6177,7 +6544,7 @@
         <w:spacing w:after="0" w:before="0" w:line="240" w:lineRule="auto"/>
       </w:pPr>
       <w:rPr>
-        <w:rFonts w:asciiTheme="majorHAnsi" w:cstheme="majorBidi" w:eastAsiaTheme="majorEastAsia" w:hAnsiTheme="majorHAnsi"/>
+        <w:rFonts w:asciiTheme="majorHAnsi" w:cstheme="majorBidi" w:hAnsiTheme="majorHAnsi" w:eastAsia="黑体"/>
         <w:b/>
         <w:bCs/>
       </w:rPr>
@@ -6198,7 +6565,7 @@
         <w:spacing w:after="0" w:before="0" w:line="240" w:lineRule="auto"/>
       </w:pPr>
       <w:rPr>
-        <w:rFonts w:asciiTheme="majorHAnsi" w:cstheme="majorBidi" w:eastAsiaTheme="majorEastAsia" w:hAnsiTheme="majorHAnsi"/>
+        <w:rFonts w:asciiTheme="majorHAnsi" w:cstheme="majorBidi" w:hAnsiTheme="majorHAnsi" w:eastAsia="黑体"/>
         <w:b/>
         <w:bCs/>
       </w:rPr>
@@ -6216,14 +6583,14 @@
     </w:tblStylePr>
     <w:tblStylePr w:type="firstCol">
       <w:rPr>
-        <w:rFonts w:asciiTheme="majorHAnsi" w:cstheme="majorBidi" w:eastAsiaTheme="majorEastAsia" w:hAnsiTheme="majorHAnsi"/>
+        <w:rFonts w:asciiTheme="majorHAnsi" w:cstheme="majorBidi" w:hAnsiTheme="majorHAnsi" w:eastAsia="黑体"/>
         <w:b/>
         <w:bCs/>
       </w:rPr>
     </w:tblStylePr>
     <w:tblStylePr w:type="lastCol">
       <w:rPr>
-        <w:rFonts w:asciiTheme="majorHAnsi" w:cstheme="majorBidi" w:eastAsiaTheme="majorEastAsia" w:hAnsiTheme="majorHAnsi"/>
+        <w:rFonts w:asciiTheme="majorHAnsi" w:cstheme="majorBidi" w:hAnsiTheme="majorHAnsi" w:eastAsia="黑体"/>
         <w:b/>
         <w:bCs/>
       </w:rPr>
@@ -6307,7 +6674,7 @@
         <w:spacing w:after="0" w:before="0" w:line="240" w:lineRule="auto"/>
       </w:pPr>
       <w:rPr>
-        <w:rFonts w:asciiTheme="majorHAnsi" w:cstheme="majorBidi" w:eastAsiaTheme="majorEastAsia" w:hAnsiTheme="majorHAnsi"/>
+        <w:rFonts w:asciiTheme="majorHAnsi" w:cstheme="majorBidi" w:hAnsiTheme="majorHAnsi" w:eastAsia="黑体"/>
         <w:b/>
         <w:bCs/>
       </w:rPr>
@@ -6328,7 +6695,7 @@
         <w:spacing w:after="0" w:before="0" w:line="240" w:lineRule="auto"/>
       </w:pPr>
       <w:rPr>
-        <w:rFonts w:asciiTheme="majorHAnsi" w:cstheme="majorBidi" w:eastAsiaTheme="majorEastAsia" w:hAnsiTheme="majorHAnsi"/>
+        <w:rFonts w:asciiTheme="majorHAnsi" w:cstheme="majorBidi" w:hAnsiTheme="majorHAnsi" w:eastAsia="黑体"/>
         <w:b/>
         <w:bCs/>
       </w:rPr>
@@ -6346,14 +6713,14 @@
     </w:tblStylePr>
     <w:tblStylePr w:type="firstCol">
       <w:rPr>
-        <w:rFonts w:asciiTheme="majorHAnsi" w:cstheme="majorBidi" w:eastAsiaTheme="majorEastAsia" w:hAnsiTheme="majorHAnsi"/>
+        <w:rFonts w:asciiTheme="majorHAnsi" w:cstheme="majorBidi" w:hAnsiTheme="majorHAnsi" w:eastAsia="黑体"/>
         <w:b/>
         <w:bCs/>
       </w:rPr>
     </w:tblStylePr>
     <w:tblStylePr w:type="lastCol">
       <w:rPr>
-        <w:rFonts w:asciiTheme="majorHAnsi" w:cstheme="majorBidi" w:eastAsiaTheme="majorEastAsia" w:hAnsiTheme="majorHAnsi"/>
+        <w:rFonts w:asciiTheme="majorHAnsi" w:cstheme="majorBidi" w:hAnsiTheme="majorHAnsi" w:eastAsia="黑体"/>
         <w:b/>
         <w:bCs/>
       </w:rPr>
@@ -6437,7 +6804,7 @@
         <w:spacing w:after="0" w:before="0" w:line="240" w:lineRule="auto"/>
       </w:pPr>
       <w:rPr>
-        <w:rFonts w:asciiTheme="majorHAnsi" w:cstheme="majorBidi" w:eastAsiaTheme="majorEastAsia" w:hAnsiTheme="majorHAnsi"/>
+        <w:rFonts w:asciiTheme="majorHAnsi" w:cstheme="majorBidi" w:hAnsiTheme="majorHAnsi" w:eastAsia="黑体"/>
         <w:b/>
         <w:bCs/>
       </w:rPr>
@@ -6458,7 +6825,7 @@
         <w:spacing w:after="0" w:before="0" w:line="240" w:lineRule="auto"/>
       </w:pPr>
       <w:rPr>
-        <w:rFonts w:asciiTheme="majorHAnsi" w:cstheme="majorBidi" w:eastAsiaTheme="majorEastAsia" w:hAnsiTheme="majorHAnsi"/>
+        <w:rFonts w:asciiTheme="majorHAnsi" w:cstheme="majorBidi" w:hAnsiTheme="majorHAnsi" w:eastAsia="黑体"/>
         <w:b/>
         <w:bCs/>
       </w:rPr>
@@ -6476,14 +6843,14 @@
     </w:tblStylePr>
     <w:tblStylePr w:type="firstCol">
       <w:rPr>
-        <w:rFonts w:asciiTheme="majorHAnsi" w:cstheme="majorBidi" w:eastAsiaTheme="majorEastAsia" w:hAnsiTheme="majorHAnsi"/>
+        <w:rFonts w:asciiTheme="majorHAnsi" w:cstheme="majorBidi" w:hAnsiTheme="majorHAnsi" w:eastAsia="黑体"/>
         <w:b/>
         <w:bCs/>
       </w:rPr>
     </w:tblStylePr>
     <w:tblStylePr w:type="lastCol">
       <w:rPr>
-        <w:rFonts w:asciiTheme="majorHAnsi" w:cstheme="majorBidi" w:eastAsiaTheme="majorEastAsia" w:hAnsiTheme="majorHAnsi"/>
+        <w:rFonts w:asciiTheme="majorHAnsi" w:cstheme="majorBidi" w:hAnsiTheme="majorHAnsi" w:eastAsia="黑体"/>
         <w:b/>
         <w:bCs/>
       </w:rPr>
@@ -6567,7 +6934,7 @@
         <w:spacing w:after="0" w:before="0" w:line="240" w:lineRule="auto"/>
       </w:pPr>
       <w:rPr>
-        <w:rFonts w:asciiTheme="majorHAnsi" w:cstheme="majorBidi" w:eastAsiaTheme="majorEastAsia" w:hAnsiTheme="majorHAnsi"/>
+        <w:rFonts w:asciiTheme="majorHAnsi" w:cstheme="majorBidi" w:hAnsiTheme="majorHAnsi" w:eastAsia="黑体"/>
         <w:b/>
         <w:bCs/>
       </w:rPr>
@@ -6588,7 +6955,7 @@
         <w:spacing w:after="0" w:before="0" w:line="240" w:lineRule="auto"/>
       </w:pPr>
       <w:rPr>
-        <w:rFonts w:asciiTheme="majorHAnsi" w:cstheme="majorBidi" w:eastAsiaTheme="majorEastAsia" w:hAnsiTheme="majorHAnsi"/>
+        <w:rFonts w:asciiTheme="majorHAnsi" w:cstheme="majorBidi" w:hAnsiTheme="majorHAnsi" w:eastAsia="黑体"/>
         <w:b/>
         <w:bCs/>
       </w:rPr>
@@ -6606,14 +6973,14 @@
     </w:tblStylePr>
     <w:tblStylePr w:type="firstCol">
       <w:rPr>
-        <w:rFonts w:asciiTheme="majorHAnsi" w:cstheme="majorBidi" w:eastAsiaTheme="majorEastAsia" w:hAnsiTheme="majorHAnsi"/>
+        <w:rFonts w:asciiTheme="majorHAnsi" w:cstheme="majorBidi" w:hAnsiTheme="majorHAnsi" w:eastAsia="黑体"/>
         <w:b/>
         <w:bCs/>
       </w:rPr>
     </w:tblStylePr>
     <w:tblStylePr w:type="lastCol">
       <w:rPr>
-        <w:rFonts w:asciiTheme="majorHAnsi" w:cstheme="majorBidi" w:eastAsiaTheme="majorEastAsia" w:hAnsiTheme="majorHAnsi"/>
+        <w:rFonts w:asciiTheme="majorHAnsi" w:cstheme="majorBidi" w:hAnsiTheme="majorHAnsi" w:eastAsia="黑体"/>
         <w:b/>
         <w:bCs/>
       </w:rPr>
@@ -6696,6 +7063,7 @@
         <w:spacing w:after="0" w:before="0" w:line="240" w:lineRule="auto"/>
       </w:pPr>
       <w:rPr>
+        <w:rFonts w:eastAsia="黑体"/>
         <w:b/>
         <w:bCs/>
         <w:color w:themeColor="background1" w:val="FFFFFF"/>
@@ -6718,6 +7086,7 @@
         <w:spacing w:after="0" w:before="0" w:line="240" w:lineRule="auto"/>
       </w:pPr>
       <w:rPr>
+        <w:rFonts w:eastAsia="黑体"/>
         <w:b/>
         <w:bCs/>
       </w:rPr>
@@ -6735,12 +7104,14 @@
     </w:tblStylePr>
     <w:tblStylePr w:type="firstCol">
       <w:rPr>
+        <w:rFonts w:eastAsia="黑体"/>
         <w:b/>
         <w:bCs/>
       </w:rPr>
     </w:tblStylePr>
     <w:tblStylePr w:type="lastCol">
       <w:rPr>
+        <w:rFonts w:eastAsia="黑体"/>
         <w:b/>
         <w:bCs/>
       </w:rPr>
@@ -6802,6 +7173,7 @@
         <w:spacing w:after="0" w:before="0" w:line="240" w:lineRule="auto"/>
       </w:pPr>
       <w:rPr>
+        <w:rFonts w:eastAsia="黑体"/>
         <w:b/>
         <w:bCs/>
         <w:color w:themeColor="background1" w:val="FFFFFF"/>
@@ -6824,6 +7196,7 @@
         <w:spacing w:after="0" w:before="0" w:line="240" w:lineRule="auto"/>
       </w:pPr>
       <w:rPr>
+        <w:rFonts w:eastAsia="黑体"/>
         <w:b/>
         <w:bCs/>
       </w:rPr>
@@ -6841,12 +7214,14 @@
     </w:tblStylePr>
     <w:tblStylePr w:type="firstCol">
       <w:rPr>
+        <w:rFonts w:eastAsia="黑体"/>
         <w:b/>
         <w:bCs/>
       </w:rPr>
     </w:tblStylePr>
     <w:tblStylePr w:type="lastCol">
       <w:rPr>
+        <w:rFonts w:eastAsia="黑体"/>
         <w:b/>
         <w:bCs/>
       </w:rPr>
@@ -6908,6 +7283,7 @@
         <w:spacing w:after="0" w:before="0" w:line="240" w:lineRule="auto"/>
       </w:pPr>
       <w:rPr>
+        <w:rFonts w:eastAsia="黑体"/>
         <w:b/>
         <w:bCs/>
         <w:color w:themeColor="background1" w:val="FFFFFF"/>
@@ -6930,6 +7306,7 @@
         <w:spacing w:after="0" w:before="0" w:line="240" w:lineRule="auto"/>
       </w:pPr>
       <w:rPr>
+        <w:rFonts w:eastAsia="黑体"/>
         <w:b/>
         <w:bCs/>
       </w:rPr>
@@ -6947,12 +7324,14 @@
     </w:tblStylePr>
     <w:tblStylePr w:type="firstCol">
       <w:rPr>
+        <w:rFonts w:eastAsia="黑体"/>
         <w:b/>
         <w:bCs/>
       </w:rPr>
     </w:tblStylePr>
     <w:tblStylePr w:type="lastCol">
       <w:rPr>
+        <w:rFonts w:eastAsia="黑体"/>
         <w:b/>
         <w:bCs/>
       </w:rPr>
@@ -7014,6 +7393,7 @@
         <w:spacing w:after="0" w:before="0" w:line="240" w:lineRule="auto"/>
       </w:pPr>
       <w:rPr>
+        <w:rFonts w:eastAsia="黑体"/>
         <w:b/>
         <w:bCs/>
         <w:color w:themeColor="background1" w:val="FFFFFF"/>
@@ -7036,6 +7416,7 @@
         <w:spacing w:after="0" w:before="0" w:line="240" w:lineRule="auto"/>
       </w:pPr>
       <w:rPr>
+        <w:rFonts w:eastAsia="黑体"/>
         <w:b/>
         <w:bCs/>
       </w:rPr>
@@ -7053,12 +7434,14 @@
     </w:tblStylePr>
     <w:tblStylePr w:type="firstCol">
       <w:rPr>
+        <w:rFonts w:eastAsia="黑体"/>
         <w:b/>
         <w:bCs/>
       </w:rPr>
     </w:tblStylePr>
     <w:tblStylePr w:type="lastCol">
       <w:rPr>
+        <w:rFonts w:eastAsia="黑体"/>
         <w:b/>
         <w:bCs/>
       </w:rPr>
@@ -7120,6 +7503,7 @@
         <w:spacing w:after="0" w:before="0" w:line="240" w:lineRule="auto"/>
       </w:pPr>
       <w:rPr>
+        <w:rFonts w:eastAsia="黑体"/>
         <w:b/>
         <w:bCs/>
         <w:color w:themeColor="background1" w:val="FFFFFF"/>
@@ -7142,6 +7526,7 @@
         <w:spacing w:after="0" w:before="0" w:line="240" w:lineRule="auto"/>
       </w:pPr>
       <w:rPr>
+        <w:rFonts w:eastAsia="黑体"/>
         <w:b/>
         <w:bCs/>
       </w:rPr>
@@ -7159,12 +7544,14 @@
     </w:tblStylePr>
     <w:tblStylePr w:type="firstCol">
       <w:rPr>
+        <w:rFonts w:eastAsia="黑体"/>
         <w:b/>
         <w:bCs/>
       </w:rPr>
     </w:tblStylePr>
     <w:tblStylePr w:type="lastCol">
       <w:rPr>
+        <w:rFonts w:eastAsia="黑体"/>
         <w:b/>
         <w:bCs/>
       </w:rPr>
@@ -7226,6 +7613,7 @@
         <w:spacing w:after="0" w:before="0" w:line="240" w:lineRule="auto"/>
       </w:pPr>
       <w:rPr>
+        <w:rFonts w:eastAsia="黑体"/>
         <w:b/>
         <w:bCs/>
         <w:color w:themeColor="background1" w:val="FFFFFF"/>
@@ -7248,6 +7636,7 @@
         <w:spacing w:after="0" w:before="0" w:line="240" w:lineRule="auto"/>
       </w:pPr>
       <w:rPr>
+        <w:rFonts w:eastAsia="黑体"/>
         <w:b/>
         <w:bCs/>
       </w:rPr>
@@ -7265,12 +7654,14 @@
     </w:tblStylePr>
     <w:tblStylePr w:type="firstCol">
       <w:rPr>
+        <w:rFonts w:eastAsia="黑体"/>
         <w:b/>
         <w:bCs/>
       </w:rPr>
     </w:tblStylePr>
     <w:tblStylePr w:type="lastCol">
       <w:rPr>
+        <w:rFonts w:eastAsia="黑体"/>
         <w:b/>
         <w:bCs/>
       </w:rPr>
@@ -7332,6 +7723,7 @@
         <w:spacing w:after="0" w:before="0" w:line="240" w:lineRule="auto"/>
       </w:pPr>
       <w:rPr>
+        <w:rFonts w:eastAsia="黑体"/>
         <w:b/>
         <w:bCs/>
         <w:color w:themeColor="background1" w:val="FFFFFF"/>
@@ -7354,6 +7746,7 @@
         <w:spacing w:after="0" w:before="0" w:line="240" w:lineRule="auto"/>
       </w:pPr>
       <w:rPr>
+        <w:rFonts w:eastAsia="黑体"/>
         <w:b/>
         <w:bCs/>
       </w:rPr>
@@ -7371,12 +7764,14 @@
     </w:tblStylePr>
     <w:tblStylePr w:type="firstCol">
       <w:rPr>
+        <w:rFonts w:eastAsia="黑体"/>
         <w:b/>
         <w:bCs/>
       </w:rPr>
     </w:tblStylePr>
     <w:tblStylePr w:type="lastCol">
       <w:rPr>
+        <w:rFonts w:eastAsia="黑体"/>
         <w:b/>
         <w:bCs/>
       </w:rPr>
@@ -7435,6 +7830,7 @@
         <w:spacing w:after="0" w:before="0" w:line="240" w:lineRule="auto"/>
       </w:pPr>
       <w:rPr>
+        <w:rFonts w:eastAsia="黑体"/>
         <w:b/>
         <w:bCs/>
         <w:color w:themeColor="background1" w:val="FFFFFF"/>
@@ -7457,6 +7853,7 @@
         <w:spacing w:after="0" w:before="0" w:line="240" w:lineRule="auto"/>
       </w:pPr>
       <w:rPr>
+        <w:rFonts w:eastAsia="黑体"/>
         <w:color w:val="auto"/>
       </w:rPr>
       <w:tblPr/>
@@ -7474,6 +7871,7 @@
     </w:tblStylePr>
     <w:tblStylePr w:type="firstCol">
       <w:rPr>
+        <w:rFonts w:eastAsia="黑体"/>
         <w:b/>
         <w:bCs/>
         <w:color w:themeColor="background1" w:val="FFFFFF"/>
@@ -7493,6 +7891,7 @@
     </w:tblStylePr>
     <w:tblStylePr w:type="lastCol">
       <w:rPr>
+        <w:rFonts w:eastAsia="黑体"/>
         <w:b/>
         <w:bCs/>
         <w:color w:themeColor="background1" w:val="FFFFFF"/>
@@ -7541,6 +7940,7 @@
     </w:tblStylePr>
     <w:tblStylePr w:type="nwCell">
       <w:rPr>
+        <w:rFonts w:eastAsia="黑体"/>
         <w:color w:themeColor="background1" w:val="FFFFFF"/>
       </w:rPr>
       <w:tblPr/>
@@ -7584,6 +7984,7 @@
         <w:spacing w:after="0" w:before="0" w:line="240" w:lineRule="auto"/>
       </w:pPr>
       <w:rPr>
+        <w:rFonts w:eastAsia="黑体"/>
         <w:b/>
         <w:bCs/>
         <w:color w:themeColor="background1" w:val="FFFFFF"/>
@@ -7606,6 +8007,7 @@
         <w:spacing w:after="0" w:before="0" w:line="240" w:lineRule="auto"/>
       </w:pPr>
       <w:rPr>
+        <w:rFonts w:eastAsia="黑体"/>
         <w:color w:val="auto"/>
       </w:rPr>
       <w:tblPr/>
@@ -7623,6 +8025,7 @@
     </w:tblStylePr>
     <w:tblStylePr w:type="firstCol">
       <w:rPr>
+        <w:rFonts w:eastAsia="黑体"/>
         <w:b/>
         <w:bCs/>
         <w:color w:themeColor="background1" w:val="FFFFFF"/>
@@ -7642,6 +8045,7 @@
     </w:tblStylePr>
     <w:tblStylePr w:type="lastCol">
       <w:rPr>
+        <w:rFonts w:eastAsia="黑体"/>
         <w:b/>
         <w:bCs/>
         <w:color w:themeColor="background1" w:val="FFFFFF"/>
@@ -7690,6 +8094,7 @@
     </w:tblStylePr>
     <w:tblStylePr w:type="nwCell">
       <w:rPr>
+        <w:rFonts w:eastAsia="黑体"/>
         <w:color w:themeColor="background1" w:val="FFFFFF"/>
       </w:rPr>
       <w:tblPr/>
@@ -7733,6 +8138,7 @@
         <w:spacing w:after="0" w:before="0" w:line="240" w:lineRule="auto"/>
       </w:pPr>
       <w:rPr>
+        <w:rFonts w:eastAsia="黑体"/>
         <w:b/>
         <w:bCs/>
         <w:color w:themeColor="background1" w:val="FFFFFF"/>
@@ -7755,6 +8161,7 @@
         <w:spacing w:after="0" w:before="0" w:line="240" w:lineRule="auto"/>
       </w:pPr>
       <w:rPr>
+        <w:rFonts w:eastAsia="黑体"/>
         <w:color w:val="auto"/>
       </w:rPr>
       <w:tblPr/>
@@ -7772,6 +8179,7 @@
     </w:tblStylePr>
     <w:tblStylePr w:type="firstCol">
       <w:rPr>
+        <w:rFonts w:eastAsia="黑体"/>
         <w:b/>
         <w:bCs/>
         <w:color w:themeColor="background1" w:val="FFFFFF"/>
@@ -7791,6 +8199,7 @@
     </w:tblStylePr>
     <w:tblStylePr w:type="lastCol">
       <w:rPr>
+        <w:rFonts w:eastAsia="黑体"/>
         <w:b/>
         <w:bCs/>
         <w:color w:themeColor="background1" w:val="FFFFFF"/>
@@ -7839,6 +8248,7 @@
     </w:tblStylePr>
     <w:tblStylePr w:type="nwCell">
       <w:rPr>
+        <w:rFonts w:eastAsia="黑体"/>
         <w:color w:themeColor="background1" w:val="FFFFFF"/>
       </w:rPr>
       <w:tblPr/>
@@ -7882,6 +8292,7 @@
         <w:spacing w:after="0" w:before="0" w:line="240" w:lineRule="auto"/>
       </w:pPr>
       <w:rPr>
+        <w:rFonts w:eastAsia="黑体"/>
         <w:b/>
         <w:bCs/>
         <w:color w:themeColor="background1" w:val="FFFFFF"/>
@@ -7904,6 +8315,7 @@
         <w:spacing w:after="0" w:before="0" w:line="240" w:lineRule="auto"/>
       </w:pPr>
       <w:rPr>
+        <w:rFonts w:eastAsia="黑体"/>
         <w:color w:val="auto"/>
       </w:rPr>
       <w:tblPr/>
@@ -7921,6 +8333,7 @@
     </w:tblStylePr>
     <w:tblStylePr w:type="firstCol">
       <w:rPr>
+        <w:rFonts w:eastAsia="黑体"/>
         <w:b/>
         <w:bCs/>
         <w:color w:themeColor="background1" w:val="FFFFFF"/>
@@ -7940,6 +8353,7 @@
     </w:tblStylePr>
     <w:tblStylePr w:type="lastCol">
       <w:rPr>
+        <w:rFonts w:eastAsia="黑体"/>
         <w:b/>
         <w:bCs/>
         <w:color w:themeColor="background1" w:val="FFFFFF"/>
@@ -7988,6 +8402,7 @@
     </w:tblStylePr>
     <w:tblStylePr w:type="nwCell">
       <w:rPr>
+        <w:rFonts w:eastAsia="黑体"/>
         <w:color w:themeColor="background1" w:val="FFFFFF"/>
       </w:rPr>
       <w:tblPr/>
@@ -8031,6 +8446,7 @@
         <w:spacing w:after="0" w:before="0" w:line="240" w:lineRule="auto"/>
       </w:pPr>
       <w:rPr>
+        <w:rFonts w:eastAsia="黑体"/>
         <w:b/>
         <w:bCs/>
         <w:color w:themeColor="background1" w:val="FFFFFF"/>
@@ -8053,6 +8469,7 @@
         <w:spacing w:after="0" w:before="0" w:line="240" w:lineRule="auto"/>
       </w:pPr>
       <w:rPr>
+        <w:rFonts w:eastAsia="黑体"/>
         <w:color w:val="auto"/>
       </w:rPr>
       <w:tblPr/>
@@ -8070,6 +8487,7 @@
     </w:tblStylePr>
     <w:tblStylePr w:type="firstCol">
       <w:rPr>
+        <w:rFonts w:eastAsia="黑体"/>
         <w:b/>
         <w:bCs/>
         <w:color w:themeColor="background1" w:val="FFFFFF"/>
@@ -8089,6 +8507,7 @@
     </w:tblStylePr>
     <w:tblStylePr w:type="lastCol">
       <w:rPr>
+        <w:rFonts w:eastAsia="黑体"/>
         <w:b/>
         <w:bCs/>
         <w:color w:themeColor="background1" w:val="FFFFFF"/>
@@ -8137,6 +8556,7 @@
     </w:tblStylePr>
     <w:tblStylePr w:type="nwCell">
       <w:rPr>
+        <w:rFonts w:eastAsia="黑体"/>
         <w:color w:themeColor="background1" w:val="FFFFFF"/>
       </w:rPr>
       <w:tblPr/>
@@ -8180,6 +8600,7 @@
         <w:spacing w:after="0" w:before="0" w:line="240" w:lineRule="auto"/>
       </w:pPr>
       <w:rPr>
+        <w:rFonts w:eastAsia="黑体"/>
         <w:b/>
         <w:bCs/>
         <w:color w:themeColor="background1" w:val="FFFFFF"/>
@@ -8202,6 +8623,7 @@
         <w:spacing w:after="0" w:before="0" w:line="240" w:lineRule="auto"/>
       </w:pPr>
       <w:rPr>
+        <w:rFonts w:eastAsia="黑体"/>
         <w:color w:val="auto"/>
       </w:rPr>
       <w:tblPr/>
@@ -8219,6 +8641,7 @@
     </w:tblStylePr>
     <w:tblStylePr w:type="firstCol">
       <w:rPr>
+        <w:rFonts w:eastAsia="黑体"/>
         <w:b/>
         <w:bCs/>
         <w:color w:themeColor="background1" w:val="FFFFFF"/>
@@ -8238,6 +8661,7 @@
     </w:tblStylePr>
     <w:tblStylePr w:type="lastCol">
       <w:rPr>
+        <w:rFonts w:eastAsia="黑体"/>
         <w:b/>
         <w:bCs/>
         <w:color w:themeColor="background1" w:val="FFFFFF"/>
@@ -8286,6 +8710,7 @@
     </w:tblStylePr>
     <w:tblStylePr w:type="nwCell">
       <w:rPr>
+        <w:rFonts w:eastAsia="黑体"/>
         <w:color w:themeColor="background1" w:val="FFFFFF"/>
       </w:rPr>
       <w:tblPr/>
@@ -8329,6 +8754,7 @@
         <w:spacing w:after="0" w:before="0" w:line="240" w:lineRule="auto"/>
       </w:pPr>
       <w:rPr>
+        <w:rFonts w:eastAsia="黑体"/>
         <w:b/>
         <w:bCs/>
         <w:color w:themeColor="background1" w:val="FFFFFF"/>
@@ -8351,6 +8777,7 @@
         <w:spacing w:after="0" w:before="0" w:line="240" w:lineRule="auto"/>
       </w:pPr>
       <w:rPr>
+        <w:rFonts w:eastAsia="黑体"/>
         <w:color w:val="auto"/>
       </w:rPr>
       <w:tblPr/>
@@ -8368,6 +8795,7 @@
     </w:tblStylePr>
     <w:tblStylePr w:type="firstCol">
       <w:rPr>
+        <w:rFonts w:eastAsia="黑体"/>
         <w:b/>
         <w:bCs/>
         <w:color w:themeColor="background1" w:val="FFFFFF"/>
@@ -8387,6 +8815,7 @@
     </w:tblStylePr>
     <w:tblStylePr w:type="lastCol">
       <w:rPr>
+        <w:rFonts w:eastAsia="黑体"/>
         <w:b/>
         <w:bCs/>
         <w:color w:themeColor="background1" w:val="FFFFFF"/>
@@ -8435,6 +8864,7 @@
     </w:tblStylePr>
     <w:tblStylePr w:type="nwCell">
       <w:rPr>
+        <w:rFonts w:eastAsia="黑体"/>
         <w:color w:themeColor="background1" w:val="FFFFFF"/>
       </w:rPr>
       <w:tblPr/>
@@ -8459,6 +8889,7 @@
       <w:spacing w:after="0" w:line="240" w:lineRule="auto"/>
     </w:pPr>
     <w:rPr>
+      <w:rFonts w:eastAsia="黑体"/>
       <w:color w:themeColor="text1" w:val="000000"/>
     </w:rPr>
     <w:tblPr>
@@ -8478,7 +8909,7 @@
     </w:tblPr>
     <w:tblStylePr w:type="firstRow">
       <w:rPr>
-        <w:rFonts w:asciiTheme="majorHAnsi" w:cstheme="majorBidi" w:eastAsiaTheme="majorEastAsia" w:hAnsiTheme="majorHAnsi"/>
+        <w:rFonts w:asciiTheme="majorHAnsi" w:cstheme="majorBidi" w:hAnsiTheme="majorHAnsi" w:eastAsia="黑体"/>
       </w:rPr>
       <w:tblPr/>
       <w:tcPr>
@@ -8490,6 +8921,7 @@
     </w:tblStylePr>
     <w:tblStylePr w:type="lastRow">
       <w:rPr>
+        <w:rFonts w:eastAsia="黑体"/>
         <w:b/>
         <w:bCs/>
         <w:color w:themeColor="text2" w:val="1F497D"/>
@@ -8504,12 +8936,14 @@
     </w:tblStylePr>
     <w:tblStylePr w:type="firstCol">
       <w:rPr>
+        <w:rFonts w:eastAsia="黑体"/>
         <w:b/>
         <w:bCs/>
       </w:rPr>
     </w:tblStylePr>
     <w:tblStylePr w:type="lastCol">
       <w:rPr>
+        <w:rFonts w:eastAsia="黑体"/>
         <w:b/>
         <w:bCs/>
       </w:rPr>
@@ -8543,6 +8977,7 @@
       <w:spacing w:after="0" w:line="240" w:lineRule="auto"/>
     </w:pPr>
     <w:rPr>
+      <w:rFonts w:eastAsia="黑体"/>
       <w:color w:themeColor="text1" w:val="000000"/>
     </w:rPr>
     <w:tblPr>
@@ -8562,7 +8997,7 @@
     </w:tblPr>
     <w:tblStylePr w:type="firstRow">
       <w:rPr>
-        <w:rFonts w:asciiTheme="majorHAnsi" w:cstheme="majorBidi" w:eastAsiaTheme="majorEastAsia" w:hAnsiTheme="majorHAnsi"/>
+        <w:rFonts w:asciiTheme="majorHAnsi" w:cstheme="majorBidi" w:hAnsiTheme="majorHAnsi" w:eastAsia="黑体"/>
       </w:rPr>
       <w:tblPr/>
       <w:tcPr>
@@ -8574,6 +9009,7 @@
     </w:tblStylePr>
     <w:tblStylePr w:type="lastRow">
       <w:rPr>
+        <w:rFonts w:eastAsia="黑体"/>
         <w:b/>
         <w:bCs/>
         <w:color w:themeColor="text2" w:val="1F497D"/>
@@ -8588,12 +9024,14 @@
     </w:tblStylePr>
     <w:tblStylePr w:type="firstCol">
       <w:rPr>
+        <w:rFonts w:eastAsia="黑体"/>
         <w:b/>
         <w:bCs/>
       </w:rPr>
     </w:tblStylePr>
     <w:tblStylePr w:type="lastCol">
       <w:rPr>
+        <w:rFonts w:eastAsia="黑体"/>
         <w:b/>
         <w:bCs/>
       </w:rPr>
@@ -8627,6 +9065,7 @@
       <w:spacing w:after="0" w:line="240" w:lineRule="auto"/>
     </w:pPr>
     <w:rPr>
+      <w:rFonts w:eastAsia="黑体"/>
       <w:color w:themeColor="text1" w:val="000000"/>
     </w:rPr>
     <w:tblPr>
@@ -8646,7 +9085,7 @@
     </w:tblPr>
     <w:tblStylePr w:type="firstRow">
       <w:rPr>
-        <w:rFonts w:asciiTheme="majorHAnsi" w:cstheme="majorBidi" w:eastAsiaTheme="majorEastAsia" w:hAnsiTheme="majorHAnsi"/>
+        <w:rFonts w:asciiTheme="majorHAnsi" w:cstheme="majorBidi" w:hAnsiTheme="majorHAnsi" w:eastAsia="黑体"/>
       </w:rPr>
       <w:tblPr/>
       <w:tcPr>
@@ -8658,6 +9097,7 @@
     </w:tblStylePr>
     <w:tblStylePr w:type="lastRow">
       <w:rPr>
+        <w:rFonts w:eastAsia="黑体"/>
         <w:b/>
         <w:bCs/>
         <w:color w:themeColor="text2" w:val="1F497D"/>
@@ -8672,12 +9112,14 @@
     </w:tblStylePr>
     <w:tblStylePr w:type="firstCol">
       <w:rPr>
+        <w:rFonts w:eastAsia="黑体"/>
         <w:b/>
         <w:bCs/>
       </w:rPr>
     </w:tblStylePr>
     <w:tblStylePr w:type="lastCol">
       <w:rPr>
+        <w:rFonts w:eastAsia="黑体"/>
         <w:b/>
         <w:bCs/>
       </w:rPr>
@@ -8711,6 +9153,7 @@
       <w:spacing w:after="0" w:line="240" w:lineRule="auto"/>
     </w:pPr>
     <w:rPr>
+      <w:rFonts w:eastAsia="黑体"/>
       <w:color w:themeColor="text1" w:val="000000"/>
     </w:rPr>
     <w:tblPr>
@@ -8730,7 +9173,7 @@
     </w:tblPr>
     <w:tblStylePr w:type="firstRow">
       <w:rPr>
-        <w:rFonts w:asciiTheme="majorHAnsi" w:cstheme="majorBidi" w:eastAsiaTheme="majorEastAsia" w:hAnsiTheme="majorHAnsi"/>
+        <w:rFonts w:asciiTheme="majorHAnsi" w:cstheme="majorBidi" w:hAnsiTheme="majorHAnsi" w:eastAsia="黑体"/>
       </w:rPr>
       <w:tblPr/>
       <w:tcPr>
@@ -8742,6 +9185,7 @@
     </w:tblStylePr>
     <w:tblStylePr w:type="lastRow">
       <w:rPr>
+        <w:rFonts w:eastAsia="黑体"/>
         <w:b/>
         <w:bCs/>
         <w:color w:themeColor="text2" w:val="1F497D"/>
@@ -8756,12 +9200,14 @@
     </w:tblStylePr>
     <w:tblStylePr w:type="firstCol">
       <w:rPr>
+        <w:rFonts w:eastAsia="黑体"/>
         <w:b/>
         <w:bCs/>
       </w:rPr>
     </w:tblStylePr>
     <w:tblStylePr w:type="lastCol">
       <w:rPr>
+        <w:rFonts w:eastAsia="黑体"/>
         <w:b/>
         <w:bCs/>
       </w:rPr>
@@ -8795,6 +9241,7 @@
       <w:spacing w:after="0" w:line="240" w:lineRule="auto"/>
     </w:pPr>
     <w:rPr>
+      <w:rFonts w:eastAsia="黑体"/>
       <w:color w:themeColor="text1" w:val="000000"/>
     </w:rPr>
     <w:tblPr>
@@ -8814,7 +9261,7 @@
     </w:tblPr>
     <w:tblStylePr w:type="firstRow">
       <w:rPr>
-        <w:rFonts w:asciiTheme="majorHAnsi" w:cstheme="majorBidi" w:eastAsiaTheme="majorEastAsia" w:hAnsiTheme="majorHAnsi"/>
+        <w:rFonts w:asciiTheme="majorHAnsi" w:cstheme="majorBidi" w:hAnsiTheme="majorHAnsi" w:eastAsia="黑体"/>
       </w:rPr>
       <w:tblPr/>
       <w:tcPr>
@@ -8826,6 +9273,7 @@
     </w:tblStylePr>
     <w:tblStylePr w:type="lastRow">
       <w:rPr>
+        <w:rFonts w:eastAsia="黑体"/>
         <w:b/>
         <w:bCs/>
         <w:color w:themeColor="text2" w:val="1F497D"/>
@@ -8840,12 +9288,14 @@
     </w:tblStylePr>
     <w:tblStylePr w:type="firstCol">
       <w:rPr>
+        <w:rFonts w:eastAsia="黑体"/>
         <w:b/>
         <w:bCs/>
       </w:rPr>
     </w:tblStylePr>
     <w:tblStylePr w:type="lastCol">
       <w:rPr>
+        <w:rFonts w:eastAsia="黑体"/>
         <w:b/>
         <w:bCs/>
       </w:rPr>
@@ -8879,6 +9329,7 @@
       <w:spacing w:after="0" w:line="240" w:lineRule="auto"/>
     </w:pPr>
     <w:rPr>
+      <w:rFonts w:eastAsia="黑体"/>
       <w:color w:themeColor="text1" w:val="000000"/>
     </w:rPr>
     <w:tblPr>
@@ -8898,7 +9349,7 @@
     </w:tblPr>
     <w:tblStylePr w:type="firstRow">
       <w:rPr>
-        <w:rFonts w:asciiTheme="majorHAnsi" w:cstheme="majorBidi" w:eastAsiaTheme="majorEastAsia" w:hAnsiTheme="majorHAnsi"/>
+        <w:rFonts w:asciiTheme="majorHAnsi" w:cstheme="majorBidi" w:hAnsiTheme="majorHAnsi" w:eastAsia="黑体"/>
       </w:rPr>
       <w:tblPr/>
       <w:tcPr>
@@ -8910,6 +9361,7 @@
     </w:tblStylePr>
     <w:tblStylePr w:type="lastRow">
       <w:rPr>
+        <w:rFonts w:eastAsia="黑体"/>
         <w:b/>
         <w:bCs/>
         <w:color w:themeColor="text2" w:val="1F497D"/>
@@ -8924,12 +9376,14 @@
     </w:tblStylePr>
     <w:tblStylePr w:type="firstCol">
       <w:rPr>
+        <w:rFonts w:eastAsia="黑体"/>
         <w:b/>
         <w:bCs/>
       </w:rPr>
     </w:tblStylePr>
     <w:tblStylePr w:type="lastCol">
       <w:rPr>
+        <w:rFonts w:eastAsia="黑体"/>
         <w:b/>
         <w:bCs/>
       </w:rPr>
@@ -8963,6 +9417,7 @@
       <w:spacing w:after="0" w:line="240" w:lineRule="auto"/>
     </w:pPr>
     <w:rPr>
+      <w:rFonts w:eastAsia="黑体"/>
       <w:color w:themeColor="text1" w:val="000000"/>
     </w:rPr>
     <w:tblPr>
@@ -8982,7 +9437,7 @@
     </w:tblPr>
     <w:tblStylePr w:type="firstRow">
       <w:rPr>
-        <w:rFonts w:asciiTheme="majorHAnsi" w:cstheme="majorBidi" w:eastAsiaTheme="majorEastAsia" w:hAnsiTheme="majorHAnsi"/>
+        <w:rFonts w:asciiTheme="majorHAnsi" w:cstheme="majorBidi" w:hAnsiTheme="majorHAnsi" w:eastAsia="黑体"/>
       </w:rPr>
       <w:tblPr/>
       <w:tcPr>
@@ -8994,6 +9449,7 @@
     </w:tblStylePr>
     <w:tblStylePr w:type="lastRow">
       <w:rPr>
+        <w:rFonts w:eastAsia="黑体"/>
         <w:b/>
         <w:bCs/>
         <w:color w:themeColor="text2" w:val="1F497D"/>
@@ -9008,12 +9464,14 @@
     </w:tblStylePr>
     <w:tblStylePr w:type="firstCol">
       <w:rPr>
+        <w:rFonts w:eastAsia="黑体"/>
         <w:b/>
         <w:bCs/>
       </w:rPr>
     </w:tblStylePr>
     <w:tblStylePr w:type="lastCol">
       <w:rPr>
+        <w:rFonts w:eastAsia="黑体"/>
         <w:b/>
         <w:bCs/>
       </w:rPr>
@@ -9047,7 +9505,7 @@
       <w:spacing w:after="0" w:line="240" w:lineRule="auto"/>
     </w:pPr>
     <w:rPr>
-      <w:rFonts w:asciiTheme="majorHAnsi" w:cstheme="majorBidi" w:eastAsiaTheme="majorEastAsia" w:hAnsiTheme="majorHAnsi"/>
+      <w:rFonts w:asciiTheme="majorHAnsi" w:cstheme="majorBidi" w:hAnsiTheme="majorHAnsi" w:eastAsia="黑体"/>
       <w:color w:themeColor="text1" w:val="000000"/>
     </w:rPr>
     <w:tblPr>
@@ -9069,6 +9527,7 @@
     </w:tblPr>
     <w:tblStylePr w:type="firstRow">
       <w:rPr>
+        <w:rFonts w:eastAsia="黑体"/>
         <w:sz w:val="24"/>
         <w:szCs w:val="24"/>
       </w:rPr>
@@ -9175,7 +9634,7 @@
       <w:spacing w:after="0" w:line="240" w:lineRule="auto"/>
     </w:pPr>
     <w:rPr>
-      <w:rFonts w:asciiTheme="majorHAnsi" w:cstheme="majorBidi" w:eastAsiaTheme="majorEastAsia" w:hAnsiTheme="majorHAnsi"/>
+      <w:rFonts w:asciiTheme="majorHAnsi" w:cstheme="majorBidi" w:hAnsiTheme="majorHAnsi" w:eastAsia="黑体"/>
       <w:color w:themeColor="text1" w:val="000000"/>
     </w:rPr>
     <w:tblPr>
@@ -9197,6 +9656,7 @@
     </w:tblPr>
     <w:tblStylePr w:type="firstRow">
       <w:rPr>
+        <w:rFonts w:eastAsia="黑体"/>
         <w:sz w:val="24"/>
         <w:szCs w:val="24"/>
       </w:rPr>
@@ -9303,7 +9763,7 @@
       <w:spacing w:after="0" w:line="240" w:lineRule="auto"/>
     </w:pPr>
     <w:rPr>
-      <w:rFonts w:asciiTheme="majorHAnsi" w:cstheme="majorBidi" w:eastAsiaTheme="majorEastAsia" w:hAnsiTheme="majorHAnsi"/>
+      <w:rFonts w:asciiTheme="majorHAnsi" w:cstheme="majorBidi" w:hAnsiTheme="majorHAnsi" w:eastAsia="黑体"/>
       <w:color w:themeColor="text1" w:val="000000"/>
     </w:rPr>
     <w:tblPr>
@@ -9325,6 +9785,7 @@
     </w:tblPr>
     <w:tblStylePr w:type="firstRow">
       <w:rPr>
+        <w:rFonts w:eastAsia="黑体"/>
         <w:sz w:val="24"/>
         <w:szCs w:val="24"/>
       </w:rPr>
@@ -9431,7 +9892,7 @@
       <w:spacing w:after="0" w:line="240" w:lineRule="auto"/>
     </w:pPr>
     <w:rPr>
-      <w:rFonts w:asciiTheme="majorHAnsi" w:cstheme="majorBidi" w:eastAsiaTheme="majorEastAsia" w:hAnsiTheme="majorHAnsi"/>
+      <w:rFonts w:asciiTheme="majorHAnsi" w:cstheme="majorBidi" w:hAnsiTheme="majorHAnsi" w:eastAsia="黑体"/>
       <w:color w:themeColor="text1" w:val="000000"/>
     </w:rPr>
     <w:tblPr>
@@ -9453,6 +9914,7 @@
     </w:tblPr>
     <w:tblStylePr w:type="firstRow">
       <w:rPr>
+        <w:rFonts w:eastAsia="黑体"/>
         <w:sz w:val="24"/>
         <w:szCs w:val="24"/>
       </w:rPr>
@@ -9559,7 +10021,7 @@
       <w:spacing w:after="0" w:line="240" w:lineRule="auto"/>
     </w:pPr>
     <w:rPr>
-      <w:rFonts w:asciiTheme="majorHAnsi" w:cstheme="majorBidi" w:eastAsiaTheme="majorEastAsia" w:hAnsiTheme="majorHAnsi"/>
+      <w:rFonts w:asciiTheme="majorHAnsi" w:cstheme="majorBidi" w:hAnsiTheme="majorHAnsi" w:eastAsia="黑体"/>
       <w:color w:themeColor="text1" w:val="000000"/>
     </w:rPr>
     <w:tblPr>
@@ -9581,6 +10043,7 @@
     </w:tblPr>
     <w:tblStylePr w:type="firstRow">
       <w:rPr>
+        <w:rFonts w:eastAsia="黑体"/>
         <w:sz w:val="24"/>
         <w:szCs w:val="24"/>
       </w:rPr>
@@ -9687,7 +10150,7 @@
       <w:spacing w:after="0" w:line="240" w:lineRule="auto"/>
     </w:pPr>
     <w:rPr>
-      <w:rFonts w:asciiTheme="majorHAnsi" w:cstheme="majorBidi" w:eastAsiaTheme="majorEastAsia" w:hAnsiTheme="majorHAnsi"/>
+      <w:rFonts w:asciiTheme="majorHAnsi" w:cstheme="majorBidi" w:hAnsiTheme="majorHAnsi" w:eastAsia="黑体"/>
       <w:color w:themeColor="text1" w:val="000000"/>
     </w:rPr>
     <w:tblPr>
@@ -9709,6 +10172,7 @@
     </w:tblPr>
     <w:tblStylePr w:type="firstRow">
       <w:rPr>
+        <w:rFonts w:eastAsia="黑体"/>
         <w:sz w:val="24"/>
         <w:szCs w:val="24"/>
       </w:rPr>
@@ -9815,7 +10279,7 @@
       <w:spacing w:after="0" w:line="240" w:lineRule="auto"/>
     </w:pPr>
     <w:rPr>
-      <w:rFonts w:asciiTheme="majorHAnsi" w:cstheme="majorBidi" w:eastAsiaTheme="majorEastAsia" w:hAnsiTheme="majorHAnsi"/>
+      <w:rFonts w:asciiTheme="majorHAnsi" w:cstheme="majorBidi" w:hAnsiTheme="majorHAnsi" w:eastAsia="黑体"/>
       <w:color w:themeColor="text1" w:val="000000"/>
     </w:rPr>
     <w:tblPr>
@@ -9837,6 +10301,7 @@
     </w:tblPr>
     <w:tblStylePr w:type="firstRow">
       <w:rPr>
+        <w:rFonts w:eastAsia="黑体"/>
         <w:sz w:val="24"/>
         <w:szCs w:val="24"/>
       </w:rPr>
@@ -9966,12 +10431,14 @@
     </w:tcPr>
     <w:tblStylePr w:type="firstRow">
       <w:rPr>
+        <w:rFonts w:eastAsia="黑体"/>
         <w:b/>
         <w:bCs/>
       </w:rPr>
     </w:tblStylePr>
     <w:tblStylePr w:type="lastRow">
       <w:rPr>
+        <w:rFonts w:eastAsia="黑体"/>
         <w:b/>
         <w:bCs/>
       </w:rPr>
@@ -9984,12 +10451,14 @@
     </w:tblStylePr>
     <w:tblStylePr w:type="firstCol">
       <w:rPr>
+        <w:rFonts w:eastAsia="黑体"/>
         <w:b/>
         <w:bCs/>
       </w:rPr>
     </w:tblStylePr>
     <w:tblStylePr w:type="lastCol">
       <w:rPr>
+        <w:rFonts w:eastAsia="黑体"/>
         <w:b/>
         <w:bCs/>
       </w:rPr>
@@ -10039,12 +10508,14 @@
     </w:tcPr>
     <w:tblStylePr w:type="firstRow">
       <w:rPr>
+        <w:rFonts w:eastAsia="黑体"/>
         <w:b/>
         <w:bCs/>
       </w:rPr>
     </w:tblStylePr>
     <w:tblStylePr w:type="lastRow">
       <w:rPr>
+        <w:rFonts w:eastAsia="黑体"/>
         <w:b/>
         <w:bCs/>
       </w:rPr>
@@ -10057,12 +10528,14 @@
     </w:tblStylePr>
     <w:tblStylePr w:type="firstCol">
       <w:rPr>
+        <w:rFonts w:eastAsia="黑体"/>
         <w:b/>
         <w:bCs/>
       </w:rPr>
     </w:tblStylePr>
     <w:tblStylePr w:type="lastCol">
       <w:rPr>
+        <w:rFonts w:eastAsia="黑体"/>
         <w:b/>
         <w:bCs/>
       </w:rPr>
@@ -10112,12 +10585,14 @@
     </w:tcPr>
     <w:tblStylePr w:type="firstRow">
       <w:rPr>
+        <w:rFonts w:eastAsia="黑体"/>
         <w:b/>
         <w:bCs/>
       </w:rPr>
     </w:tblStylePr>
     <w:tblStylePr w:type="lastRow">
       <w:rPr>
+        <w:rFonts w:eastAsia="黑体"/>
         <w:b/>
         <w:bCs/>
       </w:rPr>
@@ -10130,12 +10605,14 @@
     </w:tblStylePr>
     <w:tblStylePr w:type="firstCol">
       <w:rPr>
+        <w:rFonts w:eastAsia="黑体"/>
         <w:b/>
         <w:bCs/>
       </w:rPr>
     </w:tblStylePr>
     <w:tblStylePr w:type="lastCol">
       <w:rPr>
+        <w:rFonts w:eastAsia="黑体"/>
         <w:b/>
         <w:bCs/>
       </w:rPr>
@@ -10185,12 +10662,14 @@
     </w:tcPr>
     <w:tblStylePr w:type="firstRow">
       <w:rPr>
+        <w:rFonts w:eastAsia="黑体"/>
         <w:b/>
         <w:bCs/>
       </w:rPr>
     </w:tblStylePr>
     <w:tblStylePr w:type="lastRow">
       <w:rPr>
+        <w:rFonts w:eastAsia="黑体"/>
         <w:b/>
         <w:bCs/>
       </w:rPr>
@@ -10203,12 +10682,14 @@
     </w:tblStylePr>
     <w:tblStylePr w:type="firstCol">
       <w:rPr>
+        <w:rFonts w:eastAsia="黑体"/>
         <w:b/>
         <w:bCs/>
       </w:rPr>
     </w:tblStylePr>
     <w:tblStylePr w:type="lastCol">
       <w:rPr>
+        <w:rFonts w:eastAsia="黑体"/>
         <w:b/>
         <w:bCs/>
       </w:rPr>
@@ -10258,12 +10739,14 @@
     </w:tcPr>
     <w:tblStylePr w:type="firstRow">
       <w:rPr>
+        <w:rFonts w:eastAsia="黑体"/>
         <w:b/>
         <w:bCs/>
       </w:rPr>
     </w:tblStylePr>
     <w:tblStylePr w:type="lastRow">
       <w:rPr>
+        <w:rFonts w:eastAsia="黑体"/>
         <w:b/>
         <w:bCs/>
       </w:rPr>
@@ -10276,12 +10759,14 @@
     </w:tblStylePr>
     <w:tblStylePr w:type="firstCol">
       <w:rPr>
+        <w:rFonts w:eastAsia="黑体"/>
         <w:b/>
         <w:bCs/>
       </w:rPr>
     </w:tblStylePr>
     <w:tblStylePr w:type="lastCol">
       <w:rPr>
+        <w:rFonts w:eastAsia="黑体"/>
         <w:b/>
         <w:bCs/>
       </w:rPr>
@@ -10331,12 +10816,14 @@
     </w:tcPr>
     <w:tblStylePr w:type="firstRow">
       <w:rPr>
+        <w:rFonts w:eastAsia="黑体"/>
         <w:b/>
         <w:bCs/>
       </w:rPr>
     </w:tblStylePr>
     <w:tblStylePr w:type="lastRow">
       <w:rPr>
+        <w:rFonts w:eastAsia="黑体"/>
         <w:b/>
         <w:bCs/>
       </w:rPr>
@@ -10349,12 +10836,14 @@
     </w:tblStylePr>
     <w:tblStylePr w:type="firstCol">
       <w:rPr>
+        <w:rFonts w:eastAsia="黑体"/>
         <w:b/>
         <w:bCs/>
       </w:rPr>
     </w:tblStylePr>
     <w:tblStylePr w:type="lastCol">
       <w:rPr>
+        <w:rFonts w:eastAsia="黑体"/>
         <w:b/>
         <w:bCs/>
       </w:rPr>
@@ -10404,12 +10893,14 @@
     </w:tcPr>
     <w:tblStylePr w:type="firstRow">
       <w:rPr>
+        <w:rFonts w:eastAsia="黑体"/>
         <w:b/>
         <w:bCs/>
       </w:rPr>
     </w:tblStylePr>
     <w:tblStylePr w:type="lastRow">
       <w:rPr>
+        <w:rFonts w:eastAsia="黑体"/>
         <w:b/>
         <w:bCs/>
       </w:rPr>
@@ -10422,12 +10913,14 @@
     </w:tblStylePr>
     <w:tblStylePr w:type="firstCol">
       <w:rPr>
+        <w:rFonts w:eastAsia="黑体"/>
         <w:b/>
         <w:bCs/>
       </w:rPr>
     </w:tblStylePr>
     <w:tblStylePr w:type="lastCol">
       <w:rPr>
+        <w:rFonts w:eastAsia="黑体"/>
         <w:b/>
         <w:bCs/>
       </w:rPr>
@@ -10454,7 +10947,7 @@
       <w:spacing w:after="0" w:line="240" w:lineRule="auto"/>
     </w:pPr>
     <w:rPr>
-      <w:rFonts w:asciiTheme="majorHAnsi" w:cstheme="majorBidi" w:eastAsiaTheme="majorEastAsia" w:hAnsiTheme="majorHAnsi"/>
+      <w:rFonts w:asciiTheme="majorHAnsi" w:cstheme="majorBidi" w:hAnsiTheme="majorHAnsi" w:eastAsia="黑体"/>
       <w:color w:themeColor="text1" w:val="000000"/>
     </w:rPr>
     <w:tblPr>
@@ -10481,6 +10974,7 @@
     </w:tcPr>
     <w:tblStylePr w:type="firstRow">
       <w:rPr>
+        <w:rFonts w:eastAsia="黑体"/>
         <w:b/>
         <w:bCs/>
         <w:color w:themeColor="text1" w:val="000000"/>
@@ -10492,6 +10986,7 @@
     </w:tblStylePr>
     <w:tblStylePr w:type="lastRow">
       <w:rPr>
+        <w:rFonts w:eastAsia="黑体"/>
         <w:b/>
         <w:bCs/>
         <w:color w:themeColor="text1" w:val="000000"/>
@@ -10511,6 +11006,7 @@
     </w:tblStylePr>
     <w:tblStylePr w:type="firstCol">
       <w:rPr>
+        <w:rFonts w:eastAsia="黑体"/>
         <w:b/>
         <w:bCs/>
         <w:color w:themeColor="text1" w:val="000000"/>
@@ -10530,6 +11026,7 @@
     </w:tblStylePr>
     <w:tblStylePr w:type="lastCol">
       <w:rPr>
+        <w:rFonts w:eastAsia="黑体"/>
         <w:b w:val="0"/>
         <w:bCs w:val="0"/>
         <w:color w:themeColor="text1" w:val="000000"/>
@@ -10579,7 +11076,7 @@
       <w:spacing w:after="0" w:line="240" w:lineRule="auto"/>
     </w:pPr>
     <w:rPr>
-      <w:rFonts w:asciiTheme="majorHAnsi" w:cstheme="majorBidi" w:eastAsiaTheme="majorEastAsia" w:hAnsiTheme="majorHAnsi"/>
+      <w:rFonts w:asciiTheme="majorHAnsi" w:cstheme="majorBidi" w:hAnsiTheme="majorHAnsi" w:eastAsia="黑体"/>
       <w:color w:themeColor="text1" w:val="000000"/>
     </w:rPr>
     <w:tblPr>
@@ -10606,6 +11103,7 @@
     </w:tcPr>
     <w:tblStylePr w:type="firstRow">
       <w:rPr>
+        <w:rFonts w:eastAsia="黑体"/>
         <w:b/>
         <w:bCs/>
         <w:color w:themeColor="text1" w:val="000000"/>
@@ -10617,6 +11115,7 @@
     </w:tblStylePr>
     <w:tblStylePr w:type="lastRow">
       <w:rPr>
+        <w:rFonts w:eastAsia="黑体"/>
         <w:b/>
         <w:bCs/>
         <w:color w:themeColor="text1" w:val="000000"/>
@@ -10636,6 +11135,7 @@
     </w:tblStylePr>
     <w:tblStylePr w:type="firstCol">
       <w:rPr>
+        <w:rFonts w:eastAsia="黑体"/>
         <w:b/>
         <w:bCs/>
         <w:color w:themeColor="text1" w:val="000000"/>
@@ -10655,6 +11155,7 @@
     </w:tblStylePr>
     <w:tblStylePr w:type="lastCol">
       <w:rPr>
+        <w:rFonts w:eastAsia="黑体"/>
         <w:b w:val="0"/>
         <w:bCs w:val="0"/>
         <w:color w:themeColor="text1" w:val="000000"/>
@@ -10704,7 +11205,7 @@
       <w:spacing w:after="0" w:line="240" w:lineRule="auto"/>
     </w:pPr>
     <w:rPr>
-      <w:rFonts w:asciiTheme="majorHAnsi" w:cstheme="majorBidi" w:eastAsiaTheme="majorEastAsia" w:hAnsiTheme="majorHAnsi"/>
+      <w:rFonts w:asciiTheme="majorHAnsi" w:cstheme="majorBidi" w:hAnsiTheme="majorHAnsi" w:eastAsia="黑体"/>
       <w:color w:themeColor="text1" w:val="000000"/>
     </w:rPr>
     <w:tblPr>
@@ -10731,6 +11232,7 @@
     </w:tcPr>
     <w:tblStylePr w:type="firstRow">
       <w:rPr>
+        <w:rFonts w:eastAsia="黑体"/>
         <w:b/>
         <w:bCs/>
         <w:color w:themeColor="text1" w:val="000000"/>
@@ -10742,6 +11244,7 @@
     </w:tblStylePr>
     <w:tblStylePr w:type="lastRow">
       <w:rPr>
+        <w:rFonts w:eastAsia="黑体"/>
         <w:b/>
         <w:bCs/>
         <w:color w:themeColor="text1" w:val="000000"/>
@@ -10761,6 +11264,7 @@
     </w:tblStylePr>
     <w:tblStylePr w:type="firstCol">
       <w:rPr>
+        <w:rFonts w:eastAsia="黑体"/>
         <w:b/>
         <w:bCs/>
         <w:color w:themeColor="text1" w:val="000000"/>
@@ -10780,6 +11284,7 @@
     </w:tblStylePr>
     <w:tblStylePr w:type="lastCol">
       <w:rPr>
+        <w:rFonts w:eastAsia="黑体"/>
         <w:b w:val="0"/>
         <w:bCs w:val="0"/>
         <w:color w:themeColor="text1" w:val="000000"/>
@@ -10829,7 +11334,7 @@
       <w:spacing w:after="0" w:line="240" w:lineRule="auto"/>
     </w:pPr>
     <w:rPr>
-      <w:rFonts w:asciiTheme="majorHAnsi" w:cstheme="majorBidi" w:eastAsiaTheme="majorEastAsia" w:hAnsiTheme="majorHAnsi"/>
+      <w:rFonts w:asciiTheme="majorHAnsi" w:cstheme="majorBidi" w:hAnsiTheme="majorHAnsi" w:eastAsia="黑体"/>
       <w:color w:themeColor="text1" w:val="000000"/>
     </w:rPr>
     <w:tblPr>
@@ -10856,6 +11361,7 @@
     </w:tcPr>
     <w:tblStylePr w:type="firstRow">
       <w:rPr>
+        <w:rFonts w:eastAsia="黑体"/>
         <w:b/>
         <w:bCs/>
         <w:color w:themeColor="text1" w:val="000000"/>
@@ -10867,6 +11373,7 @@
     </w:tblStylePr>
     <w:tblStylePr w:type="lastRow">
       <w:rPr>
+        <w:rFonts w:eastAsia="黑体"/>
         <w:b/>
         <w:bCs/>
         <w:color w:themeColor="text1" w:val="000000"/>
@@ -10886,6 +11393,7 @@
     </w:tblStylePr>
     <w:tblStylePr w:type="firstCol">
       <w:rPr>
+        <w:rFonts w:eastAsia="黑体"/>
         <w:b/>
         <w:bCs/>
         <w:color w:themeColor="text1" w:val="000000"/>
@@ -10905,6 +11413,7 @@
     </w:tblStylePr>
     <w:tblStylePr w:type="lastCol">
       <w:rPr>
+        <w:rFonts w:eastAsia="黑体"/>
         <w:b w:val="0"/>
         <w:bCs w:val="0"/>
         <w:color w:themeColor="text1" w:val="000000"/>
@@ -10954,7 +11463,7 @@
       <w:spacing w:after="0" w:line="240" w:lineRule="auto"/>
     </w:pPr>
     <w:rPr>
-      <w:rFonts w:asciiTheme="majorHAnsi" w:cstheme="majorBidi" w:eastAsiaTheme="majorEastAsia" w:hAnsiTheme="majorHAnsi"/>
+      <w:rFonts w:asciiTheme="majorHAnsi" w:cstheme="majorBidi" w:hAnsiTheme="majorHAnsi" w:eastAsia="黑体"/>
       <w:color w:themeColor="text1" w:val="000000"/>
     </w:rPr>
     <w:tblPr>
@@ -10981,6 +11490,7 @@
     </w:tcPr>
     <w:tblStylePr w:type="firstRow">
       <w:rPr>
+        <w:rFonts w:eastAsia="黑体"/>
         <w:b/>
         <w:bCs/>
         <w:color w:themeColor="text1" w:val="000000"/>
@@ -10992,6 +11502,7 @@
     </w:tblStylePr>
     <w:tblStylePr w:type="lastRow">
       <w:rPr>
+        <w:rFonts w:eastAsia="黑体"/>
         <w:b/>
         <w:bCs/>
         <w:color w:themeColor="text1" w:val="000000"/>
@@ -11011,6 +11522,7 @@
     </w:tblStylePr>
     <w:tblStylePr w:type="firstCol">
       <w:rPr>
+        <w:rFonts w:eastAsia="黑体"/>
         <w:b/>
         <w:bCs/>
         <w:color w:themeColor="text1" w:val="000000"/>
@@ -11030,6 +11542,7 @@
     </w:tblStylePr>
     <w:tblStylePr w:type="lastCol">
       <w:rPr>
+        <w:rFonts w:eastAsia="黑体"/>
         <w:b w:val="0"/>
         <w:bCs w:val="0"/>
         <w:color w:themeColor="text1" w:val="000000"/>
@@ -11079,7 +11592,7 @@
       <w:spacing w:after="0" w:line="240" w:lineRule="auto"/>
     </w:pPr>
     <w:rPr>
-      <w:rFonts w:asciiTheme="majorHAnsi" w:cstheme="majorBidi" w:eastAsiaTheme="majorEastAsia" w:hAnsiTheme="majorHAnsi"/>
+      <w:rFonts w:asciiTheme="majorHAnsi" w:cstheme="majorBidi" w:hAnsiTheme="majorHAnsi" w:eastAsia="黑体"/>
       <w:color w:themeColor="text1" w:val="000000"/>
     </w:rPr>
     <w:tblPr>
@@ -11106,6 +11619,7 @@
     </w:tcPr>
     <w:tblStylePr w:type="firstRow">
       <w:rPr>
+        <w:rFonts w:eastAsia="黑体"/>
         <w:b/>
         <w:bCs/>
         <w:color w:themeColor="text1" w:val="000000"/>
@@ -11117,6 +11631,7 @@
     </w:tblStylePr>
     <w:tblStylePr w:type="lastRow">
       <w:rPr>
+        <w:rFonts w:eastAsia="黑体"/>
         <w:b/>
         <w:bCs/>
         <w:color w:themeColor="text1" w:val="000000"/>
@@ -11136,6 +11651,7 @@
     </w:tblStylePr>
     <w:tblStylePr w:type="firstCol">
       <w:rPr>
+        <w:rFonts w:eastAsia="黑体"/>
         <w:b/>
         <w:bCs/>
         <w:color w:themeColor="text1" w:val="000000"/>
@@ -11155,6 +11671,7 @@
     </w:tblStylePr>
     <w:tblStylePr w:type="lastCol">
       <w:rPr>
+        <w:rFonts w:eastAsia="黑体"/>
         <w:b w:val="0"/>
         <w:bCs w:val="0"/>
         <w:color w:themeColor="text1" w:val="000000"/>
@@ -11204,7 +11721,7 @@
       <w:spacing w:after="0" w:line="240" w:lineRule="auto"/>
     </w:pPr>
     <w:rPr>
-      <w:rFonts w:asciiTheme="majorHAnsi" w:cstheme="majorBidi" w:eastAsiaTheme="majorEastAsia" w:hAnsiTheme="majorHAnsi"/>
+      <w:rFonts w:asciiTheme="majorHAnsi" w:cstheme="majorBidi" w:hAnsiTheme="majorHAnsi" w:eastAsia="黑体"/>
       <w:color w:themeColor="text1" w:val="000000"/>
     </w:rPr>
     <w:tblPr>
@@ -11231,6 +11748,7 @@
     </w:tcPr>
     <w:tblStylePr w:type="firstRow">
       <w:rPr>
+        <w:rFonts w:eastAsia="黑体"/>
         <w:b/>
         <w:bCs/>
         <w:color w:themeColor="text1" w:val="000000"/>
@@ -11242,6 +11760,7 @@
     </w:tblStylePr>
     <w:tblStylePr w:type="lastRow">
       <w:rPr>
+        <w:rFonts w:eastAsia="黑体"/>
         <w:b/>
         <w:bCs/>
         <w:color w:themeColor="text1" w:val="000000"/>
@@ -11261,6 +11780,7 @@
     </w:tblStylePr>
     <w:tblStylePr w:type="firstCol">
       <w:rPr>
+        <w:rFonts w:eastAsia="黑体"/>
         <w:b/>
         <w:bCs/>
         <w:color w:themeColor="text1" w:val="000000"/>
@@ -11280,6 +11800,7 @@
     </w:tblStylePr>
     <w:tblStylePr w:type="lastCol">
       <w:rPr>
+        <w:rFonts w:eastAsia="黑体"/>
         <w:b w:val="0"/>
         <w:bCs w:val="0"/>
         <w:color w:themeColor="text1" w:val="000000"/>
@@ -11352,6 +11873,7 @@
     </w:tcPr>
     <w:tblStylePr w:type="firstRow">
       <w:rPr>
+        <w:rFonts w:eastAsia="黑体"/>
         <w:b/>
         <w:bCs/>
         <w:i w:val="0"/>
@@ -11373,6 +11895,7 @@
     </w:tblStylePr>
     <w:tblStylePr w:type="lastRow">
       <w:rPr>
+        <w:rFonts w:eastAsia="黑体"/>
         <w:b/>
         <w:bCs/>
         <w:i w:val="0"/>
@@ -11394,6 +11917,7 @@
     </w:tblStylePr>
     <w:tblStylePr w:type="firstCol">
       <w:rPr>
+        <w:rFonts w:eastAsia="黑体"/>
         <w:b/>
         <w:bCs/>
         <w:i w:val="0"/>
@@ -11413,6 +11937,7 @@
     </w:tblStylePr>
     <w:tblStylePr w:type="lastCol">
       <w:rPr>
+        <w:rFonts w:eastAsia="黑体"/>
         <w:b/>
         <w:bCs/>
         <w:i w:val="0"/>
@@ -11493,6 +12018,7 @@
     </w:tcPr>
     <w:tblStylePr w:type="firstRow">
       <w:rPr>
+        <w:rFonts w:eastAsia="黑体"/>
         <w:b/>
         <w:bCs/>
         <w:i w:val="0"/>
@@ -11514,6 +12040,7 @@
     </w:tblStylePr>
     <w:tblStylePr w:type="lastRow">
       <w:rPr>
+        <w:rFonts w:eastAsia="黑体"/>
         <w:b/>
         <w:bCs/>
         <w:i w:val="0"/>
@@ -11535,6 +12062,7 @@
     </w:tblStylePr>
     <w:tblStylePr w:type="firstCol">
       <w:rPr>
+        <w:rFonts w:eastAsia="黑体"/>
         <w:b/>
         <w:bCs/>
         <w:i w:val="0"/>
@@ -11554,6 +12082,7 @@
     </w:tblStylePr>
     <w:tblStylePr w:type="lastCol">
       <w:rPr>
+        <w:rFonts w:eastAsia="黑体"/>
         <w:b/>
         <w:bCs/>
         <w:i w:val="0"/>
@@ -11634,6 +12163,7 @@
     </w:tcPr>
     <w:tblStylePr w:type="firstRow">
       <w:rPr>
+        <w:rFonts w:eastAsia="黑体"/>
         <w:b/>
         <w:bCs/>
         <w:i w:val="0"/>
@@ -11655,6 +12185,7 @@
     </w:tblStylePr>
     <w:tblStylePr w:type="lastRow">
       <w:rPr>
+        <w:rFonts w:eastAsia="黑体"/>
         <w:b/>
         <w:bCs/>
         <w:i w:val="0"/>
@@ -11676,6 +12207,7 @@
     </w:tblStylePr>
     <w:tblStylePr w:type="firstCol">
       <w:rPr>
+        <w:rFonts w:eastAsia="黑体"/>
         <w:b/>
         <w:bCs/>
         <w:i w:val="0"/>
@@ -11695,6 +12227,7 @@
     </w:tblStylePr>
     <w:tblStylePr w:type="lastCol">
       <w:rPr>
+        <w:rFonts w:eastAsia="黑体"/>
         <w:b/>
         <w:bCs/>
         <w:i w:val="0"/>
@@ -11775,6 +12308,7 @@
     </w:tcPr>
     <w:tblStylePr w:type="firstRow">
       <w:rPr>
+        <w:rFonts w:eastAsia="黑体"/>
         <w:b/>
         <w:bCs/>
         <w:i w:val="0"/>
@@ -11796,6 +12330,7 @@
     </w:tblStylePr>
     <w:tblStylePr w:type="lastRow">
       <w:rPr>
+        <w:rFonts w:eastAsia="黑体"/>
         <w:b/>
         <w:bCs/>
         <w:i w:val="0"/>
@@ -11817,6 +12352,7 @@
     </w:tblStylePr>
     <w:tblStylePr w:type="firstCol">
       <w:rPr>
+        <w:rFonts w:eastAsia="黑体"/>
         <w:b/>
         <w:bCs/>
         <w:i w:val="0"/>
@@ -11836,6 +12372,7 @@
     </w:tblStylePr>
     <w:tblStylePr w:type="lastCol">
       <w:rPr>
+        <w:rFonts w:eastAsia="黑体"/>
         <w:b/>
         <w:bCs/>
         <w:i w:val="0"/>
@@ -11916,6 +12453,7 @@
     </w:tcPr>
     <w:tblStylePr w:type="firstRow">
       <w:rPr>
+        <w:rFonts w:eastAsia="黑体"/>
         <w:b/>
         <w:bCs/>
         <w:i w:val="0"/>
@@ -11937,6 +12475,7 @@
     </w:tblStylePr>
     <w:tblStylePr w:type="lastRow">
       <w:rPr>
+        <w:rFonts w:eastAsia="黑体"/>
         <w:b/>
         <w:bCs/>
         <w:i w:val="0"/>
@@ -11958,6 +12497,7 @@
     </w:tblStylePr>
     <w:tblStylePr w:type="firstCol">
       <w:rPr>
+        <w:rFonts w:eastAsia="黑体"/>
         <w:b/>
         <w:bCs/>
         <w:i w:val="0"/>
@@ -11977,6 +12517,7 @@
     </w:tblStylePr>
     <w:tblStylePr w:type="lastCol">
       <w:rPr>
+        <w:rFonts w:eastAsia="黑体"/>
         <w:b/>
         <w:bCs/>
         <w:i w:val="0"/>
@@ -12057,6 +12598,7 @@
     </w:tcPr>
     <w:tblStylePr w:type="firstRow">
       <w:rPr>
+        <w:rFonts w:eastAsia="黑体"/>
         <w:b/>
         <w:bCs/>
         <w:i w:val="0"/>
@@ -12078,6 +12620,7 @@
     </w:tblStylePr>
     <w:tblStylePr w:type="lastRow">
       <w:rPr>
+        <w:rFonts w:eastAsia="黑体"/>
         <w:b/>
         <w:bCs/>
         <w:i w:val="0"/>
@@ -12099,6 +12642,7 @@
     </w:tblStylePr>
     <w:tblStylePr w:type="firstCol">
       <w:rPr>
+        <w:rFonts w:eastAsia="黑体"/>
         <w:b/>
         <w:bCs/>
         <w:i w:val="0"/>
@@ -12118,6 +12662,7 @@
     </w:tblStylePr>
     <w:tblStylePr w:type="lastCol">
       <w:rPr>
+        <w:rFonts w:eastAsia="黑体"/>
         <w:b/>
         <w:bCs/>
         <w:i w:val="0"/>
@@ -12198,6 +12743,7 @@
     </w:tcPr>
     <w:tblStylePr w:type="firstRow">
       <w:rPr>
+        <w:rFonts w:eastAsia="黑体"/>
         <w:b/>
         <w:bCs/>
         <w:i w:val="0"/>
@@ -12219,6 +12765,7 @@
     </w:tblStylePr>
     <w:tblStylePr w:type="lastRow">
       <w:rPr>
+        <w:rFonts w:eastAsia="黑体"/>
         <w:b/>
         <w:bCs/>
         <w:i w:val="0"/>
@@ -12240,6 +12787,7 @@
     </w:tblStylePr>
     <w:tblStylePr w:type="firstCol">
       <w:rPr>
+        <w:rFonts w:eastAsia="黑体"/>
         <w:b/>
         <w:bCs/>
         <w:i w:val="0"/>
@@ -12259,6 +12807,7 @@
     </w:tblStylePr>
     <w:tblStylePr w:type="lastCol">
       <w:rPr>
+        <w:rFonts w:eastAsia="黑体"/>
         <w:b/>
         <w:bCs/>
         <w:i w:val="0"/>
@@ -12316,6 +12865,7 @@
       <w:spacing w:after="0" w:line="240" w:lineRule="auto"/>
     </w:pPr>
     <w:rPr>
+      <w:rFonts w:eastAsia="黑体"/>
       <w:color w:themeColor="background1" w:val="FFFFFF"/>
     </w:rPr>
     <w:tblPr>
@@ -12334,6 +12884,7 @@
     </w:tcPr>
     <w:tblStylePr w:type="firstRow">
       <w:rPr>
+        <w:rFonts w:eastAsia="黑体"/>
         <w:b/>
         <w:bCs/>
       </w:rPr>
@@ -12430,6 +12981,7 @@
       <w:spacing w:after="0" w:line="240" w:lineRule="auto"/>
     </w:pPr>
     <w:rPr>
+      <w:rFonts w:eastAsia="黑体"/>
       <w:color w:themeColor="background1" w:val="FFFFFF"/>
     </w:rPr>
     <w:tblPr>
@@ -12448,6 +13000,7 @@
     </w:tcPr>
     <w:tblStylePr w:type="firstRow">
       <w:rPr>
+        <w:rFonts w:eastAsia="黑体"/>
         <w:b/>
         <w:bCs/>
       </w:rPr>
@@ -12544,6 +13097,7 @@
       <w:spacing w:after="0" w:line="240" w:lineRule="auto"/>
     </w:pPr>
     <w:rPr>
+      <w:rFonts w:eastAsia="黑体"/>
       <w:color w:themeColor="background1" w:val="FFFFFF"/>
     </w:rPr>
     <w:tblPr>
@@ -12562,6 +13116,7 @@
     </w:tcPr>
     <w:tblStylePr w:type="firstRow">
       <w:rPr>
+        <w:rFonts w:eastAsia="黑体"/>
         <w:b/>
         <w:bCs/>
       </w:rPr>
@@ -12658,6 +13213,7 @@
       <w:spacing w:after="0" w:line="240" w:lineRule="auto"/>
     </w:pPr>
     <w:rPr>
+      <w:rFonts w:eastAsia="黑体"/>
       <w:color w:themeColor="background1" w:val="FFFFFF"/>
     </w:rPr>
     <w:tblPr>
@@ -12676,6 +13232,7 @@
     </w:tcPr>
     <w:tblStylePr w:type="firstRow">
       <w:rPr>
+        <w:rFonts w:eastAsia="黑体"/>
         <w:b/>
         <w:bCs/>
       </w:rPr>
@@ -12772,6 +13329,7 @@
       <w:spacing w:after="0" w:line="240" w:lineRule="auto"/>
     </w:pPr>
     <w:rPr>
+      <w:rFonts w:eastAsia="黑体"/>
       <w:color w:themeColor="background1" w:val="FFFFFF"/>
     </w:rPr>
     <w:tblPr>
@@ -12790,6 +13348,7 @@
     </w:tcPr>
     <w:tblStylePr w:type="firstRow">
       <w:rPr>
+        <w:rFonts w:eastAsia="黑体"/>
         <w:b/>
         <w:bCs/>
       </w:rPr>
@@ -12886,6 +13445,7 @@
       <w:spacing w:after="0" w:line="240" w:lineRule="auto"/>
     </w:pPr>
     <w:rPr>
+      <w:rFonts w:eastAsia="黑体"/>
       <w:color w:themeColor="background1" w:val="FFFFFF"/>
     </w:rPr>
     <w:tblPr>
@@ -12904,6 +13464,7 @@
     </w:tcPr>
     <w:tblStylePr w:type="firstRow">
       <w:rPr>
+        <w:rFonts w:eastAsia="黑体"/>
         <w:b/>
         <w:bCs/>
       </w:rPr>
@@ -13000,6 +13561,7 @@
       <w:spacing w:after="0" w:line="240" w:lineRule="auto"/>
     </w:pPr>
     <w:rPr>
+      <w:rFonts w:eastAsia="黑体"/>
       <w:color w:themeColor="background1" w:val="FFFFFF"/>
     </w:rPr>
     <w:tblPr>
@@ -13018,6 +13580,7 @@
     </w:tcPr>
     <w:tblStylePr w:type="firstRow">
       <w:rPr>
+        <w:rFonts w:eastAsia="黑体"/>
         <w:b/>
         <w:bCs/>
       </w:rPr>
@@ -13114,6 +13677,7 @@
       <w:spacing w:after="0" w:line="240" w:lineRule="auto"/>
     </w:pPr>
     <w:rPr>
+      <w:rFonts w:eastAsia="黑体"/>
       <w:color w:themeColor="text1" w:val="000000"/>
     </w:rPr>
     <w:tblPr>
@@ -13140,6 +13704,7 @@
     </w:tcPr>
     <w:tblStylePr w:type="firstRow">
       <w:rPr>
+        <w:rFonts w:eastAsia="黑体"/>
         <w:b/>
         <w:bCs/>
       </w:rPr>
@@ -13158,6 +13723,7 @@
     </w:tblStylePr>
     <w:tblStylePr w:type="lastRow">
       <w:rPr>
+        <w:rFonts w:eastAsia="黑体"/>
         <w:b/>
         <w:bCs/>
         <w:color w:themeColor="background1" w:val="FFFFFF"/>
@@ -13172,6 +13738,7 @@
     </w:tblStylePr>
     <w:tblStylePr w:type="firstCol">
       <w:rPr>
+        <w:rFonts w:eastAsia="黑体"/>
         <w:color w:themeColor="background1" w:val="FFFFFF"/>
       </w:rPr>
       <w:tblPr/>
@@ -13189,6 +13756,7 @@
     </w:tblStylePr>
     <w:tblStylePr w:type="lastCol">
       <w:rPr>
+        <w:rFonts w:eastAsia="黑体"/>
         <w:color w:themeColor="background1" w:val="FFFFFF"/>
       </w:rPr>
       <w:tblPr/>
@@ -13218,11 +13786,13 @@
     </w:tblStylePr>
     <w:tblStylePr w:type="neCell">
       <w:rPr>
+        <w:rFonts w:eastAsia="黑体"/>
         <w:color w:themeColor="text1" w:val="000000"/>
       </w:rPr>
     </w:tblStylePr>
     <w:tblStylePr w:type="nwCell">
       <w:rPr>
+        <w:rFonts w:eastAsia="黑体"/>
         <w:color w:themeColor="text1" w:val="000000"/>
       </w:rPr>
     </w:tblStylePr>
@@ -13236,6 +13806,7 @@
       <w:spacing w:after="0" w:line="240" w:lineRule="auto"/>
     </w:pPr>
     <w:rPr>
+      <w:rFonts w:eastAsia="黑体"/>
       <w:color w:themeColor="text1" w:val="000000"/>
     </w:rPr>
     <w:tblPr>
@@ -13262,6 +13833,7 @@
     </w:tcPr>
     <w:tblStylePr w:type="firstRow">
       <w:rPr>
+        <w:rFonts w:eastAsia="黑体"/>
         <w:b/>
         <w:bCs/>
       </w:rPr>
@@ -13280,6 +13852,7 @@
     </w:tblStylePr>
     <w:tblStylePr w:type="lastRow">
       <w:rPr>
+        <w:rFonts w:eastAsia="黑体"/>
         <w:b/>
         <w:bCs/>
         <w:color w:themeColor="background1" w:val="FFFFFF"/>
@@ -13294,6 +13867,7 @@
     </w:tblStylePr>
     <w:tblStylePr w:type="firstCol">
       <w:rPr>
+        <w:rFonts w:eastAsia="黑体"/>
         <w:color w:themeColor="background1" w:val="FFFFFF"/>
       </w:rPr>
       <w:tblPr/>
@@ -13311,6 +13885,7 @@
     </w:tblStylePr>
     <w:tblStylePr w:type="lastCol">
       <w:rPr>
+        <w:rFonts w:eastAsia="黑体"/>
         <w:color w:themeColor="background1" w:val="FFFFFF"/>
       </w:rPr>
       <w:tblPr/>
@@ -13340,11 +13915,13 @@
     </w:tblStylePr>
     <w:tblStylePr w:type="neCell">
       <w:rPr>
+        <w:rFonts w:eastAsia="黑体"/>
         <w:color w:themeColor="text1" w:val="000000"/>
       </w:rPr>
     </w:tblStylePr>
     <w:tblStylePr w:type="nwCell">
       <w:rPr>
+        <w:rFonts w:eastAsia="黑体"/>
         <w:color w:themeColor="text1" w:val="000000"/>
       </w:rPr>
     </w:tblStylePr>
@@ -13358,6 +13935,7 @@
       <w:spacing w:after="0" w:line="240" w:lineRule="auto"/>
     </w:pPr>
     <w:rPr>
+      <w:rFonts w:eastAsia="黑体"/>
       <w:color w:themeColor="text1" w:val="000000"/>
     </w:rPr>
     <w:tblPr>
@@ -13384,6 +13962,7 @@
     </w:tcPr>
     <w:tblStylePr w:type="firstRow">
       <w:rPr>
+        <w:rFonts w:eastAsia="黑体"/>
         <w:b/>
         <w:bCs/>
       </w:rPr>
@@ -13402,6 +13981,7 @@
     </w:tblStylePr>
     <w:tblStylePr w:type="lastRow">
       <w:rPr>
+        <w:rFonts w:eastAsia="黑体"/>
         <w:b/>
         <w:bCs/>
         <w:color w:themeColor="background1" w:val="FFFFFF"/>
@@ -13416,6 +13996,7 @@
     </w:tblStylePr>
     <w:tblStylePr w:type="firstCol">
       <w:rPr>
+        <w:rFonts w:eastAsia="黑体"/>
         <w:color w:themeColor="background1" w:val="FFFFFF"/>
       </w:rPr>
       <w:tblPr/>
@@ -13433,6 +14014,7 @@
     </w:tblStylePr>
     <w:tblStylePr w:type="lastCol">
       <w:rPr>
+        <w:rFonts w:eastAsia="黑体"/>
         <w:color w:themeColor="background1" w:val="FFFFFF"/>
       </w:rPr>
       <w:tblPr/>
@@ -13462,11 +14044,13 @@
     </w:tblStylePr>
     <w:tblStylePr w:type="neCell">
       <w:rPr>
+        <w:rFonts w:eastAsia="黑体"/>
         <w:color w:themeColor="text1" w:val="000000"/>
       </w:rPr>
     </w:tblStylePr>
     <w:tblStylePr w:type="nwCell">
       <w:rPr>
+        <w:rFonts w:eastAsia="黑体"/>
         <w:color w:themeColor="text1" w:val="000000"/>
       </w:rPr>
     </w:tblStylePr>
@@ -13480,6 +14064,7 @@
       <w:spacing w:after="0" w:line="240" w:lineRule="auto"/>
     </w:pPr>
     <w:rPr>
+      <w:rFonts w:eastAsia="黑体"/>
       <w:color w:themeColor="text1" w:val="000000"/>
     </w:rPr>
     <w:tblPr>
@@ -13506,6 +14091,7 @@
     </w:tcPr>
     <w:tblStylePr w:type="firstRow">
       <w:rPr>
+        <w:rFonts w:eastAsia="黑体"/>
         <w:b/>
         <w:bCs/>
       </w:rPr>
@@ -13524,6 +14110,7 @@
     </w:tblStylePr>
     <w:tblStylePr w:type="lastRow">
       <w:rPr>
+        <w:rFonts w:eastAsia="黑体"/>
         <w:b/>
         <w:bCs/>
         <w:color w:themeColor="background1" w:val="FFFFFF"/>
@@ -13538,6 +14125,7 @@
     </w:tblStylePr>
     <w:tblStylePr w:type="firstCol">
       <w:rPr>
+        <w:rFonts w:eastAsia="黑体"/>
         <w:color w:themeColor="background1" w:val="FFFFFF"/>
       </w:rPr>
       <w:tblPr/>
@@ -13555,6 +14143,7 @@
     </w:tblStylePr>
     <w:tblStylePr w:type="lastCol">
       <w:rPr>
+        <w:rFonts w:eastAsia="黑体"/>
         <w:color w:themeColor="background1" w:val="FFFFFF"/>
       </w:rPr>
       <w:tblPr/>
@@ -13592,6 +14181,7 @@
       <w:spacing w:after="0" w:line="240" w:lineRule="auto"/>
     </w:pPr>
     <w:rPr>
+      <w:rFonts w:eastAsia="黑体"/>
       <w:color w:themeColor="text1" w:val="000000"/>
     </w:rPr>
     <w:tblPr>
@@ -13618,6 +14208,7 @@
     </w:tcPr>
     <w:tblStylePr w:type="firstRow">
       <w:rPr>
+        <w:rFonts w:eastAsia="黑体"/>
         <w:b/>
         <w:bCs/>
       </w:rPr>
@@ -13636,6 +14227,7 @@
     </w:tblStylePr>
     <w:tblStylePr w:type="lastRow">
       <w:rPr>
+        <w:rFonts w:eastAsia="黑体"/>
         <w:b/>
         <w:bCs/>
         <w:color w:themeColor="background1" w:val="FFFFFF"/>
@@ -13650,6 +14242,7 @@
     </w:tblStylePr>
     <w:tblStylePr w:type="firstCol">
       <w:rPr>
+        <w:rFonts w:eastAsia="黑体"/>
         <w:color w:themeColor="background1" w:val="FFFFFF"/>
       </w:rPr>
       <w:tblPr/>
@@ -13667,6 +14260,7 @@
     </w:tblStylePr>
     <w:tblStylePr w:type="lastCol">
       <w:rPr>
+        <w:rFonts w:eastAsia="黑体"/>
         <w:color w:themeColor="background1" w:val="FFFFFF"/>
       </w:rPr>
       <w:tblPr/>
@@ -13696,11 +14290,13 @@
     </w:tblStylePr>
     <w:tblStylePr w:type="neCell">
       <w:rPr>
+        <w:rFonts w:eastAsia="黑体"/>
         <w:color w:themeColor="text1" w:val="000000"/>
       </w:rPr>
     </w:tblStylePr>
     <w:tblStylePr w:type="nwCell">
       <w:rPr>
+        <w:rFonts w:eastAsia="黑体"/>
         <w:color w:themeColor="text1" w:val="000000"/>
       </w:rPr>
     </w:tblStylePr>
@@ -13714,6 +14310,7 @@
       <w:spacing w:after="0" w:line="240" w:lineRule="auto"/>
     </w:pPr>
     <w:rPr>
+      <w:rFonts w:eastAsia="黑体"/>
       <w:color w:themeColor="text1" w:val="000000"/>
     </w:rPr>
     <w:tblPr>
@@ -13740,6 +14337,7 @@
     </w:tcPr>
     <w:tblStylePr w:type="firstRow">
       <w:rPr>
+        <w:rFonts w:eastAsia="黑体"/>
         <w:b/>
         <w:bCs/>
       </w:rPr>
@@ -13758,6 +14356,7 @@
     </w:tblStylePr>
     <w:tblStylePr w:type="lastRow">
       <w:rPr>
+        <w:rFonts w:eastAsia="黑体"/>
         <w:b/>
         <w:bCs/>
         <w:color w:themeColor="background1" w:val="FFFFFF"/>
@@ -13772,6 +14371,7 @@
     </w:tblStylePr>
     <w:tblStylePr w:type="firstCol">
       <w:rPr>
+        <w:rFonts w:eastAsia="黑体"/>
         <w:color w:themeColor="background1" w:val="FFFFFF"/>
       </w:rPr>
       <w:tblPr/>
@@ -13789,6 +14389,7 @@
     </w:tblStylePr>
     <w:tblStylePr w:type="lastCol">
       <w:rPr>
+        <w:rFonts w:eastAsia="黑体"/>
         <w:color w:themeColor="background1" w:val="FFFFFF"/>
       </w:rPr>
       <w:tblPr/>
@@ -13818,11 +14419,13 @@
     </w:tblStylePr>
     <w:tblStylePr w:type="neCell">
       <w:rPr>
+        <w:rFonts w:eastAsia="黑体"/>
         <w:color w:themeColor="text1" w:val="000000"/>
       </w:rPr>
     </w:tblStylePr>
     <w:tblStylePr w:type="nwCell">
       <w:rPr>
+        <w:rFonts w:eastAsia="黑体"/>
         <w:color w:themeColor="text1" w:val="000000"/>
       </w:rPr>
     </w:tblStylePr>
@@ -13836,6 +14439,7 @@
       <w:spacing w:after="0" w:line="240" w:lineRule="auto"/>
     </w:pPr>
     <w:rPr>
+      <w:rFonts w:eastAsia="黑体"/>
       <w:color w:themeColor="text1" w:val="000000"/>
     </w:rPr>
     <w:tblPr>
@@ -13862,6 +14466,7 @@
     </w:tcPr>
     <w:tblStylePr w:type="firstRow">
       <w:rPr>
+        <w:rFonts w:eastAsia="黑体"/>
         <w:b/>
         <w:bCs/>
       </w:rPr>
@@ -13880,6 +14485,7 @@
     </w:tblStylePr>
     <w:tblStylePr w:type="lastRow">
       <w:rPr>
+        <w:rFonts w:eastAsia="黑体"/>
         <w:b/>
         <w:bCs/>
         <w:color w:themeColor="background1" w:val="FFFFFF"/>
@@ -13894,6 +14500,7 @@
     </w:tblStylePr>
     <w:tblStylePr w:type="firstCol">
       <w:rPr>
+        <w:rFonts w:eastAsia="黑体"/>
         <w:color w:themeColor="background1" w:val="FFFFFF"/>
       </w:rPr>
       <w:tblPr/>
@@ -13911,6 +14518,7 @@
     </w:tblStylePr>
     <w:tblStylePr w:type="lastCol">
       <w:rPr>
+        <w:rFonts w:eastAsia="黑体"/>
         <w:color w:themeColor="background1" w:val="FFFFFF"/>
       </w:rPr>
       <w:tblPr/>
@@ -13940,11 +14548,13 @@
     </w:tblStylePr>
     <w:tblStylePr w:type="neCell">
       <w:rPr>
+        <w:rFonts w:eastAsia="黑体"/>
         <w:color w:themeColor="text1" w:val="000000"/>
       </w:rPr>
     </w:tblStylePr>
     <w:tblStylePr w:type="nwCell">
       <w:rPr>
+        <w:rFonts w:eastAsia="黑体"/>
         <w:color w:themeColor="text1" w:val="000000"/>
       </w:rPr>
     </w:tblStylePr>
@@ -13958,6 +14568,7 @@
       <w:spacing w:after="0" w:line="240" w:lineRule="auto"/>
     </w:pPr>
     <w:rPr>
+      <w:rFonts w:eastAsia="黑体"/>
       <w:color w:themeColor="text1" w:val="000000"/>
     </w:rPr>
     <w:tblPr>
@@ -13976,6 +14587,7 @@
     </w:tcPr>
     <w:tblStylePr w:type="firstRow">
       <w:rPr>
+        <w:rFonts w:eastAsia="黑体"/>
         <w:b/>
         <w:bCs/>
         <w:color w:themeColor="background1" w:val="FFFFFF"/>
@@ -13990,6 +14602,7 @@
     </w:tblStylePr>
     <w:tblStylePr w:type="lastRow">
       <w:rPr>
+        <w:rFonts w:eastAsia="黑体"/>
         <w:b/>
         <w:bCs/>
         <w:color w:themeColor="accent2" w:themeShade="CC" w:val="9E3A38"/>
@@ -14004,12 +14617,14 @@
     </w:tblStylePr>
     <w:tblStylePr w:type="firstCol">
       <w:rPr>
+        <w:rFonts w:eastAsia="黑体"/>
         <w:b/>
         <w:bCs/>
       </w:rPr>
     </w:tblStylePr>
     <w:tblStylePr w:type="lastCol">
       <w:rPr>
+        <w:rFonts w:eastAsia="黑体"/>
         <w:b/>
         <w:bCs/>
       </w:rPr>
@@ -14044,6 +14659,7 @@
       <w:spacing w:after="0" w:line="240" w:lineRule="auto"/>
     </w:pPr>
     <w:rPr>
+      <w:rFonts w:eastAsia="黑体"/>
       <w:color w:themeColor="text1" w:val="000000"/>
     </w:rPr>
     <w:tblPr>
@@ -14062,6 +14678,7 @@
     </w:tcPr>
     <w:tblStylePr w:type="firstRow">
       <w:rPr>
+        <w:rFonts w:eastAsia="黑体"/>
         <w:b/>
         <w:bCs/>
         <w:color w:themeColor="background1" w:val="FFFFFF"/>
@@ -14076,6 +14693,7 @@
     </w:tblStylePr>
     <w:tblStylePr w:type="lastRow">
       <w:rPr>
+        <w:rFonts w:eastAsia="黑体"/>
         <w:b/>
         <w:bCs/>
         <w:color w:themeColor="accent2" w:themeShade="CC" w:val="9E3A38"/>
@@ -14090,12 +14708,14 @@
     </w:tblStylePr>
     <w:tblStylePr w:type="firstCol">
       <w:rPr>
+        <w:rFonts w:eastAsia="黑体"/>
         <w:b/>
         <w:bCs/>
       </w:rPr>
     </w:tblStylePr>
     <w:tblStylePr w:type="lastCol">
       <w:rPr>
+        <w:rFonts w:eastAsia="黑体"/>
         <w:b/>
         <w:bCs/>
       </w:rPr>
@@ -14130,6 +14750,7 @@
       <w:spacing w:after="0" w:line="240" w:lineRule="auto"/>
     </w:pPr>
     <w:rPr>
+      <w:rFonts w:eastAsia="黑体"/>
       <w:color w:themeColor="text1" w:val="000000"/>
     </w:rPr>
     <w:tblPr>
@@ -14148,6 +14769,7 @@
     </w:tcPr>
     <w:tblStylePr w:type="firstRow">
       <w:rPr>
+        <w:rFonts w:eastAsia="黑体"/>
         <w:b/>
         <w:bCs/>
         <w:color w:themeColor="background1" w:val="FFFFFF"/>
@@ -14162,6 +14784,7 @@
     </w:tblStylePr>
     <w:tblStylePr w:type="lastRow">
       <w:rPr>
+        <w:rFonts w:eastAsia="黑体"/>
         <w:b/>
         <w:bCs/>
         <w:color w:themeColor="accent2" w:themeShade="CC" w:val="9E3A38"/>
@@ -14176,12 +14799,14 @@
     </w:tblStylePr>
     <w:tblStylePr w:type="firstCol">
       <w:rPr>
+        <w:rFonts w:eastAsia="黑体"/>
         <w:b/>
         <w:bCs/>
       </w:rPr>
     </w:tblStylePr>
     <w:tblStylePr w:type="lastCol">
       <w:rPr>
+        <w:rFonts w:eastAsia="黑体"/>
         <w:b/>
         <w:bCs/>
       </w:rPr>
@@ -14216,6 +14841,7 @@
       <w:spacing w:after="0" w:line="240" w:lineRule="auto"/>
     </w:pPr>
     <w:rPr>
+      <w:rFonts w:eastAsia="黑体"/>
       <w:color w:themeColor="text1" w:val="000000"/>
     </w:rPr>
     <w:tblPr>
@@ -14234,6 +14860,7 @@
     </w:tcPr>
     <w:tblStylePr w:type="firstRow">
       <w:rPr>
+        <w:rFonts w:eastAsia="黑体"/>
         <w:b/>
         <w:bCs/>
         <w:color w:themeColor="background1" w:val="FFFFFF"/>
@@ -14248,6 +14875,7 @@
     </w:tblStylePr>
     <w:tblStylePr w:type="lastRow">
       <w:rPr>
+        <w:rFonts w:eastAsia="黑体"/>
         <w:b/>
         <w:bCs/>
         <w:color w:themeColor="accent4" w:themeShade="CC" w:val="664E82"/>
@@ -14262,12 +14890,14 @@
     </w:tblStylePr>
     <w:tblStylePr w:type="firstCol">
       <w:rPr>
+        <w:rFonts w:eastAsia="黑体"/>
         <w:b/>
         <w:bCs/>
       </w:rPr>
     </w:tblStylePr>
     <w:tblStylePr w:type="lastCol">
       <w:rPr>
+        <w:rFonts w:eastAsia="黑体"/>
         <w:b/>
         <w:bCs/>
       </w:rPr>
@@ -14302,6 +14932,7 @@
       <w:spacing w:after="0" w:line="240" w:lineRule="auto"/>
     </w:pPr>
     <w:rPr>
+      <w:rFonts w:eastAsia="黑体"/>
       <w:color w:themeColor="text1" w:val="000000"/>
     </w:rPr>
     <w:tblPr>
@@ -14320,6 +14951,7 @@
     </w:tcPr>
     <w:tblStylePr w:type="firstRow">
       <w:rPr>
+        <w:rFonts w:eastAsia="黑体"/>
         <w:b/>
         <w:bCs/>
         <w:color w:themeColor="background1" w:val="FFFFFF"/>
@@ -14334,6 +14966,7 @@
     </w:tblStylePr>
     <w:tblStylePr w:type="lastRow">
       <w:rPr>
+        <w:rFonts w:eastAsia="黑体"/>
         <w:b/>
         <w:bCs/>
         <w:color w:themeColor="accent3" w:themeShade="CC" w:val="7E9C40"/>
@@ -14348,12 +14981,14 @@
     </w:tblStylePr>
     <w:tblStylePr w:type="firstCol">
       <w:rPr>
+        <w:rFonts w:eastAsia="黑体"/>
         <w:b/>
         <w:bCs/>
       </w:rPr>
     </w:tblStylePr>
     <w:tblStylePr w:type="lastCol">
       <w:rPr>
+        <w:rFonts w:eastAsia="黑体"/>
         <w:b/>
         <w:bCs/>
       </w:rPr>
@@ -14388,6 +15023,7 @@
       <w:spacing w:after="0" w:line="240" w:lineRule="auto"/>
     </w:pPr>
     <w:rPr>
+      <w:rFonts w:eastAsia="黑体"/>
       <w:color w:themeColor="text1" w:val="000000"/>
     </w:rPr>
     <w:tblPr>
@@ -14406,6 +15042,7 @@
     </w:tcPr>
     <w:tblStylePr w:type="firstRow">
       <w:rPr>
+        <w:rFonts w:eastAsia="黑体"/>
         <w:b/>
         <w:bCs/>
         <w:color w:themeColor="background1" w:val="FFFFFF"/>
@@ -14420,6 +15057,7 @@
     </w:tblStylePr>
     <w:tblStylePr w:type="lastRow">
       <w:rPr>
+        <w:rFonts w:eastAsia="黑体"/>
         <w:b/>
         <w:bCs/>
         <w:color w:themeColor="accent6" w:themeShade="CC" w:val="F2730A"/>
@@ -14434,12 +15072,14 @@
     </w:tblStylePr>
     <w:tblStylePr w:type="firstCol">
       <w:rPr>
+        <w:rFonts w:eastAsia="黑体"/>
         <w:b/>
         <w:bCs/>
       </w:rPr>
     </w:tblStylePr>
     <w:tblStylePr w:type="lastCol">
       <w:rPr>
+        <w:rFonts w:eastAsia="黑体"/>
         <w:b/>
         <w:bCs/>
       </w:rPr>
@@ -14474,6 +15114,7 @@
       <w:spacing w:after="0" w:line="240" w:lineRule="auto"/>
     </w:pPr>
     <w:rPr>
+      <w:rFonts w:eastAsia="黑体"/>
       <w:color w:themeColor="text1" w:val="000000"/>
     </w:rPr>
     <w:tblPr>
@@ -14492,6 +15133,7 @@
     </w:tcPr>
     <w:tblStylePr w:type="firstRow">
       <w:rPr>
+        <w:rFonts w:eastAsia="黑体"/>
         <w:b/>
         <w:bCs/>
         <w:color w:themeColor="background1" w:val="FFFFFF"/>
@@ -14506,6 +15148,7 @@
     </w:tblStylePr>
     <w:tblStylePr w:type="lastRow">
       <w:rPr>
+        <w:rFonts w:eastAsia="黑体"/>
         <w:b/>
         <w:bCs/>
         <w:color w:themeColor="accent5" w:themeShade="CC" w:val="348DA5"/>
@@ -14520,12 +15163,14 @@
     </w:tblStylePr>
     <w:tblStylePr w:type="firstCol">
       <w:rPr>
+        <w:rFonts w:eastAsia="黑体"/>
         <w:b/>
         <w:bCs/>
       </w:rPr>
     </w:tblStylePr>
     <w:tblStylePr w:type="lastCol">
       <w:rPr>
+        <w:rFonts w:eastAsia="黑体"/>
         <w:b/>
         <w:bCs/>
       </w:rPr>
@@ -14560,6 +15205,7 @@
       <w:spacing w:after="0" w:line="240" w:lineRule="auto"/>
     </w:pPr>
     <w:rPr>
+      <w:rFonts w:eastAsia="黑体"/>
       <w:color w:themeColor="text1" w:val="000000"/>
     </w:rPr>
     <w:tblPr>
@@ -14581,6 +15227,7 @@
     </w:tcPr>
     <w:tblStylePr w:type="firstRow">
       <w:rPr>
+        <w:rFonts w:eastAsia="黑体"/>
         <w:b/>
         <w:bCs/>
       </w:rPr>
@@ -14591,6 +15238,7 @@
     </w:tblStylePr>
     <w:tblStylePr w:type="lastRow">
       <w:rPr>
+        <w:rFonts w:eastAsia="黑体"/>
         <w:b/>
         <w:bCs/>
         <w:color w:themeColor="text1" w:val="000000"/>
@@ -14602,6 +15250,7 @@
     </w:tblStylePr>
     <w:tblStylePr w:type="firstCol">
       <w:rPr>
+        <w:rFonts w:eastAsia="黑体"/>
         <w:color w:themeColor="background1" w:val="FFFFFF"/>
       </w:rPr>
       <w:tblPr/>
@@ -14611,6 +15260,7 @@
     </w:tblStylePr>
     <w:tblStylePr w:type="lastCol">
       <w:rPr>
+        <w:rFonts w:eastAsia="黑体"/>
         <w:color w:themeColor="background1" w:val="FFFFFF"/>
       </w:rPr>
       <w:tblPr/>
@@ -14640,6 +15290,7 @@
       <w:spacing w:after="0" w:line="240" w:lineRule="auto"/>
     </w:pPr>
     <w:rPr>
+      <w:rFonts w:eastAsia="黑体"/>
       <w:color w:themeColor="text1" w:val="000000"/>
     </w:rPr>
     <w:tblPr>
@@ -14661,6 +15312,7 @@
     </w:tcPr>
     <w:tblStylePr w:type="firstRow">
       <w:rPr>
+        <w:rFonts w:eastAsia="黑体"/>
         <w:b/>
         <w:bCs/>
       </w:rPr>
@@ -14671,6 +15323,7 @@
     </w:tblStylePr>
     <w:tblStylePr w:type="lastRow">
       <w:rPr>
+        <w:rFonts w:eastAsia="黑体"/>
         <w:b/>
         <w:bCs/>
         <w:color w:themeColor="text1" w:val="000000"/>
@@ -14682,6 +15335,7 @@
     </w:tblStylePr>
     <w:tblStylePr w:type="firstCol">
       <w:rPr>
+        <w:rFonts w:eastAsia="黑体"/>
         <w:color w:themeColor="background1" w:val="FFFFFF"/>
       </w:rPr>
       <w:tblPr/>
@@ -14691,6 +15345,7 @@
     </w:tblStylePr>
     <w:tblStylePr w:type="lastCol">
       <w:rPr>
+        <w:rFonts w:eastAsia="黑体"/>
         <w:color w:themeColor="background1" w:val="FFFFFF"/>
       </w:rPr>
       <w:tblPr/>
@@ -14720,6 +15375,7 @@
       <w:spacing w:after="0" w:line="240" w:lineRule="auto"/>
     </w:pPr>
     <w:rPr>
+      <w:rFonts w:eastAsia="黑体"/>
       <w:color w:themeColor="text1" w:val="000000"/>
     </w:rPr>
     <w:tblPr>
@@ -14741,6 +15397,7 @@
     </w:tcPr>
     <w:tblStylePr w:type="firstRow">
       <w:rPr>
+        <w:rFonts w:eastAsia="黑体"/>
         <w:b/>
         <w:bCs/>
       </w:rPr>
@@ -14751,6 +15408,7 @@
     </w:tblStylePr>
     <w:tblStylePr w:type="lastRow">
       <w:rPr>
+        <w:rFonts w:eastAsia="黑体"/>
         <w:b/>
         <w:bCs/>
         <w:color w:themeColor="text1" w:val="000000"/>
@@ -14762,6 +15420,7 @@
     </w:tblStylePr>
     <w:tblStylePr w:type="firstCol">
       <w:rPr>
+        <w:rFonts w:eastAsia="黑体"/>
         <w:color w:themeColor="background1" w:val="FFFFFF"/>
       </w:rPr>
       <w:tblPr/>
@@ -14771,6 +15430,7 @@
     </w:tblStylePr>
     <w:tblStylePr w:type="lastCol">
       <w:rPr>
+        <w:rFonts w:eastAsia="黑体"/>
         <w:color w:themeColor="background1" w:val="FFFFFF"/>
       </w:rPr>
       <w:tblPr/>
@@ -14800,6 +15460,7 @@
       <w:spacing w:after="0" w:line="240" w:lineRule="auto"/>
     </w:pPr>
     <w:rPr>
+      <w:rFonts w:eastAsia="黑体"/>
       <w:color w:themeColor="text1" w:val="000000"/>
     </w:rPr>
     <w:tblPr>
@@ -14821,6 +15482,7 @@
     </w:tcPr>
     <w:tblStylePr w:type="firstRow">
       <w:rPr>
+        <w:rFonts w:eastAsia="黑体"/>
         <w:b/>
         <w:bCs/>
       </w:rPr>
@@ -14831,6 +15493,7 @@
     </w:tblStylePr>
     <w:tblStylePr w:type="lastRow">
       <w:rPr>
+        <w:rFonts w:eastAsia="黑体"/>
         <w:b/>
         <w:bCs/>
         <w:color w:themeColor="text1" w:val="000000"/>
@@ -14842,6 +15505,7 @@
     </w:tblStylePr>
     <w:tblStylePr w:type="firstCol">
       <w:rPr>
+        <w:rFonts w:eastAsia="黑体"/>
         <w:color w:themeColor="background1" w:val="FFFFFF"/>
       </w:rPr>
       <w:tblPr/>
@@ -14851,6 +15515,7 @@
     </w:tblStylePr>
     <w:tblStylePr w:type="lastCol">
       <w:rPr>
+        <w:rFonts w:eastAsia="黑体"/>
         <w:color w:themeColor="background1" w:val="FFFFFF"/>
       </w:rPr>
       <w:tblPr/>
@@ -14880,6 +15545,7 @@
       <w:spacing w:after="0" w:line="240" w:lineRule="auto"/>
     </w:pPr>
     <w:rPr>
+      <w:rFonts w:eastAsia="黑体"/>
       <w:color w:themeColor="text1" w:val="000000"/>
     </w:rPr>
     <w:tblPr>
@@ -14901,6 +15567,7 @@
     </w:tcPr>
     <w:tblStylePr w:type="firstRow">
       <w:rPr>
+        <w:rFonts w:eastAsia="黑体"/>
         <w:b/>
         <w:bCs/>
       </w:rPr>
@@ -14911,6 +15578,7 @@
     </w:tblStylePr>
     <w:tblStylePr w:type="lastRow">
       <w:rPr>
+        <w:rFonts w:eastAsia="黑体"/>
         <w:b/>
         <w:bCs/>
         <w:color w:themeColor="text1" w:val="000000"/>
@@ -14922,6 +15590,7 @@
     </w:tblStylePr>
     <w:tblStylePr w:type="firstCol">
       <w:rPr>
+        <w:rFonts w:eastAsia="黑体"/>
         <w:color w:themeColor="background1" w:val="FFFFFF"/>
       </w:rPr>
       <w:tblPr/>
@@ -14931,6 +15600,7 @@
     </w:tblStylePr>
     <w:tblStylePr w:type="lastCol">
       <w:rPr>
+        <w:rFonts w:eastAsia="黑体"/>
         <w:color w:themeColor="background1" w:val="FFFFFF"/>
       </w:rPr>
       <w:tblPr/>
@@ -14960,6 +15630,7 @@
       <w:spacing w:after="0" w:line="240" w:lineRule="auto"/>
     </w:pPr>
     <w:rPr>
+      <w:rFonts w:eastAsia="黑体"/>
       <w:color w:themeColor="text1" w:val="000000"/>
     </w:rPr>
     <w:tblPr>
@@ -14981,6 +15652,7 @@
     </w:tcPr>
     <w:tblStylePr w:type="firstRow">
       <w:rPr>
+        <w:rFonts w:eastAsia="黑体"/>
         <w:b/>
         <w:bCs/>
       </w:rPr>
@@ -14991,6 +15663,7 @@
     </w:tblStylePr>
     <w:tblStylePr w:type="lastRow">
       <w:rPr>
+        <w:rFonts w:eastAsia="黑体"/>
         <w:b/>
         <w:bCs/>
         <w:color w:themeColor="text1" w:val="000000"/>
@@ -15002,6 +15675,7 @@
     </w:tblStylePr>
     <w:tblStylePr w:type="firstCol">
       <w:rPr>
+        <w:rFonts w:eastAsia="黑体"/>
         <w:color w:themeColor="background1" w:val="FFFFFF"/>
       </w:rPr>
       <w:tblPr/>
@@ -15011,6 +15685,7 @@
     </w:tblStylePr>
     <w:tblStylePr w:type="lastCol">
       <w:rPr>
+        <w:rFonts w:eastAsia="黑体"/>
         <w:color w:themeColor="background1" w:val="FFFFFF"/>
       </w:rPr>
       <w:tblPr/>
@@ -15040,6 +15715,7 @@
       <w:spacing w:after="0" w:line="240" w:lineRule="auto"/>
     </w:pPr>
     <w:rPr>
+      <w:rFonts w:eastAsia="黑体"/>
       <w:color w:themeColor="text1" w:val="000000"/>
     </w:rPr>
     <w:tblPr>
@@ -15061,6 +15737,7 @@
     </w:tcPr>
     <w:tblStylePr w:type="firstRow">
       <w:rPr>
+        <w:rFonts w:eastAsia="黑体"/>
         <w:b/>
         <w:bCs/>
       </w:rPr>
@@ -15071,6 +15748,7 @@
     </w:tblStylePr>
     <w:tblStylePr w:type="lastRow">
       <w:rPr>
+        <w:rFonts w:eastAsia="黑体"/>
         <w:b/>
         <w:bCs/>
         <w:color w:themeColor="text1" w:val="000000"/>
@@ -15082,6 +15760,7 @@
     </w:tblStylePr>
     <w:tblStylePr w:type="firstCol">
       <w:rPr>
+        <w:rFonts w:eastAsia="黑体"/>
         <w:color w:themeColor="background1" w:val="FFFFFF"/>
       </w:rPr>
       <w:tblPr/>
@@ -15091,6 +15770,7 @@
     </w:tblStylePr>
     <w:tblStylePr w:type="lastCol">
       <w:rPr>
+        <w:rFonts w:eastAsia="黑体"/>
         <w:color w:themeColor="background1" w:val="FFFFFF"/>
       </w:rPr>
       <w:tblPr/>
@@ -15123,6 +15803,7 @@
     <w:name w:val="KeywordTok"/>
     <w:basedOn w:val="VerbatimChar"/>
     <w:rPr>
+      <w:rFonts w:eastAsia="黑体"/>
       <w:b/>
       <w:color w:val="007020"/>
     </w:rPr>
@@ -15131,6 +15812,7 @@
     <w:name w:val="DataTypeTok"/>
     <w:basedOn w:val="VerbatimChar"/>
     <w:rPr>
+      <w:rFonts w:eastAsia="黑体"/>
       <w:color w:val="902000"/>
     </w:rPr>
   </w:style>
@@ -15138,6 +15820,7 @@
     <w:name w:val="DecValTok"/>
     <w:basedOn w:val="VerbatimChar"/>
     <w:rPr>
+      <w:rFonts w:eastAsia="黑体"/>
       <w:color w:val="40a070"/>
     </w:rPr>
   </w:style>
@@ -15145,6 +15828,7 @@
     <w:name w:val="BaseNTok"/>
     <w:basedOn w:val="VerbatimChar"/>
     <w:rPr>
+      <w:rFonts w:eastAsia="黑体"/>
       <w:color w:val="40a070"/>
     </w:rPr>
   </w:style>
@@ -15152,6 +15836,7 @@
     <w:name w:val="FloatTok"/>
     <w:basedOn w:val="VerbatimChar"/>
     <w:rPr>
+      <w:rFonts w:eastAsia="黑体"/>
       <w:color w:val="40a070"/>
     </w:rPr>
   </w:style>
@@ -15159,6 +15844,7 @@
     <w:name w:val="ConstantTok"/>
     <w:basedOn w:val="VerbatimChar"/>
     <w:rPr>
+      <w:rFonts w:eastAsia="黑体"/>
       <w:color w:val="880000"/>
     </w:rPr>
   </w:style>
@@ -15166,6 +15852,7 @@
     <w:name w:val="CharTok"/>
     <w:basedOn w:val="VerbatimChar"/>
     <w:rPr>
+      <w:rFonts w:eastAsia="黑体"/>
       <w:color w:val="4070a0"/>
     </w:rPr>
   </w:style>
@@ -15173,6 +15860,7 @@
     <w:name w:val="SpecialCharTok"/>
     <w:basedOn w:val="VerbatimChar"/>
     <w:rPr>
+      <w:rFonts w:eastAsia="黑体"/>
       <w:color w:val="4070a0"/>
     </w:rPr>
   </w:style>
@@ -15180,6 +15868,7 @@
     <w:name w:val="StringTok"/>
     <w:basedOn w:val="VerbatimChar"/>
     <w:rPr>
+      <w:rFonts w:eastAsia="黑体"/>
       <w:color w:val="4070a0"/>
     </w:rPr>
   </w:style>
@@ -15187,6 +15876,7 @@
     <w:name w:val="VerbatimStringTok"/>
     <w:basedOn w:val="VerbatimChar"/>
     <w:rPr>
+      <w:rFonts w:eastAsia="黑体"/>
       <w:color w:val="4070a0"/>
     </w:rPr>
   </w:style>
@@ -15194,6 +15884,7 @@
     <w:name w:val="SpecialStringTok"/>
     <w:basedOn w:val="VerbatimChar"/>
     <w:rPr>
+      <w:rFonts w:eastAsia="黑体"/>
       <w:color w:val="bb6688"/>
     </w:rPr>
   </w:style>
@@ -15201,6 +15892,7 @@
     <w:name w:val="ImportTok"/>
     <w:basedOn w:val="VerbatimChar"/>
     <w:rPr>
+      <w:rFonts w:eastAsia="黑体"/>
       <w:b/>
       <w:color w:val="008000"/>
     </w:rPr>
@@ -15209,6 +15901,7 @@
     <w:name w:val="CommentTok"/>
     <w:basedOn w:val="VerbatimChar"/>
     <w:rPr>
+      <w:rFonts w:eastAsia="黑体"/>
       <w:i/>
       <w:color w:val="60a0b0"/>
     </w:rPr>
@@ -15217,6 +15910,7 @@
     <w:name w:val="DocumentationTok"/>
     <w:basedOn w:val="VerbatimChar"/>
     <w:rPr>
+      <w:rFonts w:eastAsia="黑体"/>
       <w:i/>
       <w:color w:val="ba2121"/>
     </w:rPr>
@@ -15225,6 +15919,7 @@
     <w:name w:val="AnnotationTok"/>
     <w:basedOn w:val="VerbatimChar"/>
     <w:rPr>
+      <w:rFonts w:eastAsia="黑体"/>
       <w:b/>
       <w:i/>
       <w:color w:val="60a0b0"/>
@@ -15234,6 +15929,7 @@
     <w:name w:val="CommentVarTok"/>
     <w:basedOn w:val="VerbatimChar"/>
     <w:rPr>
+      <w:rFonts w:eastAsia="黑体"/>
       <w:b/>
       <w:i/>
       <w:color w:val="60a0b0"/>
@@ -15243,6 +15939,7 @@
     <w:name w:val="OtherTok"/>
     <w:basedOn w:val="VerbatimChar"/>
     <w:rPr>
+      <w:rFonts w:eastAsia="黑体"/>
       <w:color w:val="007020"/>
     </w:rPr>
   </w:style>
@@ -15250,6 +15947,7 @@
     <w:name w:val="FunctionTok"/>
     <w:basedOn w:val="VerbatimChar"/>
     <w:rPr>
+      <w:rFonts w:eastAsia="黑体"/>
       <w:color w:val="06287e"/>
     </w:rPr>
   </w:style>
@@ -15257,6 +15955,7 @@
     <w:name w:val="VariableTok"/>
     <w:basedOn w:val="VerbatimChar"/>
     <w:rPr>
+      <w:rFonts w:eastAsia="黑体"/>
       <w:color w:val="19177c"/>
     </w:rPr>
   </w:style>
@@ -15264,6 +15963,7 @@
     <w:name w:val="ControlFlowTok"/>
     <w:basedOn w:val="VerbatimChar"/>
     <w:rPr>
+      <w:rFonts w:eastAsia="黑体"/>
       <w:b/>
       <w:color w:val="007020"/>
     </w:rPr>
@@ -15272,6 +15972,7 @@
     <w:name w:val="OperatorTok"/>
     <w:basedOn w:val="VerbatimChar"/>
     <w:rPr>
+      <w:rFonts w:eastAsia="黑体"/>
       <w:color w:val="666666"/>
     </w:rPr>
   </w:style>
@@ -15279,18 +15980,22 @@
     <w:name w:val="BuiltInTok"/>
     <w:basedOn w:val="VerbatimChar"/>
     <w:rPr>
+      <w:rFonts w:eastAsia="黑体"/>
       <w:color w:val="008000"/>
     </w:rPr>
   </w:style>
   <w:style w:type="character" w:customStyle="1" w:styleId="ExtensionTok">
     <w:name w:val="ExtensionTok"/>
     <w:basedOn w:val="VerbatimChar"/>
-    <w:rPr/>
+    <w:rPr>
+      <w:rFonts w:eastAsia="黑体"/>
+    </w:rPr>
   </w:style>
   <w:style w:type="character" w:customStyle="1" w:styleId="PreprocessorTok">
     <w:name w:val="PreprocessorTok"/>
     <w:basedOn w:val="VerbatimChar"/>
     <w:rPr>
+      <w:rFonts w:eastAsia="黑体"/>
       <w:color w:val="bc7a00"/>
     </w:rPr>
   </w:style>
@@ -15298,18 +16003,22 @@
     <w:name w:val="AttributeTok"/>
     <w:basedOn w:val="VerbatimChar"/>
     <w:rPr>
+      <w:rFonts w:eastAsia="黑体"/>
       <w:color w:val="7d9029"/>
     </w:rPr>
   </w:style>
   <w:style w:type="character" w:customStyle="1" w:styleId="RegionMarkerTok">
     <w:name w:val="RegionMarkerTok"/>
     <w:basedOn w:val="VerbatimChar"/>
-    <w:rPr/>
+    <w:rPr>
+      <w:rFonts w:eastAsia="黑体"/>
+    </w:rPr>
   </w:style>
   <w:style w:type="character" w:customStyle="1" w:styleId="InformationTok">
     <w:name w:val="InformationTok"/>
     <w:basedOn w:val="VerbatimChar"/>
     <w:rPr>
+      <w:rFonts w:eastAsia="黑体"/>
       <w:b/>
       <w:i/>
       <w:color w:val="60a0b0"/>
@@ -15319,6 +16028,7 @@
     <w:name w:val="WarningTok"/>
     <w:basedOn w:val="VerbatimChar"/>
     <w:rPr>
+      <w:rFonts w:eastAsia="黑体"/>
       <w:b/>
       <w:i/>
       <w:color w:val="60a0b0"/>
@@ -15328,6 +16038,7 @@
     <w:name w:val="AlertTok"/>
     <w:basedOn w:val="VerbatimChar"/>
     <w:rPr>
+      <w:rFonts w:eastAsia="黑体"/>
       <w:b/>
       <w:color w:val="ff0000"/>
     </w:rPr>
@@ -15336,6 +16047,7 @@
     <w:name w:val="ErrorTok"/>
     <w:basedOn w:val="VerbatimChar"/>
     <w:rPr>
+      <w:rFonts w:eastAsia="黑体"/>
       <w:b/>
       <w:color w:val="ff0000"/>
     </w:rPr>
@@ -15343,7 +16055,9 @@
   <w:style w:type="character" w:customStyle="1" w:styleId="NormalTok">
     <w:name w:val="NormalTok"/>
     <w:basedOn w:val="VerbatimChar"/>
-    <w:rPr/>
+    <w:rPr>
+      <w:rFonts w:eastAsia="黑体"/>
+    </w:rPr>
   </w:style>
 </w:styles>
 </file>
@@ -15392,12 +16106,12 @@
     <a:fontScheme name="Office">
       <a:majorFont>
         <a:latin typeface="Calibri"/>
-        <a:ea typeface=""/>
+        <a:ea typeface="黑体"/>
         <a:cs typeface=""/>
         <a:font script="Jpan" typeface="ＭＳ ゴシック"/>
         <a:font script="Hang" typeface="맑은 고딕"/>
-        <a:font script="Hans" typeface="宋体"/>
-        <a:font script="Hant" typeface="新細明體"/>
+        <a:font script="Hans" typeface="黑体"/>
+        <a:font script="Hant" typeface="黑体"/>
         <a:font script="Arab" typeface="Times New Roman"/>
         <a:font script="Hebr" typeface="Times New Roman"/>
         <a:font script="Thai" typeface="Angsana New"/>
@@ -15427,12 +16141,12 @@
       </a:majorFont>
       <a:minorFont>
         <a:latin typeface="Cambria"/>
-        <a:ea typeface=""/>
+        <a:ea typeface="黑体"/>
         <a:cs typeface=""/>
         <a:font script="Jpan" typeface="ＭＳ 明朝"/>
         <a:font script="Hang" typeface="맑은 고딕"/>
-        <a:font script="Hans" typeface="宋体"/>
-        <a:font script="Hant" typeface="新細明體"/>
+        <a:font script="Hans" typeface="黑体"/>
+        <a:font script="Hant" typeface="黑体"/>
         <a:font script="Arab" typeface="Arial"/>
         <a:font script="Hebr" typeface="Arial"/>
         <a:font script="Thai" typeface="Cordia New"/>

--- a/04-滤波电路/05-其他滤波器/开关电容滤波器/开关电容滤波器.docx
+++ b/04-滤波电路/05-其他滤波器/开关电容滤波器/开关电容滤波器.docx
@@ -3035,7 +3035,7 @@
           <w:color w:val="555555"/>
           <w:sz w:val="21"/>
         </w:rPr>
-        <w:t>材料收集者：杜文杰，WX手机：19519196569，QQ:3478827729</w:t>
+        <w:t>材料收集者：杜文杰，微信/手机：19519196569，QQ:3478827729</w:t>
       </w:r>
     </w:p>
     <w:sectPr>
